--- a/rfp-hybrid-solar-td/TD-OUTPUT/3. Prilog I TD - Specifikacija zahtjeva.docx
+++ b/rfp-hybrid-solar-td/TD-OUTPUT/3. Prilog I TD - Specifikacija zahtjeva.docx
@@ -44,48 +44,6 @@
         <w:pStyle w:val="BodyText"/>
       </w:pPr>
       <w:r>
-        <w:rPr>
-          <w:b/>
-          <w:bCs/>
-        </w:rPr>
-        <w:t xml:space="preserve">Verzija:</w:t>
-      </w:r>
-      <w:r>
-        <w:t xml:space="preserve"> </w:t>
-      </w:r>
-      <w:r>
-        <w:t xml:space="preserve">Rev 1 zajedničke TD, 11.09.2026. (za lokaciju Sjednica nastavak Rev 9)</w:t>
-      </w:r>
-    </w:p>
-    <w:p>
-      <w:pPr>
-        <w:pStyle w:val="BodyText"/>
-      </w:pPr>
-      <w:r>
-        <w:t xml:space="preserve">Ovaj Prilog utvrđuje tehničke zahtjeve i dokaze koje Ponuđač dostavlja</w:t>
-      </w:r>
-      <w:r>
-        <w:t xml:space="preserve"> </w:t>
-      </w:r>
-      <w:r>
-        <w:rPr>
-          <w:b/>
-          <w:bCs/>
-        </w:rPr>
-        <w:t xml:space="preserve">UZ PONUDU</w:t>
-      </w:r>
-      <w:r>
-        <w:t xml:space="preserve"> </w:t>
-      </w:r>
-      <w:r>
-        <w:t xml:space="preserve">kao uslov kvalifikacije — ponuda koja ih ne sadrži smatra se neprihvatljivom.</w:t>
-      </w:r>
-    </w:p>
-    <w:p>
-      <w:pPr>
-        <w:pStyle w:val="BodyText"/>
-      </w:pPr>
-      <w:r>
         <w:t xml:space="preserve">Na obje lokacije se ugrađuje</w:t>
       </w:r>
       <w:r>
@@ -112,64 +70,6 @@
       </w:r>
       <w:r>
         <w:t xml:space="preserve">se razlikuju po lokaciji dati su u zasebnim tačkama ili kolonama, sa oznakom lokacije.</w:t>
-      </w:r>
-    </w:p>
-    <w:p>
-      <w:pPr>
-        <w:pStyle w:val="BodyText"/>
-      </w:pPr>
-      <w:r>
-        <w:t xml:space="preserve">U slučaju neslaganja između dokumenata TD mjerodavni su redom: (1) Tenderska</w:t>
-      </w:r>
-      <w:r>
-        <w:t xml:space="preserve"> </w:t>
-      </w:r>
-      <w:r>
-        <w:t xml:space="preserve">dokumentacija (TD), (2) Prilog I, (3) Prilog II (Obrazac za cijenu ponude, zaseban za</w:t>
-      </w:r>
-      <w:r>
-        <w:t xml:space="preserve"> </w:t>
-      </w:r>
-      <w:r>
-        <w:t xml:space="preserve">svaki LOT), (4) Prilog III (grafički prilozi).</w:t>
-      </w:r>
-    </w:p>
-    <w:p>
-      <w:pPr>
-        <w:pStyle w:val="BodyText"/>
-      </w:pPr>
-      <w:r>
-        <w:t xml:space="preserve">Prilog III sadrži i preuzete stranice ovjerenih projekata lokacija, koje služe samo kao</w:t>
-      </w:r>
-      <w:r>
-        <w:t xml:space="preserve"> </w:t>
-      </w:r>
-      <w:r>
-        <w:t xml:space="preserve">podloga;</w:t>
-      </w:r>
-      <w:r>
-        <w:t xml:space="preserve"> </w:t>
-      </w:r>
-      <w:r>
-        <w:rPr>
-          <w:b/>
-          <w:bCs/>
-        </w:rPr>
-        <w:t xml:space="preserve">mjerodavan raspored opreme i otvora u kontejneru je onaj sa crteža M-01</w:t>
-      </w:r>
-      <w:r>
-        <w:rPr>
-          <w:b/>
-          <w:bCs/>
-        </w:rPr>
-        <w:t xml:space="preserve"> </w:t>
-      </w:r>
-      <w:r>
-        <w:rPr>
-          <w:b/>
-          <w:bCs/>
-        </w:rPr>
-        <w:t xml:space="preserve">(Sjednica) i H-04 (Hamzići).</w:t>
       </w:r>
     </w:p>
     <w:p>
@@ -550,18 +450,7 @@
               <w:pStyle w:val="Compact"/>
             </w:pPr>
             <w:r>
-              <w:t xml:space="preserve">3,00 × 2,30 m vanjski, zidni paneli 60 mm, bez opreme; ulazna vrata 900 × 2000 mm na JUGOISTOČNOM (JI) zidu</w:t>
-            </w:r>
-          </w:p>
-        </w:tc>
-        <w:tc>
-          <w:tcPr/>
-          <w:p>
-            <w:pPr>
-              <w:pStyle w:val="Compact"/>
-            </w:pPr>
-            <w:r>
-              <w:t xml:space="preserve">K2 3,00 × 2,30 m vanjski, zidni paneli 60 mm,</w:t>
+              <w:t xml:space="preserve">3,00 × 2,30 m vanjski, zidni paneli 60 mm,</w:t>
             </w:r>
             <w:r>
               <w:t xml:space="preserve"> </w:t>
@@ -574,968 +463,183 @@
               <w:t xml:space="preserve">prazan, bez GRO i instalacija</w:t>
             </w:r>
             <w:r>
-              <w:t xml:space="preserve">; ulazna vrata 1,00 × 2,15 m na SJEVEROZAPADNOM (SZ) zidu; na JUGOISTOČNOM (JI) zidu, u sredini, klima-uređaj Stulz WDE80 koji se demontira (Tačka 4.8)</w:t>
-            </w:r>
-          </w:p>
-        </w:tc>
-      </w:tr>
-      <w:tr>
-        <w:tc>
-          <w:tcPr/>
-          <w:p>
-            <w:pPr>
-              <w:pStyle w:val="Compact"/>
-            </w:pPr>
-            <w:r>
-              <w:t xml:space="preserve">Nosivost poda kontejnera</w:t>
-            </w:r>
-          </w:p>
-        </w:tc>
-        <w:tc>
-          <w:tcPr/>
-          <w:p>
-            <w:pPr>
-              <w:pStyle w:val="Compact"/>
-            </w:pPr>
-            <w:r>
-              <w:t xml:space="preserve">10,00 kN/m² ukupno (g+p), ravnomjerno raspodijeljeno — ovjereni projekat lokacije, „04 AG dio”, tačka 4.4.2.3</w:t>
-            </w:r>
-          </w:p>
-        </w:tc>
-        <w:tc>
-          <w:tcPr/>
-          <w:p>
-            <w:pPr>
-              <w:pStyle w:val="Compact"/>
-            </w:pPr>
-            <w:r>
-              <w:t xml:space="preserve">10,00 kN/m² ukupno (g+p) — ovjereni projekat lokacije, AG dio, tačka 4.4.2</w:t>
-            </w:r>
-          </w:p>
-        </w:tc>
-      </w:tr>
-      <w:tr>
-        <w:tc>
-          <w:tcPr/>
-          <w:p>
-            <w:pPr>
-              <w:pStyle w:val="Compact"/>
-            </w:pPr>
-            <w:r>
-              <w:t xml:space="preserve">Sistem napajanja</w:t>
-            </w:r>
-          </w:p>
-        </w:tc>
-        <w:tc>
-          <w:tcPr/>
-          <w:p>
-            <w:pPr>
-              <w:pStyle w:val="Compact"/>
-            </w:pPr>
-            <w:r>
-              <w:t xml:space="preserve">Huawei ICC360-HA1-C1 (PowerCube 1000) i MTS9302A, vanjski ormari smješteni uz SJEVEROISTOČNI (SI) zid kontejnera, u sjeni</w:t>
-            </w:r>
-          </w:p>
-        </w:tc>
-        <w:tc>
-          <w:tcPr/>
-          <w:p>
-            <w:pPr>
-              <w:pStyle w:val="Compact"/>
-            </w:pPr>
-            <w:r>
-              <w:t xml:space="preserve">Huawei ICC360-HA1-C1 (PowerCube 1000) i MTS — zasebna nabavka Naručioca, kao na Sjednici; vanjski ormari na ploči sa JZ strane, iza FN polja</w:t>
-            </w:r>
-          </w:p>
-        </w:tc>
-      </w:tr>
-      <w:tr>
-        <w:tc>
-          <w:tcPr/>
-          <w:p>
-            <w:pPr>
-              <w:pStyle w:val="Compact"/>
-            </w:pPr>
-            <w:r>
-              <w:t xml:space="preserve">Uzemljenje</w:t>
-            </w:r>
-          </w:p>
-        </w:tc>
-        <w:tc>
-          <w:tcPr/>
-          <w:p>
-            <w:pPr>
-              <w:pStyle w:val="Compact"/>
-            </w:pPr>
-            <w:r>
-              <w:t xml:space="preserve">postojeći prstenasti uzemljivač Fe/Zn 25 × 4 mm</w:t>
-            </w:r>
-          </w:p>
-        </w:tc>
-        <w:tc>
-          <w:tcPr/>
-          <w:p>
-            <w:pPr>
-              <w:pStyle w:val="Compact"/>
-            </w:pPr>
-            <w:r>
-              <w:t xml:space="preserve">postojeći uzemljivač Fe/Zn 25 × 4 mm: prsten u temeljima stopa stuba i prsten na dubini 0,8 m</w:t>
-            </w:r>
-          </w:p>
-        </w:tc>
-      </w:tr>
-      <w:tr>
-        <w:tc>
-          <w:tcPr/>
-          <w:p>
-            <w:pPr>
-              <w:pStyle w:val="Compact"/>
-            </w:pPr>
-            <w:r>
-              <w:t xml:space="preserve">Orijentacija</w:t>
-            </w:r>
-          </w:p>
-        </w:tc>
-        <w:tc>
-          <w:tcPr/>
-          <w:p>
-            <w:pPr>
-              <w:pStyle w:val="Compact"/>
-            </w:pPr>
-            <w:r>
-              <w:t xml:space="preserve">kompleks je zakrenut 45° (Google Maps, Naručilac 11.09.2026): vrata JI, hladnjak agregata SZ, FN polje JZ, vanjski ormari SI; crteži su pravougaoni na kompleks, strelica pokazuje pravi sjever (S-01)</w:t>
-            </w:r>
-          </w:p>
-        </w:tc>
-        <w:tc>
-          <w:tcPr/>
-          <w:p>
-            <w:pPr>
-              <w:pStyle w:val="Compact"/>
-            </w:pPr>
-            <w:r>
-              <w:t xml:space="preserve">kompleks je zakrenut 45° (Google Maps, Naručilac 11.09.2026): vrata i kapija SZ, klima-uređaj Stulz i hladnjak agregata JI, FN polje JZ; ovjereni crtež iz 2017. je zakrenut ≈180°; orijentacija se potvrđuje obilaskom (H-01)</w:t>
-            </w:r>
-          </w:p>
-        </w:tc>
-      </w:tr>
-    </w:tbl>
-    <w:bookmarkStart w:id="9" w:name="klimatski-i-geotehnički-uslovi"/>
-    <w:p>
-      <w:pPr>
-        <w:pStyle w:val="Heading3"/>
-      </w:pPr>
-      <w:r>
-        <w:t xml:space="preserve">1.1 Klimatski i geotehnički uslovi</w:t>
-      </w:r>
-    </w:p>
-    <w:tbl>
-      <w:tblPr>
-        <w:tblStyle w:val="Table"/>
-        <w:tblW w:type="dxa" w:w="9638"/>
-        <w:tblLook w:firstRow="1" w:lastRow="0" w:firstColumn="0" w:lastColumn="0" w:noHBand="0" w:noVBand="0" w:val="0020"/>
-      </w:tblPr>
-      <w:tblGrid>
-        <w:gridCol w:w="2409"/>
-        <w:gridCol w:w="2409"/>
-        <w:gridCol w:w="2409"/>
-        <w:gridCol w:w="2411"/>
-      </w:tblGrid>
-      <w:tr>
-        <w:trPr>
-          <w:tblHeader w:val="on"/>
-        </w:trPr>
-        <w:tc>
-          <w:tcPr/>
-          <w:p>
-            <w:pPr>
-              <w:pStyle w:val="Compact"/>
-            </w:pPr>
-            <w:r>
-              <w:t xml:space="preserve">Uticaj</w:t>
-            </w:r>
-          </w:p>
-        </w:tc>
-        <w:tc>
-          <w:tcPr/>
-          <w:p>
-            <w:pPr>
-              <w:pStyle w:val="Compact"/>
-            </w:pPr>
-            <w:r>
-              <w:t xml:space="preserve">BS Sjednica</w:t>
-            </w:r>
-          </w:p>
-        </w:tc>
-        <w:tc>
-          <w:tcPr/>
-          <w:p>
-            <w:pPr>
-              <w:pStyle w:val="Compact"/>
-            </w:pPr>
-            <w:r>
-              <w:t xml:space="preserve">BS Hamzići</w:t>
-            </w:r>
-          </w:p>
-        </w:tc>
-        <w:tc>
-          <w:tcPr/>
-          <w:p>
-            <w:pPr>
-              <w:pStyle w:val="Compact"/>
-            </w:pPr>
-            <w:r>
-              <w:t xml:space="preserve">Napomena</w:t>
-            </w:r>
-          </w:p>
-        </w:tc>
-      </w:tr>
-      <w:tr>
-        <w:tc>
-          <w:tcPr/>
-          <w:p>
-            <w:pPr>
-              <w:pStyle w:val="Compact"/>
-            </w:pPr>
+              <w:t xml:space="preserve">; ulazna vrata 900 × 2000 mm na JUGOISTOČNOM (JI) zidu</w:t>
+            </w:r>
+          </w:p>
+        </w:tc>
+        <w:tc>
+          <w:tcPr/>
+          <w:p>
+            <w:pPr>
+              <w:pStyle w:val="Compact"/>
+            </w:pPr>
+            <w:r>
+              <w:t xml:space="preserve">K2 3,00 × 2,30 m vanjski, zidni paneli 60 mm,</w:t>
+            </w:r>
+            <w:r>
+              <w:t xml:space="preserve"> </w:t>
+            </w:r>
             <w:r>
               <w:rPr>
                 <w:b/>
                 <w:bCs/>
               </w:rPr>
-              <w:t xml:space="preserve">Vjetar</w:t>
-            </w:r>
-          </w:p>
-        </w:tc>
-        <w:tc>
-          <w:tcPr/>
-          <w:p>
-            <w:pPr>
-              <w:pStyle w:val="Compact"/>
-            </w:pPr>
-            <w:r>
-              <w:rPr>
-                <w:b/>
-                <w:bCs/>
-              </w:rPr>
-              <w:t xml:space="preserve">qp ≥ 1,20 kN/m²</w:t>
-            </w:r>
-            <w:r>
-              <w:t xml:space="preserve"> </w:t>
-            </w:r>
-            <w:r>
-              <w:t xml:space="preserve">(udar 3 s ≈ 45 m/s)</w:t>
-            </w:r>
-          </w:p>
-        </w:tc>
-        <w:tc>
-          <w:tcPr/>
-          <w:p>
-            <w:pPr>
-              <w:pStyle w:val="Compact"/>
-            </w:pPr>
-            <w:r>
-              <w:rPr>
-                <w:b/>
-                <w:bCs/>
-              </w:rPr>
-              <w:t xml:space="preserve">qp ≥ 1,20 kN/m²</w:t>
-            </w:r>
-            <w:r>
-              <w:t xml:space="preserve"> </w:t>
-            </w:r>
-            <w:r>
-              <w:t xml:space="preserve">(izvedeno iz ovjerenog projekta 0,69–0,96 kN/m²)</w:t>
-            </w:r>
-          </w:p>
-        </w:tc>
-        <w:tc>
-          <w:tcPr/>
-          <w:p>
-            <w:pPr>
-              <w:pStyle w:val="Compact"/>
-            </w:pPr>
-            <w:r>
-              <w:t xml:space="preserve">BAS EN 1991-1-4 + BiH NA —</w:t>
-            </w:r>
-            <w:r>
-              <w:t xml:space="preserve"> </w:t>
-            </w:r>
-            <w:r>
-              <w:rPr>
-                <w:b/>
-                <w:bCs/>
-              </w:rPr>
-              <w:t xml:space="preserve">mjerodavno dejstvo</w:t>
-            </w:r>
-            <w:r>
-              <w:t xml:space="preserve">; jedna konstrukcija za obje lokacije</w:t>
-            </w:r>
-          </w:p>
-        </w:tc>
-      </w:tr>
-      <w:tr>
-        <w:tc>
-          <w:tcPr/>
-          <w:p>
-            <w:pPr>
-              <w:pStyle w:val="Compact"/>
-            </w:pPr>
-            <w:r>
-              <w:t xml:space="preserve">Snijeg</w:t>
-            </w:r>
-          </w:p>
-        </w:tc>
-        <w:tc>
-          <w:tcPr/>
-          <w:p>
-            <w:pPr>
-              <w:pStyle w:val="Compact"/>
-            </w:pPr>
-            <w:r>
-              <w:t xml:space="preserve">μ₁ = 0,4 pri 45°; ≈0,5 m opažene visine → ≈0,6 kN/m²</w:t>
-            </w:r>
-          </w:p>
-        </w:tc>
-        <w:tc>
-          <w:tcPr/>
-          <w:p>
-            <w:pPr>
-              <w:pStyle w:val="Compact"/>
-            </w:pPr>
-            <w:r>
-              <w:t xml:space="preserve">sk = 2,10 kN/m² (projekat) → ≈0,84 kN/m² na ravni panela</w:t>
-            </w:r>
-          </w:p>
-        </w:tc>
-        <w:tc>
-          <w:tcPr/>
-          <w:p>
-            <w:pPr>
-              <w:pStyle w:val="Compact"/>
-            </w:pPr>
-            <w:r>
-              <w:t xml:space="preserve">prema BAS EN 1991-1-3 + BiH NA; provjera obavezna, nije mjerodavna</w:t>
-            </w:r>
-          </w:p>
-        </w:tc>
-      </w:tr>
-      <w:tr>
-        <w:tc>
-          <w:tcPr/>
-          <w:p>
-            <w:pPr>
-              <w:pStyle w:val="Compact"/>
-            </w:pPr>
-            <w:r>
-              <w:rPr>
-                <w:b/>
-                <w:bCs/>
-              </w:rPr>
-              <w:t xml:space="preserve">Led</w:t>
-            </w:r>
-          </w:p>
-        </w:tc>
-        <w:tc>
-          <w:tcPr/>
-          <w:p>
-            <w:pPr>
-              <w:pStyle w:val="Compact"/>
-            </w:pPr>
-            <w:r>
-              <w:t xml:space="preserve">radijalni 20 mm, gustina 300 kg/m³</w:t>
-            </w:r>
-          </w:p>
-        </w:tc>
-        <w:tc>
-          <w:tcPr/>
-          <w:p>
-            <w:pPr>
-              <w:pStyle w:val="Compact"/>
-            </w:pPr>
-            <w:r>
-              <w:t xml:space="preserve">radijalni 20 mm, gustina 500 kg/m³ (projekat stuba)</w:t>
-            </w:r>
-          </w:p>
-        </w:tc>
-        <w:tc>
-          <w:tcPr/>
-          <w:p>
-            <w:pPr>
-              <w:pStyle w:val="Compact"/>
-            </w:pPr>
-            <w:r>
-              <w:t xml:space="preserve">mjerodavan kao akrecija na profile i spojeve</w:t>
-            </w:r>
-          </w:p>
-        </w:tc>
-      </w:tr>
-      <w:tr>
-        <w:tc>
-          <w:tcPr/>
-          <w:p>
-            <w:pPr>
-              <w:pStyle w:val="Compact"/>
-            </w:pPr>
-            <w:r>
-              <w:t xml:space="preserve">Temperatura</w:t>
-            </w:r>
-          </w:p>
-        </w:tc>
-        <w:tc>
-          <w:tcPr/>
-          <w:p>
-            <w:pPr>
-              <w:pStyle w:val="Compact"/>
-            </w:pPr>
-            <w:r>
-              <w:t xml:space="preserve">−25 °C do +50 °C</w:t>
-            </w:r>
-          </w:p>
-        </w:tc>
-        <w:tc>
-          <w:tcPr/>
-          <w:p>
-            <w:pPr>
-              <w:pStyle w:val="Compact"/>
-            </w:pPr>
-            <w:r>
-              <w:t xml:space="preserve">−25 °C do +50 °C; projektni ambijent +40 °C</w:t>
-            </w:r>
-          </w:p>
-        </w:tc>
-        <w:tc>
-          <w:tcPr/>
-          <w:p>
-            <w:pPr>
-              <w:pStyle w:val="Compact"/>
-            </w:pPr>
-            <w:r>
-              <w:t xml:space="preserve">radni opseg opreme</w:t>
-            </w:r>
-          </w:p>
-        </w:tc>
-      </w:tr>
-      <w:tr>
-        <w:tc>
-          <w:tcPr/>
-          <w:p>
-            <w:pPr>
-              <w:pStyle w:val="Compact"/>
-            </w:pPr>
-            <w:r>
-              <w:t xml:space="preserve">Gustina zraka</w:t>
-            </w:r>
-          </w:p>
-        </w:tc>
-        <w:tc>
-          <w:tcPr/>
-          <w:p>
-            <w:pPr>
-              <w:pStyle w:val="Compact"/>
-            </w:pPr>
-            <w:r>
-              <w:t xml:space="preserve">1,04–1,09 kg/m³</w:t>
-            </w:r>
-          </w:p>
-        </w:tc>
-        <w:tc>
-          <w:tcPr/>
-          <w:p>
-            <w:pPr>
-              <w:pStyle w:val="Compact"/>
-            </w:pPr>
-            <w:r>
-              <w:t xml:space="preserve">1,06–1,12 kg/m³</w:t>
-            </w:r>
-          </w:p>
-        </w:tc>
-        <w:tc>
-          <w:tcPr/>
-          <w:p>
-            <w:pPr>
-              <w:pStyle w:val="Compact"/>
-            </w:pPr>
-            <w:r>
-              <w:t xml:space="preserve">derating agregata i dimenzionisanje ventilacije</w:t>
-            </w:r>
-          </w:p>
-        </w:tc>
-      </w:tr>
-      <w:tr>
-        <w:tc>
-          <w:tcPr/>
-          <w:p>
-            <w:pPr>
-              <w:pStyle w:val="Compact"/>
-            </w:pPr>
-            <w:r>
-              <w:t xml:space="preserve">Tlo</w:t>
-            </w:r>
-          </w:p>
-        </w:tc>
-        <w:tc>
-          <w:tcPr/>
-          <w:p>
-            <w:pPr>
-              <w:pStyle w:val="Compact"/>
-            </w:pPr>
-            <w:r>
-              <w:t xml:space="preserve">kamenito (krš); nosivost ≥100 kPa</w:t>
-            </w:r>
-          </w:p>
-        </w:tc>
-        <w:tc>
-          <w:tcPr/>
-          <w:p>
-            <w:pPr>
-              <w:pStyle w:val="Compact"/>
-            </w:pPr>
-            <w:r>
-              <w:t xml:space="preserve">krš; σdop = 150 kPa, bez podzemne vode (projekat)</w:t>
-            </w:r>
-          </w:p>
-        </w:tc>
-        <w:tc>
-          <w:tcPr/>
-          <w:p>
-            <w:pPr>
-              <w:pStyle w:val="Compact"/>
-            </w:pPr>
-            <w:r>
-              <w:t xml:space="preserve">Ponuđač potvrđuje geomehaničkim uvidom</w:t>
-            </w:r>
-          </w:p>
-        </w:tc>
-      </w:tr>
-      <w:tr>
-        <w:tc>
-          <w:tcPr/>
-          <w:p>
-            <w:pPr>
-              <w:pStyle w:val="Compact"/>
-            </w:pPr>
-            <w:r>
-              <w:t xml:space="preserve">Smrzavanje</w:t>
-            </w:r>
-          </w:p>
-        </w:tc>
-        <w:tc>
-          <w:tcPr/>
-          <w:p>
-            <w:pPr>
-              <w:pStyle w:val="Compact"/>
-            </w:pPr>
-            <w:r>
-              <w:t xml:space="preserve">temeljna spojnica ispod dubine smrzavanja</w:t>
-            </w:r>
-          </w:p>
-        </w:tc>
-        <w:tc>
-          <w:tcPr/>
-          <w:p>
-            <w:pPr>
-              <w:pStyle w:val="Compact"/>
-            </w:pPr>
-            <w:r>
-              <w:t xml:space="preserve">isto</w:t>
-            </w:r>
-          </w:p>
-        </w:tc>
-        <w:tc>
-          <w:tcPr/>
-          <w:p>
-            <w:pPr>
-              <w:pStyle w:val="Compact"/>
-            </w:pPr>
-            <w:r>
-              <w:t xml:space="preserve">Ponuđač navodi usvojenu dubinu u dnevniku/knjizi</w:t>
+              <w:t xml:space="preserve">prazan, bez GRO i instalacija</w:t>
+            </w:r>
+            <w:r>
+              <w:t xml:space="preserve">; ulazna vrata 1,00 × 2,15 m na SJEVEROZAPADNOM (SZ) zidu; na JUGOISTOČNOM (JI) zidu, u sredini, klima-uređaj Stulz WDE80 koji se demontira (Tačka 4.8)</w:t>
+            </w:r>
+          </w:p>
+        </w:tc>
+      </w:tr>
+      <w:tr>
+        <w:tc>
+          <w:tcPr/>
+          <w:p>
+            <w:pPr>
+              <w:pStyle w:val="Compact"/>
+            </w:pPr>
+            <w:r>
+              <w:t xml:space="preserve">Nosivost poda kontejnera</w:t>
+            </w:r>
+          </w:p>
+        </w:tc>
+        <w:tc>
+          <w:tcPr/>
+          <w:p>
+            <w:pPr>
+              <w:pStyle w:val="Compact"/>
+            </w:pPr>
+            <w:r>
+              <w:t xml:space="preserve">10,00 kN/m² ukupno (g+p), ravnomjerno raspodijeljeno — ovjereni projekat lokacije, „04 AG dio”, tačka 4.4.2.3</w:t>
+            </w:r>
+          </w:p>
+        </w:tc>
+        <w:tc>
+          <w:tcPr/>
+          <w:p>
+            <w:pPr>
+              <w:pStyle w:val="Compact"/>
+            </w:pPr>
+            <w:r>
+              <w:t xml:space="preserve">10,00 kN/m² ukupno (g+p) — ovjereni projekat lokacije, AG dio, tačka 4.4.2</w:t>
+            </w:r>
+          </w:p>
+        </w:tc>
+      </w:tr>
+      <w:tr>
+        <w:tc>
+          <w:tcPr/>
+          <w:p>
+            <w:pPr>
+              <w:pStyle w:val="Compact"/>
+            </w:pPr>
+            <w:r>
+              <w:t xml:space="preserve">Sistem napajanja</w:t>
+            </w:r>
+          </w:p>
+        </w:tc>
+        <w:tc>
+          <w:tcPr/>
+          <w:p>
+            <w:pPr>
+              <w:pStyle w:val="Compact"/>
+            </w:pPr>
+            <w:r>
+              <w:t xml:space="preserve">Huawei ICC360-HA1-C1 (PowerCube 1000) i MTS9302A, vanjski ormari smješteni uz SJEVEROISTOČNI (SI) zid kontejnera, u sjeni</w:t>
+            </w:r>
+          </w:p>
+        </w:tc>
+        <w:tc>
+          <w:tcPr/>
+          <w:p>
+            <w:pPr>
+              <w:pStyle w:val="Compact"/>
+            </w:pPr>
+            <w:r>
+              <w:t xml:space="preserve">Huawei ICC360-HA1-C1 (PowerCube 1000) i MTS — zasebna nabavka Naručioca, kao na Sjednici; vanjski ormari na ploči sa JZ strane, iza FN polja</w:t>
+            </w:r>
+          </w:p>
+        </w:tc>
+      </w:tr>
+      <w:tr>
+        <w:tc>
+          <w:tcPr/>
+          <w:p>
+            <w:pPr>
+              <w:pStyle w:val="Compact"/>
+            </w:pPr>
+            <w:r>
+              <w:t xml:space="preserve">Uzemljenje</w:t>
+            </w:r>
+          </w:p>
+        </w:tc>
+        <w:tc>
+          <w:tcPr/>
+          <w:p>
+            <w:pPr>
+              <w:pStyle w:val="Compact"/>
+            </w:pPr>
+            <w:r>
+              <w:t xml:space="preserve">postojeći prstenasti uzemljivač Fe/Zn 25 × 4 mm</w:t>
+            </w:r>
+          </w:p>
+        </w:tc>
+        <w:tc>
+          <w:tcPr/>
+          <w:p>
+            <w:pPr>
+              <w:pStyle w:val="Compact"/>
+            </w:pPr>
+            <w:r>
+              <w:t xml:space="preserve">postojeći uzemljivač Fe/Zn 25 × 4 mm: prsten u temeljima stopa stuba i prsten na dubini 0,8 m</w:t>
+            </w:r>
+          </w:p>
+        </w:tc>
+      </w:tr>
+      <w:tr>
+        <w:tc>
+          <w:tcPr/>
+          <w:p>
+            <w:pPr>
+              <w:pStyle w:val="Compact"/>
+            </w:pPr>
+            <w:r>
+              <w:t xml:space="preserve">Orijentacija</w:t>
+            </w:r>
+          </w:p>
+        </w:tc>
+        <w:tc>
+          <w:tcPr/>
+          <w:p>
+            <w:pPr>
+              <w:pStyle w:val="Compact"/>
+            </w:pPr>
+            <w:r>
+              <w:t xml:space="preserve">kompleks je zakrenut 45°: vrata JI, hladnjak agregata SZ, FN polje JZ, vanjski ormari SI; crteži su pravougaoni na kompleks, strelica pokazuje pravi sjever (S-01)</w:t>
+            </w:r>
+          </w:p>
+        </w:tc>
+        <w:tc>
+          <w:tcPr/>
+          <w:p>
+            <w:pPr>
+              <w:pStyle w:val="Compact"/>
+            </w:pPr>
+            <w:r>
+              <w:t xml:space="preserve">kompleks je zakrenut 45°: vrata i kapija SZ, klima-uređaj Stulz i hladnjak agregata JI, FN polje JZ (H-01)</w:t>
             </w:r>
           </w:p>
         </w:tc>
       </w:tr>
     </w:tbl>
-    <w:bookmarkEnd w:id="9"/>
-    <w:bookmarkEnd w:id="10"/>
-    <w:bookmarkStart w:id="11" w:name="referentni-standardi"/>
-    <w:p>
-      <w:pPr>
-        <w:pStyle w:val="Heading2"/>
-      </w:pPr>
-      <w:r>
-        <w:t xml:space="preserve">2. Referentni standardi</w:t>
-      </w:r>
-    </w:p>
-    <w:tbl>
-      <w:tblPr>
-        <w:tblStyle w:val="Table"/>
-        <w:tblW w:type="dxa" w:w="9638"/>
-        <w:tblLook w:firstRow="1" w:lastRow="0" w:firstColumn="0" w:lastColumn="0" w:noHBand="0" w:noVBand="0" w:val="0020"/>
-      </w:tblPr>
-      <w:tblGrid>
-        <w:gridCol w:w="3276"/>
-        <w:gridCol w:w="6362"/>
-      </w:tblGrid>
-      <w:tr>
-        <w:trPr>
-          <w:tblHeader w:val="on"/>
-        </w:trPr>
-        <w:tc>
-          <w:tcPr/>
-          <w:p>
-            <w:pPr>
-              <w:pStyle w:val="Compact"/>
-            </w:pPr>
-            <w:r>
-              <w:t xml:space="preserve">Oblast</w:t>
-            </w:r>
-          </w:p>
-        </w:tc>
-        <w:tc>
-          <w:tcPr/>
-          <w:p>
-            <w:pPr>
-              <w:pStyle w:val="Compact"/>
-            </w:pPr>
-            <w:r>
-              <w:t xml:space="preserve">Standardi</w:t>
-            </w:r>
-          </w:p>
-        </w:tc>
-      </w:tr>
-      <w:tr>
-        <w:tc>
-          <w:tcPr/>
-          <w:p>
-            <w:pPr>
-              <w:pStyle w:val="Compact"/>
-            </w:pPr>
-            <w:r>
-              <w:t xml:space="preserve">Osnove proračuna</w:t>
-            </w:r>
-          </w:p>
-        </w:tc>
-        <w:tc>
-          <w:tcPr/>
-          <w:p>
-            <w:pPr>
-              <w:pStyle w:val="Compact"/>
-            </w:pPr>
-            <w:r>
-              <w:t xml:space="preserve">BAS EN 1990</w:t>
-            </w:r>
-          </w:p>
-        </w:tc>
-      </w:tr>
-      <w:tr>
-        <w:tc>
-          <w:tcPr/>
-          <w:p>
-            <w:pPr>
-              <w:pStyle w:val="Compact"/>
-            </w:pPr>
-            <w:r>
-              <w:t xml:space="preserve">Dejstva</w:t>
-            </w:r>
-          </w:p>
-        </w:tc>
-        <w:tc>
-          <w:tcPr/>
-          <w:p>
-            <w:pPr>
-              <w:pStyle w:val="Compact"/>
-            </w:pPr>
-            <w:r>
-              <w:t xml:space="preserve">BAS EN 1991-1-3 (snijeg), BAS EN 1991-1-4 (vjetar), sa BiH NA</w:t>
-            </w:r>
-          </w:p>
-        </w:tc>
-      </w:tr>
-      <w:tr>
-        <w:tc>
-          <w:tcPr/>
-          <w:p>
-            <w:pPr>
-              <w:pStyle w:val="Compact"/>
-            </w:pPr>
-            <w:r>
-              <w:t xml:space="preserve">Beton i čelik</w:t>
-            </w:r>
-          </w:p>
-        </w:tc>
-        <w:tc>
-          <w:tcPr/>
-          <w:p>
-            <w:pPr>
-              <w:pStyle w:val="Compact"/>
-            </w:pPr>
-            <w:r>
-              <w:t xml:space="preserve">BAS EN 1992-1-1, BAS EN 1993-1-1, BAS EN 206, EN 10025-2, EN 10219</w:t>
-            </w:r>
-          </w:p>
-        </w:tc>
-      </w:tr>
-      <w:tr>
-        <w:tc>
-          <w:tcPr/>
-          <w:p>
-            <w:pPr>
-              <w:pStyle w:val="Compact"/>
-            </w:pPr>
-            <w:r>
-              <w:t xml:space="preserve">Geotehnika</w:t>
-            </w:r>
-          </w:p>
-        </w:tc>
-        <w:tc>
-          <w:tcPr/>
-          <w:p>
-            <w:pPr>
-              <w:pStyle w:val="Compact"/>
-            </w:pPr>
-            <w:r>
-              <w:t xml:space="preserve">BAS EN 1997-1</w:t>
-            </w:r>
-          </w:p>
-        </w:tc>
-      </w:tr>
-      <w:tr>
-        <w:tc>
-          <w:tcPr/>
-          <w:p>
-            <w:pPr>
-              <w:pStyle w:val="Compact"/>
-            </w:pPr>
-            <w:r>
-              <w:t xml:space="preserve">Izrada čeličnih konstrukcija</w:t>
-            </w:r>
-          </w:p>
-        </w:tc>
-        <w:tc>
-          <w:tcPr/>
-          <w:p>
-            <w:pPr>
-              <w:pStyle w:val="Compact"/>
-            </w:pPr>
-            <w:r>
-              <w:t xml:space="preserve">EN 1090-1, EN 1090-2 (EXC2)</w:t>
-            </w:r>
-          </w:p>
-        </w:tc>
-      </w:tr>
-      <w:tr>
-        <w:tc>
-          <w:tcPr/>
-          <w:p>
-            <w:pPr>
-              <w:pStyle w:val="Compact"/>
-            </w:pPr>
-            <w:r>
-              <w:t xml:space="preserve">Antikorozivna zaštita</w:t>
-            </w:r>
-          </w:p>
-        </w:tc>
-        <w:tc>
-          <w:tcPr/>
-          <w:p>
-            <w:pPr>
-              <w:pStyle w:val="Compact"/>
-            </w:pPr>
-            <w:r>
-              <w:t xml:space="preserve">EN ISO 1461</w:t>
-            </w:r>
-          </w:p>
-        </w:tc>
-      </w:tr>
-      <w:tr>
-        <w:tc>
-          <w:tcPr/>
-          <w:p>
-            <w:pPr>
-              <w:pStyle w:val="Compact"/>
-            </w:pPr>
-            <w:r>
-              <w:t xml:space="preserve">Elektroinstalacije</w:t>
-            </w:r>
-          </w:p>
-        </w:tc>
-        <w:tc>
-          <w:tcPr/>
-          <w:p>
-            <w:pPr>
-              <w:pStyle w:val="Compact"/>
-            </w:pPr>
-            <w:r>
-              <w:t xml:space="preserve">IEC 60364 (tj. 60364-4-41), BAS EN 60529</w:t>
-            </w:r>
-          </w:p>
-        </w:tc>
-      </w:tr>
-      <w:tr>
-        <w:tc>
-          <w:tcPr/>
-          <w:p>
-            <w:pPr>
-              <w:pStyle w:val="Compact"/>
-            </w:pPr>
-            <w:r>
-              <w:t xml:space="preserve">Gromobranska zaštita</w:t>
-            </w:r>
-          </w:p>
-        </w:tc>
-        <w:tc>
-          <w:tcPr/>
-          <w:p>
-            <w:pPr>
-              <w:pStyle w:val="Compact"/>
-            </w:pPr>
-            <w:r>
-              <w:t xml:space="preserve">EN 62305-1 do -4</w:t>
-            </w:r>
-          </w:p>
-        </w:tc>
-      </w:tr>
-      <w:tr>
-        <w:tc>
-          <w:tcPr/>
-          <w:p>
-            <w:pPr>
-              <w:pStyle w:val="Compact"/>
-            </w:pPr>
-            <w:r>
-              <w:t xml:space="preserve">Prenaponska zaštita</w:t>
-            </w:r>
-          </w:p>
-        </w:tc>
-        <w:tc>
-          <w:tcPr/>
-          <w:p>
-            <w:pPr>
-              <w:pStyle w:val="Compact"/>
-            </w:pPr>
-            <w:r>
-              <w:t xml:space="preserve">EN 61643-11, EN 61643-21</w:t>
-            </w:r>
-          </w:p>
-        </w:tc>
-      </w:tr>
-      <w:tr>
-        <w:tc>
-          <w:tcPr/>
-          <w:p>
-            <w:pPr>
-              <w:pStyle w:val="Compact"/>
-            </w:pPr>
-            <w:r>
-              <w:t xml:space="preserve">Fotonaponski sistemi</w:t>
-            </w:r>
-          </w:p>
-        </w:tc>
-        <w:tc>
-          <w:tcPr/>
-          <w:p>
-            <w:pPr>
-              <w:pStyle w:val="Compact"/>
-            </w:pPr>
-            <w:r>
-              <w:t xml:space="preserve">IEC 62548, IEC 62852</w:t>
-            </w:r>
-          </w:p>
-        </w:tc>
-      </w:tr>
-      <w:tr>
-        <w:tc>
-          <w:tcPr/>
-          <w:p>
-            <w:pPr>
-              <w:pStyle w:val="Compact"/>
-            </w:pPr>
-            <w:r>
-              <w:t xml:space="preserve">Agregati</w:t>
-            </w:r>
-          </w:p>
-        </w:tc>
-        <w:tc>
-          <w:tcPr/>
-          <w:p>
-            <w:pPr>
-              <w:pStyle w:val="Compact"/>
-            </w:pPr>
-            <w:r>
-              <w:t xml:space="preserve">ISO 8528-1, ISO 8528-3, ISO 3046-1</w:t>
-            </w:r>
-          </w:p>
-        </w:tc>
-      </w:tr>
-      <w:tr>
-        <w:tc>
-          <w:tcPr/>
-          <w:p>
-            <w:pPr>
-              <w:pStyle w:val="Compact"/>
-            </w:pPr>
-            <w:r>
-              <w:t xml:space="preserve">Zaštita od požara</w:t>
-            </w:r>
-          </w:p>
-        </w:tc>
-        <w:tc>
-          <w:tcPr/>
-          <w:p>
-            <w:pPr>
-              <w:pStyle w:val="Compact"/>
-            </w:pPr>
-            <w:r>
-              <w:t xml:space="preserve">važeći propisi RS / FBiH / BiH; elaborat zaštite od požara za svaku lokaciju</w:t>
-            </w:r>
-          </w:p>
-        </w:tc>
-      </w:tr>
-    </w:tbl>
-    <w:p>
-      <w:pPr>
-        <w:pStyle w:val="BodyText"/>
-      </w:pPr>
-      <w:r>
-        <w:rPr>
-          <w:b/>
-          <w:bCs/>
-        </w:rPr>
-        <w:t xml:space="preserve">Dokumentacija proizvođača opreme:</w:t>
-      </w:r>
-      <w:r>
-        <w:t xml:space="preserve"> </w:t>
-      </w:r>
-      <w:r>
-        <w:t xml:space="preserve">FG Wilson P18-6 (Skid) TDS 2019-08-14; Huawei</w:t>
-      </w:r>
-      <w:r>
-        <w:t xml:space="preserve"> </w:t>
-      </w:r>
-      <w:r>
-        <w:t xml:space="preserve">PV Module Solution User Manual; Huawei MTS9300A Telecom Power Installation Guide;</w:t>
-      </w:r>
-      <w:r>
-        <w:t xml:space="preserve"> </w:t>
-      </w:r>
-      <w:r>
-        <w:t xml:space="preserve">Huawei ICC360-HA1-C1 (PowerCube 1000) Installation Guide.</w:t>
-      </w:r>
-    </w:p>
-    <w:p>
-      <w:r>
-        <w:pict>
-          <v:rect style="width:0;height:1.5pt" o:hralign="center" o:hrstd="t" o:hr="t"/>
-        </w:pict>
-      </w:r>
-    </w:p>
-    <w:bookmarkEnd w:id="11"/>
-    <w:bookmarkStart w:id="19" w:name="Xa0dc91b7ca1638c80d87278ee8640aa2944331c"/>
-    <w:p>
-      <w:pPr>
-        <w:pStyle w:val="Heading2"/>
-      </w:pPr>
-      <w:r>
-        <w:t xml:space="preserve">3. LOT 1 — Infrastruktura fotonaponskih panela (obje lokacije)</w:t>
+    <w:bookmarkStart w:id="9" w:name="klimatski-i-geotehnički-uslovi"/>
+    <w:p>
+      <w:pPr>
+        <w:pStyle w:val="Heading3"/>
+      </w:pPr>
+      <w:r>
+        <w:t xml:space="preserve">1.1 Klimatski i geotehnički uslovi</w:t>
       </w:r>
     </w:p>
     <w:p>
@@ -1543,1742 +647,13 @@
         <w:pStyle w:val="FirstParagraph"/>
       </w:pPr>
       <w:r>
-        <w:t xml:space="preserve">Nosači, temelji i uzemljenje su</w:t>
-      </w:r>
-      <w:r>
-        <w:t xml:space="preserve"> </w:t>
-      </w:r>
-      <w:r>
-        <w:rPr>
-          <w:b/>
-          <w:bCs/>
-        </w:rPr>
-        <w:t xml:space="preserve">isti na obje lokacije</w:t>
-      </w:r>
-      <w:r>
-        <w:t xml:space="preserve">. Tačke 3.1–3.6 vrijede za obje;</w:t>
-      </w:r>
-      <w:r>
-        <w:t xml:space="preserve"> </w:t>
-      </w:r>
-      <w:r>
-        <w:t xml:space="preserve">razlike su u Tački 3.7.</w:t>
-      </w:r>
-    </w:p>
-    <w:bookmarkStart w:id="12" w:name="konfiguracija"/>
-    <w:p>
-      <w:pPr>
-        <w:pStyle w:val="Heading3"/>
-      </w:pPr>
-      <w:r>
-        <w:t xml:space="preserve">3.1 Konfiguracija</w:t>
-      </w:r>
-    </w:p>
-    <w:tbl>
-      <w:tblPr>
-        <w:tblStyle w:val="Table"/>
-        <w:tblW w:type="dxa" w:w="9638"/>
-        <w:tblLook w:firstRow="1" w:lastRow="0" w:firstColumn="0" w:lastColumn="0" w:noHBand="0" w:noVBand="0" w:val="0020"/>
-      </w:tblPr>
-      <w:tblGrid>
-        <w:gridCol w:w="3276"/>
-        <w:gridCol w:w="6362"/>
-      </w:tblGrid>
-      <w:tr>
-        <w:trPr>
-          <w:tblHeader w:val="on"/>
-        </w:trPr>
-        <w:tc>
-          <w:tcPr/>
-          <w:p>
-            <w:pPr>
-              <w:pStyle w:val="Compact"/>
-            </w:pPr>
-            <w:r>
-              <w:t xml:space="preserve">Parametar</w:t>
-            </w:r>
-          </w:p>
-        </w:tc>
-        <w:tc>
-          <w:tcPr/>
-          <w:p>
-            <w:pPr>
-              <w:pStyle w:val="Compact"/>
-            </w:pPr>
-            <w:r>
-              <w:t xml:space="preserve">Zahtjev</w:t>
-            </w:r>
-          </w:p>
-        </w:tc>
-      </w:tr>
-      <w:tr>
-        <w:tc>
-          <w:tcPr/>
-          <w:p>
-            <w:pPr>
-              <w:pStyle w:val="Compact"/>
-            </w:pPr>
-            <w:r>
-              <w:t xml:space="preserve">Broj PV nosača</w:t>
-            </w:r>
-          </w:p>
-        </w:tc>
-        <w:tc>
-          <w:tcPr/>
-          <w:p>
-            <w:pPr>
-              <w:pStyle w:val="Compact"/>
-            </w:pPr>
-            <w:r>
-              <w:t xml:space="preserve">4 odvojena nosača × 3 modula po lokaciji (ukupno 8 kom), u jednom nizu sa razmakom 400 mm, dužina niza 10 312 mm — odvojeni nosači umjesto jednog kontinuiranog polja, radi manjeg opterećenja vjetrom po nosaču (Naručilac 11.09.2026)</w:t>
-            </w:r>
-          </w:p>
-        </w:tc>
-      </w:tr>
-      <w:tr>
-        <w:tc>
-          <w:tcPr/>
-          <w:p>
-            <w:pPr>
-              <w:pStyle w:val="Compact"/>
-            </w:pPr>
-            <w:r>
-              <w:t xml:space="preserve">Broj PV stringova</w:t>
-            </w:r>
-          </w:p>
-        </w:tc>
-        <w:tc>
-          <w:tcPr/>
-          <w:p>
-            <w:pPr>
-              <w:pStyle w:val="Compact"/>
-            </w:pPr>
-            <w:r>
-              <w:t xml:space="preserve">2 stringa × 6 modula (Voc ≈309 V, Imp 13,67 A) po lokaciji — po jedan string na svaku od dvije rute PVDB ormara; string se prostire preko dva nosača (PV-1 + PV-2, PV-3 + PV-4)</w:t>
-            </w:r>
-          </w:p>
-        </w:tc>
-      </w:tr>
-      <w:tr>
-        <w:tc>
-          <w:tcPr/>
-          <w:p>
-            <w:pPr>
-              <w:pStyle w:val="Compact"/>
-            </w:pPr>
-            <w:r>
-              <w:t xml:space="preserve">Broj PV modula</w:t>
-            </w:r>
-          </w:p>
-        </w:tc>
-        <w:tc>
-          <w:tcPr/>
-          <w:p>
-            <w:pPr>
-              <w:pStyle w:val="Compact"/>
-            </w:pPr>
-            <w:r>
-              <w:t xml:space="preserve">12 × 585 Wp = 7,02 kWp po lokaciji; 3 modula po nosaču, 3 reda × 1 stupac, položeno (landscape)</w:t>
-            </w:r>
-          </w:p>
-        </w:tc>
-      </w:tr>
-      <w:tr>
-        <w:tc>
-          <w:tcPr/>
-          <w:p>
-            <w:pPr>
-              <w:pStyle w:val="Compact"/>
-            </w:pPr>
-            <w:r>
-              <w:t xml:space="preserve">Tip PV modula</w:t>
-            </w:r>
-          </w:p>
-        </w:tc>
-        <w:tc>
-          <w:tcPr/>
-          <w:p>
-            <w:pPr>
-              <w:pStyle w:val="Compact"/>
-            </w:pPr>
-            <w:r>
-              <w:t xml:space="preserve">Huawei iPV585-M2A (2278 × 1134 × 30 mm)</w:t>
-            </w:r>
-          </w:p>
-        </w:tc>
-      </w:tr>
-      <w:tr>
-        <w:tc>
-          <w:tcPr/>
-          <w:p>
-            <w:pPr>
-              <w:pStyle w:val="Compact"/>
-            </w:pPr>
-            <w:r>
-              <w:t xml:space="preserve">Nagib</w:t>
-            </w:r>
-          </w:p>
-        </w:tc>
-        <w:tc>
-          <w:tcPr/>
-          <w:p>
-            <w:pPr>
-              <w:pStyle w:val="Compact"/>
-            </w:pPr>
-            <w:r>
-              <w:t xml:space="preserve">fiksno 45°</w:t>
-            </w:r>
-          </w:p>
-        </w:tc>
-      </w:tr>
-      <w:tr>
-        <w:tc>
-          <w:tcPr/>
-          <w:p>
-            <w:pPr>
-              <w:pStyle w:val="Compact"/>
-            </w:pPr>
-            <w:r>
-              <w:t xml:space="preserve">Azimut</w:t>
-            </w:r>
-          </w:p>
-        </w:tc>
-        <w:tc>
-          <w:tcPr/>
-          <w:p>
-            <w:pPr>
-              <w:pStyle w:val="Compact"/>
-            </w:pPr>
-            <w:r>
-              <w:t xml:space="preserve">225° (pravi JUGOZAPAD); niz paralelan sa JZ ogradom (Naručilac 11.09.2026)</w:t>
-            </w:r>
-          </w:p>
-        </w:tc>
-      </w:tr>
-      <w:tr>
-        <w:tc>
-          <w:tcPr/>
-          <w:p>
-            <w:pPr>
-              <w:pStyle w:val="Compact"/>
-            </w:pPr>
-            <w:r>
-              <w:t xml:space="preserve">Širina PV polja</w:t>
-            </w:r>
-          </w:p>
-        </w:tc>
-        <w:tc>
-          <w:tcPr/>
-          <w:p>
-            <w:pPr>
-              <w:pStyle w:val="Compact"/>
-            </w:pPr>
-            <w:r>
-              <w:t xml:space="preserve">2278 mm (poprečna greda 2891 mm, bočni prepust 306,5 mm)</w:t>
-            </w:r>
-          </w:p>
-        </w:tc>
-      </w:tr>
-      <w:tr>
-        <w:tc>
-          <w:tcPr/>
-          <w:p>
-            <w:pPr>
-              <w:pStyle w:val="Compact"/>
-            </w:pPr>
-            <w:r>
-              <w:t xml:space="preserve">Dužina PV polja po nagibu</w:t>
-            </w:r>
-          </w:p>
-        </w:tc>
-        <w:tc>
-          <w:tcPr/>
-          <w:p>
-            <w:pPr>
-              <w:pStyle w:val="Compact"/>
-            </w:pPr>
-            <w:r>
-              <w:t xml:space="preserve">3442 mm (3 × 1134 mm + 2 × 20 mm)</w:t>
-            </w:r>
-          </w:p>
-        </w:tc>
-      </w:tr>
-      <w:tr>
-        <w:tc>
-          <w:tcPr/>
-          <w:p>
-            <w:pPr>
-              <w:pStyle w:val="Compact"/>
-            </w:pPr>
-            <w:r>
-              <w:t xml:space="preserve">Horizontalna projekcija</w:t>
-            </w:r>
-          </w:p>
-        </w:tc>
-        <w:tc>
-          <w:tcPr/>
-          <w:p>
-            <w:pPr>
-              <w:pStyle w:val="Compact"/>
-            </w:pPr>
-            <w:r>
-              <w:t xml:space="preserve">2434 mm pri 45°</w:t>
-            </w:r>
-          </w:p>
-        </w:tc>
-      </w:tr>
-      <w:tr>
-        <w:tc>
-          <w:tcPr/>
-          <w:p>
-            <w:pPr>
-              <w:pStyle w:val="Compact"/>
-            </w:pPr>
-            <w:r>
-              <w:t xml:space="preserve">Donja / gornja ivica</w:t>
-            </w:r>
-          </w:p>
-        </w:tc>
-        <w:tc>
-          <w:tcPr/>
-          <w:p>
-            <w:pPr>
-              <w:pStyle w:val="Compact"/>
-            </w:pPr>
-            <w:r>
-              <w:rPr>
-                <w:b/>
-                <w:bCs/>
-              </w:rPr>
-              <w:t xml:space="preserve">+0,50 m / +2,93 m</w:t>
-            </w:r>
-          </w:p>
-        </w:tc>
-      </w:tr>
-      <w:tr>
-        <w:tc>
-          <w:tcPr/>
-          <w:p>
-            <w:pPr>
-              <w:pStyle w:val="Compact"/>
-            </w:pPr>
-            <w:r>
-              <w:t xml:space="preserve">Površina izloženosti vjetru</w:t>
-            </w:r>
-          </w:p>
-        </w:tc>
-        <w:tc>
-          <w:tcPr/>
-          <w:p>
-            <w:pPr>
-              <w:pStyle w:val="Compact"/>
-            </w:pPr>
-            <w:r>
-              <w:t xml:space="preserve">7,84 m² po nosaču</w:t>
-            </w:r>
-          </w:p>
-        </w:tc>
-      </w:tr>
-    </w:tbl>
-    <w:bookmarkEnd w:id="12"/>
-    <w:bookmarkStart w:id="13" w:name="projektna-opterećenja-konstrukcije"/>
-    <w:p>
-      <w:pPr>
-        <w:pStyle w:val="Heading3"/>
-      </w:pPr>
-      <w:r>
-        <w:t xml:space="preserve">3.2 Projektna opterećenja konstrukcije</w:t>
-      </w:r>
-    </w:p>
-    <w:p>
-      <w:pPr>
-        <w:pStyle w:val="FirstParagraph"/>
-      </w:pPr>
-      <w:r>
-        <w:rPr>
-          <w:b/>
-          <w:bCs/>
-        </w:rPr>
-        <w:t xml:space="preserve">Izrada konstrukcije:</w:t>
-      </w:r>
-      <w:r>
-        <w:t xml:space="preserve"> </w:t>
-      </w:r>
-      <w:r>
-        <w:t xml:space="preserve">zahtijeva se</w:t>
-      </w:r>
-      <w:r>
-        <w:t xml:space="preserve"> </w:t>
-      </w:r>
-      <w:r>
-        <w:rPr>
-          <w:b/>
-          <w:bCs/>
-        </w:rPr>
-        <w:t xml:space="preserve">CUSTOM IZRADA</w:t>
-      </w:r>
-      <w:r>
-        <w:t xml:space="preserve"> </w:t>
-      </w:r>
-      <w:r>
-        <w:t xml:space="preserve">konstrukcije dimenzionisana i</w:t>
-      </w:r>
-      <w:r>
-        <w:t xml:space="preserve"> </w:t>
-      </w:r>
-      <w:r>
-        <w:t xml:space="preserve">dokazana za stvarna opterećenja i uticaje na lokalitetu. Nijedan kataloški nagib Huawei</w:t>
-      </w:r>
-      <w:r>
-        <w:t xml:space="preserve"> </w:t>
-      </w:r>
-      <w:r>
-        <w:t xml:space="preserve">nosača tipa A nije usklađen sa qp lokacija (deklarisano 0,52–0,87 kN/m² prema</w:t>
-      </w:r>
-      <w:r>
-        <w:t xml:space="preserve"> </w:t>
-      </w:r>
-      <w:r>
-        <w:t xml:space="preserve">zahtijevanih 1,20 kN/m²).</w:t>
-      </w:r>
-    </w:p>
-    <w:p>
-      <w:pPr>
-        <w:pStyle w:val="BodyText"/>
-      </w:pPr>
-      <w:r>
-        <w:rPr>
-          <w:b/>
-          <w:bCs/>
-        </w:rPr>
-        <w:t xml:space="preserve">Podatak lokaliteta</w:t>
-      </w:r>
-      <w:r>
-        <w:t xml:space="preserve"> </w:t>
-      </w:r>
-      <w:r>
-        <w:t xml:space="preserve">(obavezujuće, iz ovjerene projektne dokumentacije lokacije):</w:t>
-      </w:r>
-    </w:p>
-    <w:tbl>
-      <w:tblPr>
-        <w:tblStyle w:val="Table"/>
-        <w:tblW w:type="dxa" w:w="9638"/>
-        <w:tblLook w:firstRow="1" w:lastRow="0" w:firstColumn="0" w:lastColumn="0" w:noHBand="0" w:noVBand="0" w:val="0020"/>
-      </w:tblPr>
-      <w:tblGrid>
-        <w:gridCol w:w="3276"/>
-        <w:gridCol w:w="6362"/>
-      </w:tblGrid>
-      <w:tr>
-        <w:trPr>
-          <w:tblHeader w:val="on"/>
-        </w:trPr>
-        <w:tc>
-          <w:tcPr/>
-          <w:p>
-            <w:pPr>
-              <w:pStyle w:val="Compact"/>
-            </w:pPr>
-            <w:r>
-              <w:t xml:space="preserve">Parametar</w:t>
-            </w:r>
-          </w:p>
-        </w:tc>
-        <w:tc>
-          <w:tcPr/>
-          <w:p>
-            <w:pPr>
-              <w:pStyle w:val="Compact"/>
-            </w:pPr>
-            <w:r>
-              <w:t xml:space="preserve">Zahtjev</w:t>
-            </w:r>
-          </w:p>
-        </w:tc>
-      </w:tr>
-      <w:tr>
-        <w:tc>
-          <w:tcPr/>
-          <w:p>
-            <w:pPr>
-              <w:pStyle w:val="Compact"/>
-            </w:pPr>
-            <w:r>
-              <w:t xml:space="preserve">Pritisak vjetra</w:t>
-            </w:r>
-          </w:p>
-        </w:tc>
-        <w:tc>
-          <w:tcPr/>
-          <w:p>
-            <w:pPr>
-              <w:pStyle w:val="Compact"/>
-            </w:pPr>
-            <w:r>
-              <w:t xml:space="preserve">qp ≥ 1,20 kN/m² na obje lokacije</w:t>
-            </w:r>
-          </w:p>
-        </w:tc>
-      </w:tr>
-      <w:tr>
-        <w:tc>
-          <w:tcPr/>
-          <w:p>
-            <w:pPr>
-              <w:pStyle w:val="Compact"/>
-            </w:pPr>
-            <w:r>
-              <w:t xml:space="preserve">Koeficijent sile</w:t>
-            </w:r>
-          </w:p>
-        </w:tc>
-        <w:tc>
-          <w:tcPr/>
-          <w:p>
-            <w:pPr>
-              <w:pStyle w:val="Compact"/>
-            </w:pPr>
-            <w:r>
-              <w:t xml:space="preserve">cf ≥ 1,5 pri 45° prema EN 1991-1-4 §7.3, osim ako se proračunom dokaže drugačije</w:t>
-            </w:r>
-          </w:p>
-        </w:tc>
-      </w:tr>
-      <w:tr>
-        <w:tc>
-          <w:tcPr/>
-          <w:p>
-            <w:pPr>
-              <w:pStyle w:val="Compact"/>
-            </w:pPr>
-            <w:r>
-              <w:t xml:space="preserve">Mjerodavno</w:t>
-            </w:r>
-          </w:p>
-        </w:tc>
-        <w:tc>
-          <w:tcPr/>
-          <w:p>
-            <w:pPr>
-              <w:pStyle w:val="Compact"/>
-            </w:pPr>
-            <w:r>
-              <w:t xml:space="preserve">podizanje (uplift) i prevrtanje, a NE nosivost tla</w:t>
-            </w:r>
-          </w:p>
-        </w:tc>
-      </w:tr>
-    </w:tbl>
-    <w:p>
-      <w:pPr>
-        <w:pStyle w:val="BodyText"/>
-      </w:pPr>
-      <w:r>
-        <w:rPr>
-          <w:b/>
-          <w:bCs/>
-        </w:rPr>
-        <w:t xml:space="preserve">Projektne sile po nosaču se ne zadaju.</w:t>
-      </w:r>
-      <w:r>
-        <w:t xml:space="preserve"> </w:t>
-      </w:r>
-      <w:r>
-        <w:t xml:space="preserve">One proizlaze iz koncepta konstrukcije koji</w:t>
-      </w:r>
-      <w:r>
-        <w:t xml:space="preserve"> </w:t>
-      </w:r>
-      <w:r>
-        <w:t xml:space="preserve">Ponuđač nudi i iskazuju se i dokazuju u njegovom tehničkom rješenju i statičkom proračunu</w:t>
-      </w:r>
-      <w:r>
-        <w:t xml:space="preserve"> </w:t>
-      </w:r>
-      <w:r>
-        <w:t xml:space="preserve">(Tačka 5, dokaz 2). Vrijednosti u tabeli ispod su</w:t>
-      </w:r>
-      <w:r>
-        <w:t xml:space="preserve"> </w:t>
-      </w:r>
-      <w:r>
-        <w:rPr>
-          <w:b/>
-          <w:bCs/>
-        </w:rPr>
-        <w:t xml:space="preserve">orijentacione</w:t>
-      </w:r>
-      <w:r>
-        <w:t xml:space="preserve">, izvedene za referentnu</w:t>
-      </w:r>
-      <w:r>
-        <w:t xml:space="preserve"> </w:t>
-      </w:r>
-      <w:r>
-        <w:t xml:space="preserve">geometriju polja iz Tačke 3.1, i služe samo za procjenu reda veličine:</w:t>
-      </w:r>
-    </w:p>
-    <w:tbl>
-      <w:tblPr>
-        <w:tblStyle w:val="Table"/>
-        <w:tblW w:type="dxa" w:w="9638"/>
-        <w:tblLook w:firstRow="1" w:lastRow="0" w:firstColumn="0" w:lastColumn="0" w:noHBand="0" w:noVBand="0" w:val="0020"/>
-      </w:tblPr>
-      <w:tblGrid>
-        <w:gridCol w:w="3276"/>
-        <w:gridCol w:w="6362"/>
-      </w:tblGrid>
-      <w:tr>
-        <w:trPr>
-          <w:tblHeader w:val="on"/>
-        </w:trPr>
-        <w:tc>
-          <w:tcPr/>
-          <w:p>
-            <w:pPr>
-              <w:pStyle w:val="Compact"/>
-            </w:pPr>
-            <w:r>
-              <w:t xml:space="preserve">Parametar (orijentaciono)</w:t>
-            </w:r>
-          </w:p>
-        </w:tc>
-        <w:tc>
-          <w:tcPr/>
-          <w:p>
-            <w:pPr>
-              <w:pStyle w:val="Compact"/>
-            </w:pPr>
-            <w:r>
-              <w:t xml:space="preserve">Vrijednost</w:t>
-            </w:r>
-          </w:p>
-        </w:tc>
-      </w:tr>
-      <w:tr>
-        <w:tc>
-          <w:tcPr/>
-          <w:p>
-            <w:pPr>
-              <w:pStyle w:val="Compact"/>
-            </w:pPr>
-            <w:r>
-              <w:t xml:space="preserve">Površina izloženosti vjetru</w:t>
-            </w:r>
-          </w:p>
-        </w:tc>
-        <w:tc>
-          <w:tcPr/>
-          <w:p>
-            <w:pPr>
-              <w:pStyle w:val="Compact"/>
-            </w:pPr>
-            <w:r>
-              <w:t xml:space="preserve">7,84 m² po nosaču</w:t>
-            </w:r>
-          </w:p>
-        </w:tc>
-      </w:tr>
-      <w:tr>
-        <w:tc>
-          <w:tcPr/>
-          <w:p>
-            <w:pPr>
-              <w:pStyle w:val="Compact"/>
-            </w:pPr>
-            <w:r>
-              <w:t xml:space="preserve">Sila podizanja po nosaču</w:t>
-            </w:r>
-          </w:p>
-        </w:tc>
-        <w:tc>
-          <w:tcPr/>
-          <w:p>
-            <w:pPr>
-              <w:pStyle w:val="Compact"/>
-            </w:pPr>
-            <w:r>
-              <w:t xml:space="preserve">14,1 kN (GSN, γQ = 1,5 / γG,fav = 0,9; vlastita težina konstrukcije se zanemaruje)</w:t>
-            </w:r>
-          </w:p>
-        </w:tc>
-      </w:tr>
-      <w:tr>
-        <w:tc>
-          <w:tcPr/>
-          <w:p>
-            <w:pPr>
-              <w:pStyle w:val="Compact"/>
-            </w:pPr>
-            <w:r>
-              <w:t xml:space="preserve">Horizontalna sila po nosaču</w:t>
-            </w:r>
-          </w:p>
-        </w:tc>
-        <w:tc>
-          <w:tcPr/>
-          <w:p>
-            <w:pPr>
-              <w:pStyle w:val="Compact"/>
-            </w:pPr>
-            <w:r>
-              <w:t xml:space="preserve">10,0 kN (GSN)</w:t>
-            </w:r>
-          </w:p>
-        </w:tc>
-      </w:tr>
-      <w:tr>
-        <w:tc>
-          <w:tcPr/>
-          <w:p>
-            <w:pPr>
-              <w:pStyle w:val="Compact"/>
-            </w:pPr>
-            <w:r>
-              <w:t xml:space="preserve">Moment prevrtanja po nosaču</w:t>
-            </w:r>
-          </w:p>
-        </w:tc>
-        <w:tc>
-          <w:tcPr/>
-          <w:p>
-            <w:pPr>
-              <w:pStyle w:val="Compact"/>
-            </w:pPr>
-            <w:r>
-              <w:t xml:space="preserve">25,7 kNm (GSN)</w:t>
-            </w:r>
-          </w:p>
-        </w:tc>
-      </w:tr>
-      <w:tr>
-        <w:tc>
-          <w:tcPr/>
-          <w:p>
-            <w:pPr>
-              <w:pStyle w:val="Compact"/>
-            </w:pPr>
-            <w:r>
-              <w:t xml:space="preserve">Spreg po temeljnoj traci</w:t>
-            </w:r>
-          </w:p>
-        </w:tc>
-        <w:tc>
-          <w:tcPr/>
-          <w:p>
-            <w:pPr>
-              <w:pStyle w:val="Compact"/>
-            </w:pPr>
-            <w:r>
-              <w:t xml:space="preserve">16,1 kN pri razmaku traka 1600 mm</w:t>
-            </w:r>
-          </w:p>
-        </w:tc>
-      </w:tr>
-    </w:tbl>
-    <w:bookmarkEnd w:id="13"/>
-    <w:bookmarkStart w:id="14" w:name="materijal-i-izrada-konstrukcije"/>
-    <w:p>
-      <w:pPr>
-        <w:pStyle w:val="Heading3"/>
-      </w:pPr>
-      <w:r>
-        <w:t xml:space="preserve">3.3 Materijal i izrada konstrukcije</w:t>
-      </w:r>
-    </w:p>
-    <w:tbl>
-      <w:tblPr>
-        <w:tblStyle w:val="Table"/>
-        <w:tblW w:type="dxa" w:w="9638"/>
-        <w:tblLook w:firstRow="1" w:lastRow="0" w:firstColumn="0" w:lastColumn="0" w:noHBand="0" w:noVBand="0" w:val="0020"/>
-      </w:tblPr>
-      <w:tblGrid>
-        <w:gridCol w:w="3276"/>
-        <w:gridCol w:w="6362"/>
-      </w:tblGrid>
-      <w:tr>
-        <w:trPr>
-          <w:tblHeader w:val="on"/>
-        </w:trPr>
-        <w:tc>
-          <w:tcPr/>
-          <w:p>
-            <w:pPr>
-              <w:pStyle w:val="Compact"/>
-            </w:pPr>
-            <w:r>
-              <w:t xml:space="preserve">Element</w:t>
-            </w:r>
-          </w:p>
-        </w:tc>
-        <w:tc>
-          <w:tcPr/>
-          <w:p>
-            <w:pPr>
-              <w:pStyle w:val="Compact"/>
-            </w:pPr>
-            <w:r>
-              <w:t xml:space="preserve">Zahtjev</w:t>
-            </w:r>
-          </w:p>
-        </w:tc>
-      </w:tr>
-      <w:tr>
-        <w:tc>
-          <w:tcPr/>
-          <w:p>
-            <w:pPr>
-              <w:pStyle w:val="Compact"/>
-            </w:pPr>
-            <w:r>
-              <w:t xml:space="preserve">Konstrukcijski čelik</w:t>
-            </w:r>
-          </w:p>
-        </w:tc>
-        <w:tc>
-          <w:tcPr/>
-          <w:p>
-            <w:pPr>
-              <w:pStyle w:val="Compact"/>
-            </w:pPr>
-            <w:r>
-              <w:t xml:space="preserve">S275JR (S355JR za stubove) prema EN 10025-2</w:t>
-            </w:r>
-          </w:p>
-        </w:tc>
-      </w:tr>
-      <w:tr>
-        <w:tc>
-          <w:tcPr/>
-          <w:p>
-            <w:pPr>
-              <w:pStyle w:val="Compact"/>
-            </w:pPr>
-            <w:r>
-              <w:t xml:space="preserve">Profili</w:t>
-            </w:r>
-          </w:p>
-        </w:tc>
-        <w:tc>
-          <w:tcPr/>
-          <w:p>
-            <w:pPr>
-              <w:pStyle w:val="Compact"/>
-            </w:pPr>
-            <w:r>
-              <w:t xml:space="preserve">šuplji profili prema EN 10219; stubovi min. RHS 80 × 80 × 4, rigle min. RHS 60 × 40 × 3, ili presjek sa dokazano najmanje jednakim otpornim momentom</w:t>
-            </w:r>
-          </w:p>
-        </w:tc>
-      </w:tr>
-      <w:tr>
-        <w:tc>
-          <w:tcPr/>
-          <w:p>
-            <w:pPr>
-              <w:pStyle w:val="Compact"/>
-            </w:pPr>
-            <w:r>
-              <w:t xml:space="preserve">Antikorozivna zaštita</w:t>
-            </w:r>
-          </w:p>
-        </w:tc>
-        <w:tc>
-          <w:tcPr/>
-          <w:p>
-            <w:pPr>
-              <w:pStyle w:val="Compact"/>
-            </w:pPr>
-            <w:r>
-              <w:t xml:space="preserve">vruće cinčanje prema EN ISO 1461, min. 70 µm lokalno / 85 µm srednje (C4)</w:t>
-            </w:r>
-          </w:p>
-        </w:tc>
-      </w:tr>
-      <w:tr>
-        <w:tc>
-          <w:tcPr/>
-          <w:p>
-            <w:pPr>
-              <w:pStyle w:val="Compact"/>
-            </w:pPr>
-            <w:r>
-              <w:t xml:space="preserve">Zavarivanje</w:t>
-            </w:r>
-          </w:p>
-        </w:tc>
-        <w:tc>
-          <w:tcPr/>
-          <w:p>
-            <w:pPr>
-              <w:pStyle w:val="Compact"/>
-            </w:pPr>
-            <w:r>
-              <w:t xml:space="preserve">EN 1090-2, klasa izvedbe EXC2; zavarivači prema EN ISO 9606-1</w:t>
-            </w:r>
-          </w:p>
-        </w:tc>
-      </w:tr>
-      <w:tr>
-        <w:tc>
-          <w:tcPr/>
-          <w:p>
-            <w:pPr>
-              <w:pStyle w:val="Compact"/>
-            </w:pPr>
-            <w:r>
-              <w:t xml:space="preserve">Označavanje</w:t>
-            </w:r>
-          </w:p>
-        </w:tc>
-        <w:tc>
-          <w:tcPr/>
-          <w:p>
-            <w:pPr>
-              <w:pStyle w:val="Compact"/>
-            </w:pPr>
-            <w:r>
-              <w:t xml:space="preserve">CE i izjava o svojstvima prema EN 1090-1</w:t>
-            </w:r>
-          </w:p>
-        </w:tc>
-      </w:tr>
-      <w:tr>
-        <w:tc>
-          <w:tcPr/>
-          <w:p>
-            <w:pPr>
-              <w:pStyle w:val="Compact"/>
-            </w:pPr>
-            <w:r>
-              <w:t xml:space="preserve">Konstrukcijski vijci</w:t>
-            </w:r>
-          </w:p>
-        </w:tc>
-        <w:tc>
-          <w:tcPr/>
-          <w:p>
-            <w:pPr>
-              <w:pStyle w:val="Compact"/>
-            </w:pPr>
-            <w:r>
-              <w:t xml:space="preserve">M16 klase 8.8, cinčani, prema EN 15048</w:t>
-            </w:r>
-          </w:p>
-        </w:tc>
-      </w:tr>
-      <w:tr>
-        <w:tc>
-          <w:tcPr/>
-          <w:p>
-            <w:pPr>
-              <w:pStyle w:val="Compact"/>
-            </w:pPr>
-            <w:r>
-              <w:t xml:space="preserve">Pričvršćenje modula</w:t>
-            </w:r>
-          </w:p>
-        </w:tc>
-        <w:tc>
-          <w:tcPr/>
-          <w:p>
-            <w:pPr>
-              <w:pStyle w:val="Compact"/>
-            </w:pPr>
-            <w:r>
-              <w:t xml:space="preserve">nehrđajući A2/A4; stezaljke za debljinu modula 30 mm</w:t>
-            </w:r>
-          </w:p>
-        </w:tc>
-      </w:tr>
-      <w:tr>
-        <w:tc>
-          <w:tcPr/>
-          <w:p>
-            <w:pPr>
-              <w:pStyle w:val="Compact"/>
-            </w:pPr>
-            <w:r>
-              <w:t xml:space="preserve">Zaštita od krađe</w:t>
-            </w:r>
-          </w:p>
-        </w:tc>
-        <w:tc>
-          <w:tcPr/>
-          <w:p>
-            <w:pPr>
-              <w:pStyle w:val="Compact"/>
-            </w:pPr>
-            <w:r>
-              <w:t xml:space="preserve">antitheft matice na stezaljkama modula</w:t>
-            </w:r>
-          </w:p>
-        </w:tc>
-      </w:tr>
-      <w:tr>
-        <w:tc>
-          <w:tcPr/>
-          <w:p>
-            <w:pPr>
-              <w:pStyle w:val="Compact"/>
-            </w:pPr>
-            <w:r>
-              <w:t xml:space="preserve">Moment pritezanja</w:t>
-            </w:r>
-          </w:p>
-        </w:tc>
-        <w:tc>
-          <w:tcPr/>
-          <w:p>
-            <w:pPr>
-              <w:pStyle w:val="Compact"/>
-            </w:pPr>
-            <w:r>
-              <w:t xml:space="preserve">prema uputstvu proizvođača (45 N·m za Huawei)</w:t>
-            </w:r>
-          </w:p>
-        </w:tc>
-      </w:tr>
-    </w:tbl>
-    <w:bookmarkEnd w:id="14"/>
-    <w:bookmarkStart w:id="15" w:name="sidrenje"/>
-    <w:p>
-      <w:pPr>
-        <w:pStyle w:val="Heading3"/>
-      </w:pPr>
-      <w:r>
-        <w:t xml:space="preserve">3.4 Sidrenje</w:t>
-      </w:r>
-    </w:p>
-    <w:tbl>
-      <w:tblPr>
-        <w:tblStyle w:val="Table"/>
-        <w:tblW w:type="dxa" w:w="9638"/>
-        <w:tblLook w:firstRow="1" w:lastRow="0" w:firstColumn="0" w:lastColumn="0" w:noHBand="0" w:noVBand="0" w:val="0020"/>
-      </w:tblPr>
-      <w:tblGrid>
-        <w:gridCol w:w="3276"/>
-        <w:gridCol w:w="6362"/>
-      </w:tblGrid>
-      <w:tr>
-        <w:trPr>
-          <w:tblHeader w:val="on"/>
-        </w:trPr>
-        <w:tc>
-          <w:tcPr/>
-          <w:p>
-            <w:pPr>
-              <w:pStyle w:val="Compact"/>
-            </w:pPr>
-            <w:r>
-              <w:t xml:space="preserve">Element</w:t>
-            </w:r>
-          </w:p>
-        </w:tc>
-        <w:tc>
-          <w:tcPr/>
-          <w:p>
-            <w:pPr>
-              <w:pStyle w:val="Compact"/>
-            </w:pPr>
-            <w:r>
-              <w:t xml:space="preserve">Zahtjev</w:t>
-            </w:r>
-          </w:p>
-        </w:tc>
-      </w:tr>
-      <w:tr>
-        <w:tc>
-          <w:tcPr/>
-          <w:p>
-            <w:pPr>
-              <w:pStyle w:val="Compact"/>
-            </w:pPr>
-            <w:r>
-              <w:t xml:space="preserve">Tip</w:t>
-            </w:r>
-          </w:p>
-        </w:tc>
-        <w:tc>
-          <w:tcPr/>
-          <w:p>
-            <w:pPr>
-              <w:pStyle w:val="Compact"/>
-            </w:pPr>
-            <w:r>
-              <w:t xml:space="preserve">hemijski (epoksidni/vinilesterski) anker M16 ili M20, sa ETA odobrenjem</w:t>
-            </w:r>
-          </w:p>
-        </w:tc>
-      </w:tr>
-      <w:tr>
-        <w:tc>
-          <w:tcPr/>
-          <w:p>
-            <w:pPr>
-              <w:pStyle w:val="Compact"/>
-            </w:pPr>
-            <w:r>
-              <w:t xml:space="preserve">Materijal</w:t>
-            </w:r>
-          </w:p>
-        </w:tc>
-        <w:tc>
-          <w:tcPr/>
-          <w:p>
-            <w:pPr>
-              <w:pStyle w:val="Compact"/>
-            </w:pPr>
-            <w:r>
-              <w:t xml:space="preserve">vruće cinčan ili nehrđajući A4</w:t>
-            </w:r>
-          </w:p>
-        </w:tc>
-      </w:tr>
-      <w:tr>
-        <w:tc>
-          <w:tcPr/>
-          <w:p>
-            <w:pPr>
-              <w:pStyle w:val="Compact"/>
-            </w:pPr>
-            <w:r>
-              <w:t xml:space="preserve">Broj</w:t>
-            </w:r>
-          </w:p>
-        </w:tc>
-        <w:tc>
-          <w:tcPr/>
-          <w:p>
-            <w:pPr>
-              <w:pStyle w:val="Compact"/>
-            </w:pPr>
-            <w:r>
-              <w:t xml:space="preserve">min. 2 ankera po temeljnoj traci, odnosno 4 po nosaču</w:t>
-            </w:r>
-          </w:p>
-        </w:tc>
-      </w:tr>
-      <w:tr>
-        <w:tc>
-          <w:tcPr/>
-          <w:p>
-            <w:pPr>
-              <w:pStyle w:val="Compact"/>
-            </w:pPr>
-            <w:r>
-              <w:t xml:space="preserve">Nosivost i dubina ugradnje</w:t>
-            </w:r>
-          </w:p>
-        </w:tc>
-        <w:tc>
-          <w:tcPr/>
-          <w:p>
-            <w:pPr>
-              <w:pStyle w:val="Compact"/>
-            </w:pPr>
-            <w:r>
-              <w:t xml:space="preserve">prema ETA za konkretnu podlogu (beton / stijena) i prema statičkom proračunu iz tehničkog rješenja Ponuđača</w:t>
-            </w:r>
-          </w:p>
-        </w:tc>
-      </w:tr>
-      <w:tr>
-        <w:tc>
-          <w:tcPr/>
-          <w:p>
-            <w:pPr>
-              <w:pStyle w:val="Compact"/>
-            </w:pPr>
-            <w:r>
-              <w:rPr>
-                <w:b/>
-                <w:bCs/>
-              </w:rPr>
-              <w:t xml:space="preserve">Projektne sile ankerisanja</w:t>
-            </w:r>
-          </w:p>
-        </w:tc>
-        <w:tc>
-          <w:tcPr/>
-          <w:p>
-            <w:pPr>
-              <w:pStyle w:val="Compact"/>
-            </w:pPr>
-            <w:r>
-              <w:t xml:space="preserve">proizlaze iz koncepta konstrukcije koji Ponuđač nudi i iskazuju se u tehničkom rješenju; mjerodavno opterećenje sidrenja je</w:t>
-            </w:r>
-            <w:r>
-              <w:t xml:space="preserve"> </w:t>
-            </w:r>
-            <w:r>
-              <w:rPr>
-                <w:b/>
-                <w:bCs/>
-              </w:rPr>
-              <w:t xml:space="preserve">sila po traci od momenta prevrtanja</w:t>
-            </w:r>
-            <w:r>
-              <w:t xml:space="preserve"> </w:t>
-            </w:r>
-            <w:r>
-              <w:t xml:space="preserve">(Tačka 3.2, orijentaciono)</w:t>
-            </w:r>
-          </w:p>
-        </w:tc>
-      </w:tr>
-      <w:tr>
-        <w:tc>
-          <w:tcPr/>
-          <w:p>
-            <w:pPr>
-              <w:pStyle w:val="Compact"/>
-            </w:pPr>
-            <w:r>
-              <w:t xml:space="preserve">Dokazivanje</w:t>
-            </w:r>
-          </w:p>
-        </w:tc>
-        <w:tc>
-          <w:tcPr/>
-          <w:p>
-            <w:pPr>
-              <w:pStyle w:val="Compact"/>
-            </w:pPr>
-            <w:r>
-              <w:t xml:space="preserve">ispitivanje čupanjem (pull-out) na ≥10 % ugrađenih ankera, min. 2 po nosaču, do 1,5 × projektne sile, uz zapisnik ovjeren od nadzornog organa</w:t>
-            </w:r>
-          </w:p>
-        </w:tc>
-      </w:tr>
-    </w:tbl>
-    <w:bookmarkEnd w:id="15"/>
-    <w:bookmarkStart w:id="16" w:name="temelji-nosača"/>
-    <w:p>
-      <w:pPr>
-        <w:pStyle w:val="Heading3"/>
-      </w:pPr>
-      <w:r>
-        <w:t xml:space="preserve">3.5 Temelji nosača</w:t>
-      </w:r>
-    </w:p>
-    <w:tbl>
-      <w:tblPr>
-        <w:tblStyle w:val="Table"/>
-        <w:tblW w:type="dxa" w:w="9638"/>
-        <w:tblLook w:firstRow="1" w:lastRow="0" w:firstColumn="0" w:lastColumn="0" w:noHBand="0" w:noVBand="0" w:val="0020"/>
-      </w:tblPr>
-      <w:tblGrid>
-        <w:gridCol w:w="3276"/>
-        <w:gridCol w:w="6362"/>
-      </w:tblGrid>
-      <w:tr>
-        <w:trPr>
-          <w:tblHeader w:val="on"/>
-        </w:trPr>
-        <w:tc>
-          <w:tcPr/>
-          <w:p>
-            <w:pPr>
-              <w:pStyle w:val="Compact"/>
-            </w:pPr>
-            <w:r>
-              <w:t xml:space="preserve">Element</w:t>
-            </w:r>
-          </w:p>
-        </w:tc>
-        <w:tc>
-          <w:tcPr/>
-          <w:p>
-            <w:pPr>
-              <w:pStyle w:val="Compact"/>
-            </w:pPr>
-            <w:r>
-              <w:t xml:space="preserve">Zahtjev</w:t>
-            </w:r>
-          </w:p>
-        </w:tc>
-      </w:tr>
-      <w:tr>
-        <w:tc>
-          <w:tcPr/>
-          <w:p>
-            <w:pPr>
-              <w:pStyle w:val="Compact"/>
-            </w:pPr>
-            <w:r>
-              <w:t xml:space="preserve">Beton</w:t>
-            </w:r>
-          </w:p>
-        </w:tc>
-        <w:tc>
-          <w:tcPr/>
-          <w:p>
-            <w:pPr>
-              <w:pStyle w:val="Compact"/>
-            </w:pPr>
-            <w:r>
-              <w:t xml:space="preserve">C30/37, klasa izloženosti XC4 + XF3, aerant 4–6 %, Dmax 16, S3</w:t>
-            </w:r>
-          </w:p>
-        </w:tc>
-      </w:tr>
-      <w:tr>
-        <w:tc>
-          <w:tcPr/>
-          <w:p>
-            <w:pPr>
-              <w:pStyle w:val="Compact"/>
-            </w:pPr>
-            <w:r>
-              <w:t xml:space="preserve">Podložni beton</w:t>
-            </w:r>
-          </w:p>
-        </w:tc>
-        <w:tc>
-          <w:tcPr/>
-          <w:p>
-            <w:pPr>
-              <w:pStyle w:val="Compact"/>
-            </w:pPr>
-            <w:r>
-              <w:t xml:space="preserve">C12/15, d = 50 mm</w:t>
-            </w:r>
-          </w:p>
-        </w:tc>
-      </w:tr>
-      <w:tr>
-        <w:tc>
-          <w:tcPr/>
-          <w:p>
-            <w:pPr>
-              <w:pStyle w:val="Compact"/>
-            </w:pPr>
-            <w:r>
-              <w:t xml:space="preserve">Armatura</w:t>
-            </w:r>
-          </w:p>
-        </w:tc>
-        <w:tc>
-          <w:tcPr/>
-          <w:p>
-            <w:pPr>
-              <w:pStyle w:val="Compact"/>
-            </w:pPr>
-            <w:r>
-              <w:t xml:space="preserve">B500B, zaštitni sloj ≥50 mm</w:t>
-            </w:r>
-          </w:p>
-        </w:tc>
-      </w:tr>
-      <w:tr>
-        <w:tc>
-          <w:tcPr/>
-          <w:p>
-            <w:pPr>
-              <w:pStyle w:val="Compact"/>
-            </w:pPr>
-            <w:r>
-              <w:t xml:space="preserve">Geometrija</w:t>
-            </w:r>
-          </w:p>
-        </w:tc>
-        <w:tc>
-          <w:tcPr/>
-          <w:p>
-            <w:pPr>
-              <w:pStyle w:val="Compact"/>
-            </w:pPr>
-            <w:r>
-              <w:t xml:space="preserve">2 trake po nosaču (×4 nosača =</w:t>
-            </w:r>
-            <w:r>
-              <w:t xml:space="preserve"> </w:t>
-            </w:r>
-            <w:r>
-              <w:rPr>
-                <w:b/>
-                <w:bCs/>
-              </w:rPr>
-              <w:t xml:space="preserve">8 traka po lokaciji</w:t>
-            </w:r>
-            <w:r>
-              <w:t xml:space="preserve">),</w:t>
-            </w:r>
-            <w:r>
-              <w:t xml:space="preserve"> </w:t>
-            </w:r>
-            <w:r>
-              <w:rPr>
-                <w:b/>
-                <w:bCs/>
-              </w:rPr>
-              <w:t xml:space="preserve">500 × 2600 mm, jedinstvene širine po cijeloj dubini</w:t>
-            </w:r>
-            <w:r>
-              <w:t xml:space="preserve"> </w:t>
-            </w:r>
-            <w:r>
-              <w:t xml:space="preserve">(bez proširenja u dnu),</w:t>
-            </w:r>
-            <w:r>
-              <w:t xml:space="preserve"> </w:t>
-            </w:r>
-            <w:r>
-              <w:rPr>
-                <w:b/>
-                <w:bCs/>
-              </w:rPr>
-              <w:t xml:space="preserve">pune dubine 900 mm</w:t>
-            </w:r>
-            <w:r>
-              <w:t xml:space="preserve">, razmak 1600 mm, upravno na niz (pravac JZ–SI)</w:t>
-            </w:r>
-          </w:p>
-        </w:tc>
-      </w:tr>
-      <w:tr>
-        <w:tc>
-          <w:tcPr/>
-          <w:p>
-            <w:pPr>
-              <w:pStyle w:val="Compact"/>
-            </w:pPr>
-            <w:r>
-              <w:rPr>
-                <w:b/>
-                <w:bCs/>
-              </w:rPr>
-              <w:t xml:space="preserve">Zapremina</w:t>
-            </w:r>
-          </w:p>
-        </w:tc>
-        <w:tc>
-          <w:tcPr/>
-          <w:p>
-            <w:pPr>
-              <w:pStyle w:val="Compact"/>
-            </w:pPr>
-            <w:r>
-              <w:rPr>
-                <w:b/>
-                <w:bCs/>
-              </w:rPr>
-              <w:t xml:space="preserve">1,170 m³ po traci → 9,36 m³ po lokaciji</w:t>
-            </w:r>
-          </w:p>
-        </w:tc>
-      </w:tr>
-      <w:tr>
-        <w:tc>
-          <w:tcPr/>
-          <w:p>
-            <w:pPr>
-              <w:pStyle w:val="Compact"/>
-            </w:pPr>
-            <w:r>
-              <w:t xml:space="preserve">Smještaj</w:t>
-            </w:r>
-          </w:p>
-        </w:tc>
-        <w:tc>
-          <w:tcPr/>
-          <w:p>
-            <w:pPr>
-              <w:pStyle w:val="Compact"/>
-            </w:pPr>
-            <w:r>
-              <w:rPr>
-                <w:b/>
-                <w:bCs/>
-              </w:rPr>
-              <w:t xml:space="preserve">IZVAN ograđenog platoa</w:t>
-            </w:r>
-            <w:r>
-              <w:t xml:space="preserve">, na JZ strani ograde (Tačka 3.7)</w:t>
-            </w:r>
-          </w:p>
-        </w:tc>
-      </w:tr>
-      <w:tr>
-        <w:tc>
-          <w:tcPr/>
-          <w:p>
-            <w:pPr>
-              <w:pStyle w:val="Compact"/>
-            </w:pPr>
-            <w:r>
-              <w:t xml:space="preserve">Dubina smrzavanja</w:t>
-            </w:r>
-          </w:p>
-        </w:tc>
-        <w:tc>
-          <w:tcPr/>
-          <w:p>
-            <w:pPr>
-              <w:pStyle w:val="Compact"/>
-            </w:pPr>
-            <w:r>
-              <w:t xml:space="preserve">temeljna spojnica ispod dubine smrzavanja; Ponuđač navodi vrijednost</w:t>
-            </w:r>
-          </w:p>
-        </w:tc>
-      </w:tr>
-    </w:tbl>
-    <w:p>
-      <w:pPr>
-        <w:pStyle w:val="BodyText"/>
-      </w:pPr>
-      <w:r>
-        <w:rPr>
-          <w:b/>
-          <w:bCs/>
-        </w:rPr>
-        <w:t xml:space="preserve">Traka se betonira punom dubinom rova, jedinstvene širine.</w:t>
-      </w:r>
-      <w:r>
-        <w:t xml:space="preserve"> </w:t>
-      </w:r>
-      <w:r>
-        <w:t xml:space="preserve">Rov u stijeni siječe se</w:t>
-      </w:r>
-      <w:r>
-        <w:t xml:space="preserve"> </w:t>
-      </w:r>
-      <w:r>
-        <w:t xml:space="preserve">jednom širinom po cijeloj dubini — temelj širi u dnu nego u vrhu tražio bi potkopavanje i</w:t>
-      </w:r>
-      <w:r>
-        <w:t xml:space="preserve"> </w:t>
-      </w:r>
-      <w:r>
-        <w:t xml:space="preserve">na kršu nije izvodiv. Vlastita težina trake je dio dokaza sigurnosti na podizanje:</w:t>
-      </w:r>
-      <w:r>
-        <w:t xml:space="preserve"> </w:t>
-      </w:r>
-      <w:r>
-        <w:rPr>
-          <w:rStyle w:val="VerbatimChar"/>
-        </w:rPr>
-        <w:t xml:space="preserve">1,170 m³ × 24 kN/m³ × 0,9 = 25,3 kN</w:t>
-      </w:r>
-      <w:r>
-        <w:t xml:space="preserve"> </w:t>
-      </w:r>
-      <w:r>
-        <w:t xml:space="preserve">prema sprezi od 16,1 kN po traci. Traka manje</w:t>
-      </w:r>
-      <w:r>
-        <w:t xml:space="preserve"> </w:t>
-      </w:r>
-      <w:r>
-        <w:t xml:space="preserve">zapremine tu provjeru ne zatvara vlastitom težinom. Pošto traka ispunjava rov,</w:t>
-      </w:r>
-      <w:r>
-        <w:t xml:space="preserve"> </w:t>
-      </w:r>
-      <w:r>
-        <w:rPr>
-          <w:b/>
-          <w:bCs/>
-        </w:rPr>
-        <w:t xml:space="preserve">zatrpavanja nema</w:t>
-      </w:r>
-      <w:r>
-        <w:t xml:space="preserve"> </w:t>
-      </w:r>
-      <w:r>
-        <w:t xml:space="preserve">i sav iskopani materijal se odvozi.</w:t>
-      </w:r>
-    </w:p>
-    <w:bookmarkEnd w:id="16"/>
-    <w:bookmarkStart w:id="17" w:name="uzemljenje-lot-1"/>
-    <w:p>
-      <w:pPr>
-        <w:pStyle w:val="Heading3"/>
-      </w:pPr>
-      <w:r>
-        <w:t xml:space="preserve">3.6 Uzemljenje (LOT 1)</w:t>
-      </w:r>
-    </w:p>
-    <w:p>
-      <w:pPr>
-        <w:pStyle w:val="Compact"/>
-        <w:numPr>
-          <w:ilvl w:val="0"/>
-          <w:numId w:val="1001"/>
-        </w:numPr>
-      </w:pPr>
-      <w:r>
-        <w:t xml:space="preserve">povezivanje</w:t>
-      </w:r>
-      <w:r>
-        <w:t xml:space="preserve"> </w:t>
-      </w:r>
-      <w:r>
-        <w:rPr>
-          <w:b/>
-          <w:bCs/>
-        </w:rPr>
-        <w:t xml:space="preserve">sva četiri nosača</w:t>
-      </w:r>
-      <w:r>
-        <w:t xml:space="preserve"> </w:t>
-      </w:r>
-      <w:r>
-        <w:t xml:space="preserve">na svakoj lokaciji na postojeći uzemljivač Fe/Zn 25 × 4 mm</w:t>
-      </w:r>
-    </w:p>
-    <w:p>
-      <w:pPr>
-        <w:pStyle w:val="Compact"/>
-        <w:numPr>
-          <w:ilvl w:val="0"/>
-          <w:numId w:val="1001"/>
-        </w:numPr>
-      </w:pPr>
-      <w:r>
-        <w:t xml:space="preserve">vodič: bakarno uže ≥50 mm² prema EN 62305-3, Tabela 7, otporno na UV i ukopavanje</w:t>
-      </w:r>
-    </w:p>
-    <w:p>
-      <w:pPr>
-        <w:pStyle w:val="Compact"/>
-        <w:numPr>
-          <w:ilvl w:val="0"/>
-          <w:numId w:val="1001"/>
-        </w:numPr>
-      </w:pPr>
-      <w:r>
-        <w:rPr>
-          <w:b/>
-          <w:bCs/>
-        </w:rPr>
-        <w:t xml:space="preserve">NIJE dozvoljen</w:t>
-      </w:r>
-      <w:r>
-        <w:t xml:space="preserve"> </w:t>
-      </w:r>
-      <w:r>
-        <w:t xml:space="preserve">H07V-K 25 mm² (unutrašnji instalacioni vodič)</w:t>
-      </w:r>
-    </w:p>
-    <w:p>
-      <w:pPr>
-        <w:pStyle w:val="Compact"/>
-        <w:numPr>
-          <w:ilvl w:val="0"/>
-          <w:numId w:val="1001"/>
-        </w:numPr>
-      </w:pPr>
-      <w:r>
-        <w:t xml:space="preserve">bimetalni (Cu/Fe-Zn) ukrsni komadi otporni na galvansku koroziju</w:t>
-      </w:r>
-    </w:p>
-    <w:p>
-      <w:pPr>
-        <w:pStyle w:val="Compact"/>
-        <w:numPr>
-          <w:ilvl w:val="0"/>
-          <w:numId w:val="1001"/>
-        </w:numPr>
-      </w:pPr>
-      <w:r>
-        <w:t xml:space="preserve">kontinuitet spojeva ≤0,1 Ω; ukupni otpor uzemljenja ≤10 Ω</w:t>
-      </w:r>
-    </w:p>
-    <w:p>
-      <w:pPr>
-        <w:pStyle w:val="Compact"/>
-        <w:numPr>
-          <w:ilvl w:val="0"/>
-          <w:numId w:val="1001"/>
-        </w:numPr>
-      </w:pPr>
-      <w:r>
-        <w:t xml:space="preserve">DC kablovi na razmaku ≥0,5 m od odvoda gromobranske instalacije</w:t>
-      </w:r>
-    </w:p>
-    <w:p>
-      <w:pPr>
-        <w:pStyle w:val="Compact"/>
-        <w:numPr>
-          <w:ilvl w:val="0"/>
-          <w:numId w:val="1001"/>
-        </w:numPr>
-      </w:pPr>
-      <w:r>
-        <w:t xml:space="preserve">FN polja su na obje lokacije unutar zone zaštite antenskog stuba (metoda kotrljajuće</w:t>
-      </w:r>
-      <w:r>
-        <w:t xml:space="preserve"> </w:t>
-      </w:r>
-      <w:r>
-        <w:t xml:space="preserve">sfere, LPL I) — dodatne hvataljke nisu potrebne</w:t>
-      </w:r>
-    </w:p>
-    <w:p>
-      <w:pPr>
-        <w:pStyle w:val="Compact"/>
-        <w:numPr>
-          <w:ilvl w:val="0"/>
-          <w:numId w:val="1001"/>
-        </w:numPr>
-      </w:pPr>
-      <w:r>
-        <w:rPr>
-          <w:b/>
-          <w:bCs/>
-        </w:rPr>
-        <w:t xml:space="preserve">Hamzići:</w:t>
-      </w:r>
-      <w:r>
-        <w:t xml:space="preserve"> </w:t>
-      </w:r>
-      <w:r>
-        <w:t xml:space="preserve">svih 8 temeljnih traka u JZ pojasu presijeca dva postojeća prstena uzemljivača Fe/Zn 25 × 4 mm</w:t>
-      </w:r>
-      <w:r>
-        <w:t xml:space="preserve"> </w:t>
-      </w:r>
-      <w:r>
-        <w:t xml:space="preserve">na dubini 0,8 m (1,05 m i 2,30 m od ivice ploče, ovjereni</w:t>
-      </w:r>
-      <w:r>
-        <w:t xml:space="preserve"> </w:t>
-      </w:r>
-      <w:r>
-        <w:rPr>
-          <w:rStyle w:val="VerbatimChar"/>
-        </w:rPr>
-        <w:t xml:space="preserve">3.6.9 Plan uzemljivača</w:t>
-      </w:r>
-      <w:r>
-        <w:t xml:space="preserve">).</w:t>
-      </w:r>
-      <w:r>
-        <w:t xml:space="preserve"> </w:t>
-      </w:r>
-      <w:r>
-        <w:t xml:space="preserve">Ponuđač ih locira i otkopava, pa ih premješta ispod ili oko trake ili premošćuje istim</w:t>
-      </w:r>
-      <w:r>
-        <w:t xml:space="preserve"> </w:t>
-      </w:r>
-      <w:r>
-        <w:t xml:space="preserve">materijalom — prsten se ne prekida trajno; otpor uzemljenja mjeri prije i poslije radova</w:t>
-      </w:r>
-    </w:p>
-    <w:bookmarkEnd w:id="17"/>
-    <w:bookmarkStart w:id="18" w:name="posebno-po-lokaciji"/>
-    <w:p>
-      <w:pPr>
-        <w:pStyle w:val="Heading3"/>
-      </w:pPr>
-      <w:r>
-        <w:t xml:space="preserve">3.7 Posebno po lokaciji</w:t>
+        <w:t xml:space="preserve">Dejstva vjetra, snijega i leda Ponuđač usvaja sam, za konkretnu lokaciju, prema</w:t>
+      </w:r>
+      <w:r>
+        <w:t xml:space="preserve"> </w:t>
+      </w:r>
+      <w:r>
+        <w:t xml:space="preserve">standardima iz Tačke 2 i ovjerenoj projektnoj dokumentaciji lokacije iz Priloga III.</w:t>
       </w:r>
     </w:p>
     <w:tbl>
@@ -3303,7 +678,7 @@
               <w:pStyle w:val="Compact"/>
             </w:pPr>
             <w:r>
-              <w:t xml:space="preserve">Parametar</w:t>
+              <w:t xml:space="preserve">Uticaj</w:t>
             </w:r>
           </w:p>
         </w:tc>
@@ -3338,284 +713,253 @@
               <w:pStyle w:val="Compact"/>
             </w:pPr>
             <w:r>
-              <w:t xml:space="preserve">Kota ograde</w:t>
-            </w:r>
-          </w:p>
-        </w:tc>
-        <w:tc>
-          <w:tcPr/>
-          <w:p>
-            <w:pPr>
-              <w:pStyle w:val="Compact"/>
-            </w:pPr>
-            <w:r>
-              <w:t xml:space="preserve">h = 2,10 m (ovjereni</w:t>
-            </w:r>
-            <w:r>
-              <w:t xml:space="preserve"> </w:t>
-            </w:r>
-            <w:r>
-              <w:rPr>
-                <w:rStyle w:val="VerbatimChar"/>
-              </w:rPr>
-              <w:t xml:space="preserve">04 Ograda</w:t>
-            </w:r>
-            <w:r>
-              <w:t xml:space="preserve">)</w:t>
-            </w:r>
-          </w:p>
-        </w:tc>
-        <w:tc>
-          <w:tcPr/>
-          <w:p>
-            <w:pPr>
-              <w:pStyle w:val="Compact"/>
-            </w:pPr>
-            <w:r>
-              <w:t xml:space="preserve">h = 1,80 m od ploče (ovjereni</w:t>
-            </w:r>
-            <w:r>
-              <w:t xml:space="preserve"> </w:t>
-            </w:r>
-            <w:r>
-              <w:rPr>
-                <w:rStyle w:val="VerbatimChar"/>
-              </w:rPr>
-              <w:t xml:space="preserve">04_Ograda</w:t>
-            </w:r>
-            <w:r>
-              <w:t xml:space="preserve">); teren oko ploče je na −0,20 m, pa je ograda 2,00 m iznad terena</w:t>
-            </w:r>
-          </w:p>
-        </w:tc>
-      </w:tr>
-      <w:tr>
-        <w:tc>
-          <w:tcPr/>
-          <w:p>
-            <w:pPr>
-              <w:pStyle w:val="Compact"/>
-            </w:pPr>
-            <w:r>
-              <w:t xml:space="preserve">Nadvišenje ograde</w:t>
-            </w:r>
-          </w:p>
-        </w:tc>
-        <w:tc>
-          <w:tcPr/>
-          <w:p>
-            <w:pPr>
-              <w:pStyle w:val="Compact"/>
-            </w:pPr>
-            <w:r>
-              <w:t xml:space="preserve">0,83 m</w:t>
-            </w:r>
-          </w:p>
-        </w:tc>
-        <w:tc>
-          <w:tcPr/>
-          <w:p>
-            <w:pPr>
-              <w:pStyle w:val="Compact"/>
-            </w:pPr>
-            <w:r>
-              <w:t xml:space="preserve">0,93 m</w:t>
-            </w:r>
-          </w:p>
-        </w:tc>
-      </w:tr>
-      <w:tr>
-        <w:tc>
-          <w:tcPr/>
-          <w:p>
-            <w:pPr>
-              <w:pStyle w:val="Compact"/>
-            </w:pPr>
-            <w:r>
-              <w:t xml:space="preserve">Raspoloživi prostor</w:t>
-            </w:r>
-          </w:p>
-        </w:tc>
-        <w:tc>
-          <w:tcPr/>
-          <w:p>
-            <w:pPr>
-              <w:pStyle w:val="Compact"/>
-            </w:pPr>
-            <w:r>
-              <w:t xml:space="preserve">na JZ strani ograde, unutar zakupljene parcele 16,00 × 9,40 m; niz 10 312 mm</w:t>
-            </w:r>
-          </w:p>
-        </w:tc>
-        <w:tc>
-          <w:tcPr/>
-          <w:p>
-            <w:pPr>
-              <w:pStyle w:val="Compact"/>
-            </w:pPr>
-            <w:r>
-              <w:t xml:space="preserve">pojas na JZ strani ploče dubine 3300 mm i dužine 12,50 m, unutar zakupa 12,00 × 12,50 m — projekcija polja 2434 mm i trake 2600 mm staju sa po 350 mm od granice zakupa i od ploče; niz 10 312 mm centriran na ploču</w:t>
-            </w:r>
-          </w:p>
-        </w:tc>
-      </w:tr>
-      <w:tr>
-        <w:tc>
-          <w:tcPr/>
-          <w:p>
-            <w:pPr>
-              <w:pStyle w:val="Compact"/>
-            </w:pPr>
-            <w:r>
-              <w:t xml:space="preserve">Položaj nosača</w:t>
-            </w:r>
-          </w:p>
-        </w:tc>
-        <w:tc>
-          <w:tcPr/>
-          <w:p>
-            <w:pPr>
-              <w:pStyle w:val="Compact"/>
-            </w:pPr>
-            <w:r>
-              <w:t xml:space="preserve">niz paralelan sa JZ ogradom; Ponuđač utvrđuje odmak od ograde tako da ravan panela nigdje ne dodiruje ogradu, a konstrukcija ostane unutar parcele</w:t>
-            </w:r>
-          </w:p>
-        </w:tc>
-        <w:tc>
-          <w:tcPr/>
-          <w:p>
-            <w:pPr>
-              <w:pStyle w:val="Compact"/>
-            </w:pPr>
-            <w:r>
-              <w:t xml:space="preserve">nosači okrenuti na JZ (azimut 225°), niz paralelan sa granicom zakupa; iza niza, na ploči sa JZ strane, stoje vanjski ormari ICC360-HA1-C1 i MTS (0,85 m slobodno ispred njih); položaj potvrđuje Ponuđač geodetskim snimanjem</w:t>
-            </w:r>
-          </w:p>
-        </w:tc>
-      </w:tr>
-      <w:tr>
-        <w:tc>
-          <w:tcPr/>
-          <w:p>
-            <w:pPr>
-              <w:pStyle w:val="Compact"/>
-            </w:pPr>
-            <w:r>
-              <w:t xml:space="preserve">Prepreke</w:t>
-            </w:r>
-          </w:p>
-        </w:tc>
-        <w:tc>
-          <w:tcPr/>
-          <w:p>
-            <w:pPr>
-              <w:pStyle w:val="Compact"/>
-            </w:pPr>
-            <w:r>
-              <w:t xml:space="preserve">nema</w:t>
-            </w:r>
-          </w:p>
-        </w:tc>
-        <w:tc>
-          <w:tcPr/>
-          <w:p>
-            <w:pPr>
-              <w:pStyle w:val="Compact"/>
-            </w:pPr>
-            <w:r>
-              <w:t xml:space="preserve">listopadno stablo JJI–JI od stuba (≈7–9 m, 15–20 m, izvan zakupa) zasjenjuje polje samo u zimskim jutrima (do ≈2 % decembarske proizvodnje; polje okrenuto na JZ ga uglavnom izbjegava); stablo se ne uklanja</w:t>
-            </w:r>
-          </w:p>
-        </w:tc>
-      </w:tr>
-      <w:tr>
-        <w:tc>
-          <w:tcPr/>
-          <w:p>
-            <w:pPr>
-              <w:pStyle w:val="Compact"/>
-            </w:pPr>
-            <w:r>
-              <w:t xml:space="preserve">Grafički prilozi</w:t>
-            </w:r>
-          </w:p>
-        </w:tc>
-        <w:tc>
-          <w:tcPr/>
-          <w:p>
-            <w:pPr>
-              <w:pStyle w:val="Compact"/>
-            </w:pPr>
-            <w:r>
-              <w:t xml:space="preserve">S-01, S-02, S-03</w:t>
-            </w:r>
-          </w:p>
-        </w:tc>
-        <w:tc>
-          <w:tcPr/>
-          <w:p>
-            <w:pPr>
-              <w:pStyle w:val="Compact"/>
-            </w:pPr>
-            <w:r>
-              <w:t xml:space="preserve">H-01, H-02, H-03</w:t>
+              <w:t xml:space="preserve">Vjetar</w:t>
+            </w:r>
+          </w:p>
+        </w:tc>
+        <w:tc>
+          <w:tcPr/>
+          <w:p>
+            <w:pPr>
+              <w:pStyle w:val="Compact"/>
+            </w:pPr>
+            <w:r>
+              <w:t xml:space="preserve">prema BAS EN 1991-1-4 + BiH NA, uključujući faktor orografije</w:t>
+            </w:r>
+          </w:p>
+        </w:tc>
+        <w:tc>
+          <w:tcPr/>
+          <w:p>
+            <w:pPr>
+              <w:pStyle w:val="Compact"/>
+            </w:pPr>
+            <w:r>
+              <w:t xml:space="preserve">isto</w:t>
+            </w:r>
+          </w:p>
+        </w:tc>
+      </w:tr>
+      <w:tr>
+        <w:tc>
+          <w:tcPr/>
+          <w:p>
+            <w:pPr>
+              <w:pStyle w:val="Compact"/>
+            </w:pPr>
+            <w:r>
+              <w:t xml:space="preserve">Snijeg</w:t>
+            </w:r>
+          </w:p>
+        </w:tc>
+        <w:tc>
+          <w:tcPr/>
+          <w:p>
+            <w:pPr>
+              <w:pStyle w:val="Compact"/>
+            </w:pPr>
+            <w:r>
+              <w:t xml:space="preserve">prema BAS EN 1991-1-3 + BiH NA</w:t>
+            </w:r>
+          </w:p>
+        </w:tc>
+        <w:tc>
+          <w:tcPr/>
+          <w:p>
+            <w:pPr>
+              <w:pStyle w:val="Compact"/>
+            </w:pPr>
+            <w:r>
+              <w:t xml:space="preserve">isto</w:t>
+            </w:r>
+          </w:p>
+        </w:tc>
+      </w:tr>
+      <w:tr>
+        <w:tc>
+          <w:tcPr/>
+          <w:p>
+            <w:pPr>
+              <w:pStyle w:val="Compact"/>
+            </w:pPr>
+            <w:r>
+              <w:t xml:space="preserve">Led</w:t>
+            </w:r>
+          </w:p>
+        </w:tc>
+        <w:tc>
+          <w:tcPr/>
+          <w:p>
+            <w:pPr>
+              <w:pStyle w:val="Compact"/>
+            </w:pPr>
+            <w:r>
+              <w:t xml:space="preserve">radijalni led prema ovjerenoj projektnoj dokumentaciji lokacije</w:t>
+            </w:r>
+          </w:p>
+        </w:tc>
+        <w:tc>
+          <w:tcPr/>
+          <w:p>
+            <w:pPr>
+              <w:pStyle w:val="Compact"/>
+            </w:pPr>
+            <w:r>
+              <w:t xml:space="preserve">isto</w:t>
+            </w:r>
+          </w:p>
+        </w:tc>
+      </w:tr>
+      <w:tr>
+        <w:tc>
+          <w:tcPr/>
+          <w:p>
+            <w:pPr>
+              <w:pStyle w:val="Compact"/>
+            </w:pPr>
+            <w:r>
+              <w:t xml:space="preserve">Temperatura</w:t>
+            </w:r>
+          </w:p>
+        </w:tc>
+        <w:tc>
+          <w:tcPr/>
+          <w:p>
+            <w:pPr>
+              <w:pStyle w:val="Compact"/>
+            </w:pPr>
+            <w:r>
+              <w:t xml:space="preserve">−25 °C do +50 °C</w:t>
+            </w:r>
+          </w:p>
+        </w:tc>
+        <w:tc>
+          <w:tcPr/>
+          <w:p>
+            <w:pPr>
+              <w:pStyle w:val="Compact"/>
+            </w:pPr>
+            <w:r>
+              <w:t xml:space="preserve">−25 °C do +50 °C; projektni ambijent +40 °C</w:t>
+            </w:r>
+          </w:p>
+        </w:tc>
+      </w:tr>
+      <w:tr>
+        <w:tc>
+          <w:tcPr/>
+          <w:p>
+            <w:pPr>
+              <w:pStyle w:val="Compact"/>
+            </w:pPr>
+            <w:r>
+              <w:t xml:space="preserve">Gustina zraka</w:t>
+            </w:r>
+          </w:p>
+        </w:tc>
+        <w:tc>
+          <w:tcPr/>
+          <w:p>
+            <w:pPr>
+              <w:pStyle w:val="Compact"/>
+            </w:pPr>
+            <w:r>
+              <w:t xml:space="preserve">1,04–1,09 kg/m³</w:t>
+            </w:r>
+          </w:p>
+        </w:tc>
+        <w:tc>
+          <w:tcPr/>
+          <w:p>
+            <w:pPr>
+              <w:pStyle w:val="Compact"/>
+            </w:pPr>
+            <w:r>
+              <w:t xml:space="preserve">1,06–1,12 kg/m³</w:t>
+            </w:r>
+          </w:p>
+        </w:tc>
+      </w:tr>
+      <w:tr>
+        <w:tc>
+          <w:tcPr/>
+          <w:p>
+            <w:pPr>
+              <w:pStyle w:val="Compact"/>
+            </w:pPr>
+            <w:r>
+              <w:t xml:space="preserve">Tlo</w:t>
+            </w:r>
+          </w:p>
+        </w:tc>
+        <w:tc>
+          <w:tcPr/>
+          <w:p>
+            <w:pPr>
+              <w:pStyle w:val="Compact"/>
+            </w:pPr>
+            <w:r>
+              <w:t xml:space="preserve">kamenito (krš); nosivost ≥100 kPa</w:t>
+            </w:r>
+          </w:p>
+        </w:tc>
+        <w:tc>
+          <w:tcPr/>
+          <w:p>
+            <w:pPr>
+              <w:pStyle w:val="Compact"/>
+            </w:pPr>
+            <w:r>
+              <w:t xml:space="preserve">krš; σdop = 150 kPa, bez podzemne vode</w:t>
+            </w:r>
+          </w:p>
+        </w:tc>
+      </w:tr>
+      <w:tr>
+        <w:tc>
+          <w:tcPr/>
+          <w:p>
+            <w:pPr>
+              <w:pStyle w:val="Compact"/>
+            </w:pPr>
+            <w:r>
+              <w:t xml:space="preserve">Smrzavanje</w:t>
+            </w:r>
+          </w:p>
+        </w:tc>
+        <w:tc>
+          <w:tcPr/>
+          <w:p>
+            <w:pPr>
+              <w:pStyle w:val="Compact"/>
+            </w:pPr>
+            <w:r>
+              <w:t xml:space="preserve">temeljna spojnica ispod dubine smrzavanja; Ponuđač navodi usvojenu dubinu</w:t>
+            </w:r>
+          </w:p>
+        </w:tc>
+        <w:tc>
+          <w:tcPr/>
+          <w:p>
+            <w:pPr>
+              <w:pStyle w:val="Compact"/>
+            </w:pPr>
+            <w:r>
+              <w:t xml:space="preserve">isto</w:t>
             </w:r>
           </w:p>
         </w:tc>
       </w:tr>
     </w:tbl>
-    <w:p>
-      <w:r>
-        <w:pict>
-          <v:rect style="width:0;height:1.5pt" o:hralign="center" o:hrstd="t" o:hr="t"/>
-        </w:pict>
-      </w:r>
-    </w:p>
-    <w:bookmarkEnd w:id="18"/>
-    <w:bookmarkEnd w:id="19"/>
-    <w:bookmarkStart w:id="49" w:name="Xa623a428715cd96038377c7061703278bc74d49"/>
+    <w:bookmarkEnd w:id="9"/>
+    <w:bookmarkEnd w:id="10"/>
+    <w:bookmarkStart w:id="11" w:name="referentni-standardi"/>
     <w:p>
       <w:pPr>
         <w:pStyle w:val="Heading2"/>
       </w:pPr>
       <w:r>
-        <w:t xml:space="preserve">4. LOT 2 — Dizel električni agregat i instalacije (obje lokacije)</w:t>
-      </w:r>
-    </w:p>
-    <w:p>
-      <w:pPr>
-        <w:pStyle w:val="FirstParagraph"/>
-      </w:pPr>
-      <w:r>
-        <w:t xml:space="preserve">Na svakoj lokaciji se u postojeći kontejner ugrađuje po jedan agregat sa spremnikom</w:t>
-      </w:r>
-      <w:r>
-        <w:t xml:space="preserve"> </w:t>
-      </w:r>
-      <w:r>
-        <w:t xml:space="preserve">goriva. Tačke 4.1–4.7 i 4.9 vrijede za obje lokacije; raspored otvora, izduv i</w:t>
-      </w:r>
-      <w:r>
-        <w:t xml:space="preserve"> </w:t>
-      </w:r>
-      <w:r>
-        <w:t xml:space="preserve">instalacije razlikuju se po lokaciji i dati su u Tačkama 4.3–4.5; Tačka 4.8 je samo za</w:t>
-      </w:r>
-      <w:r>
-        <w:t xml:space="preserve"> </w:t>
-      </w:r>
-      <w:r>
-        <w:t xml:space="preserve">Hamziće.</w:t>
-      </w:r>
-    </w:p>
-    <w:bookmarkStart w:id="26" w:name="agregat"/>
-    <w:p>
-      <w:pPr>
-        <w:pStyle w:val="Heading3"/>
-      </w:pPr>
-      <w:r>
-        <w:t xml:space="preserve">4.1 Agregat</w:t>
+        <w:t xml:space="preserve">2. Referentni standardi</w:t>
       </w:r>
     </w:p>
     <w:tbl>
@@ -3639,6 +983,415 @@
               <w:pStyle w:val="Compact"/>
             </w:pPr>
             <w:r>
+              <w:t xml:space="preserve">Oblast</w:t>
+            </w:r>
+          </w:p>
+        </w:tc>
+        <w:tc>
+          <w:tcPr/>
+          <w:p>
+            <w:pPr>
+              <w:pStyle w:val="Compact"/>
+            </w:pPr>
+            <w:r>
+              <w:t xml:space="preserve">Standardi</w:t>
+            </w:r>
+          </w:p>
+        </w:tc>
+      </w:tr>
+      <w:tr>
+        <w:tc>
+          <w:tcPr/>
+          <w:p>
+            <w:pPr>
+              <w:pStyle w:val="Compact"/>
+            </w:pPr>
+            <w:r>
+              <w:t xml:space="preserve">Osnove proračuna</w:t>
+            </w:r>
+          </w:p>
+        </w:tc>
+        <w:tc>
+          <w:tcPr/>
+          <w:p>
+            <w:pPr>
+              <w:pStyle w:val="Compact"/>
+            </w:pPr>
+            <w:r>
+              <w:t xml:space="preserve">BAS EN 1990</w:t>
+            </w:r>
+          </w:p>
+        </w:tc>
+      </w:tr>
+      <w:tr>
+        <w:tc>
+          <w:tcPr/>
+          <w:p>
+            <w:pPr>
+              <w:pStyle w:val="Compact"/>
+            </w:pPr>
+            <w:r>
+              <w:t xml:space="preserve">Dejstva</w:t>
+            </w:r>
+          </w:p>
+        </w:tc>
+        <w:tc>
+          <w:tcPr/>
+          <w:p>
+            <w:pPr>
+              <w:pStyle w:val="Compact"/>
+            </w:pPr>
+            <w:r>
+              <w:t xml:space="preserve">BAS EN 1991-1-3 (snijeg), BAS EN 1991-1-4 (vjetar), sa BiH NA</w:t>
+            </w:r>
+          </w:p>
+        </w:tc>
+      </w:tr>
+      <w:tr>
+        <w:tc>
+          <w:tcPr/>
+          <w:p>
+            <w:pPr>
+              <w:pStyle w:val="Compact"/>
+            </w:pPr>
+            <w:r>
+              <w:t xml:space="preserve">Beton i čelik</w:t>
+            </w:r>
+          </w:p>
+        </w:tc>
+        <w:tc>
+          <w:tcPr/>
+          <w:p>
+            <w:pPr>
+              <w:pStyle w:val="Compact"/>
+            </w:pPr>
+            <w:r>
+              <w:t xml:space="preserve">BAS EN 1992-1-1, BAS EN 1993-1-1, BAS EN 206, EN 10025-2, EN 10219</w:t>
+            </w:r>
+          </w:p>
+        </w:tc>
+      </w:tr>
+      <w:tr>
+        <w:tc>
+          <w:tcPr/>
+          <w:p>
+            <w:pPr>
+              <w:pStyle w:val="Compact"/>
+            </w:pPr>
+            <w:r>
+              <w:t xml:space="preserve">Geotehnika</w:t>
+            </w:r>
+          </w:p>
+        </w:tc>
+        <w:tc>
+          <w:tcPr/>
+          <w:p>
+            <w:pPr>
+              <w:pStyle w:val="Compact"/>
+            </w:pPr>
+            <w:r>
+              <w:t xml:space="preserve">BAS EN 1997-1</w:t>
+            </w:r>
+          </w:p>
+        </w:tc>
+      </w:tr>
+      <w:tr>
+        <w:tc>
+          <w:tcPr/>
+          <w:p>
+            <w:pPr>
+              <w:pStyle w:val="Compact"/>
+            </w:pPr>
+            <w:r>
+              <w:t xml:space="preserve">Izrada čeličnih konstrukcija</w:t>
+            </w:r>
+          </w:p>
+        </w:tc>
+        <w:tc>
+          <w:tcPr/>
+          <w:p>
+            <w:pPr>
+              <w:pStyle w:val="Compact"/>
+            </w:pPr>
+            <w:r>
+              <w:t xml:space="preserve">EN 1090-1, EN 1090-2 (EXC2)</w:t>
+            </w:r>
+          </w:p>
+        </w:tc>
+      </w:tr>
+      <w:tr>
+        <w:tc>
+          <w:tcPr/>
+          <w:p>
+            <w:pPr>
+              <w:pStyle w:val="Compact"/>
+            </w:pPr>
+            <w:r>
+              <w:t xml:space="preserve">Antikorozivna zaštita</w:t>
+            </w:r>
+          </w:p>
+        </w:tc>
+        <w:tc>
+          <w:tcPr/>
+          <w:p>
+            <w:pPr>
+              <w:pStyle w:val="Compact"/>
+            </w:pPr>
+            <w:r>
+              <w:t xml:space="preserve">EN ISO 1461</w:t>
+            </w:r>
+          </w:p>
+        </w:tc>
+      </w:tr>
+      <w:tr>
+        <w:tc>
+          <w:tcPr/>
+          <w:p>
+            <w:pPr>
+              <w:pStyle w:val="Compact"/>
+            </w:pPr>
+            <w:r>
+              <w:t xml:space="preserve">Elektroinstalacije</w:t>
+            </w:r>
+          </w:p>
+        </w:tc>
+        <w:tc>
+          <w:tcPr/>
+          <w:p>
+            <w:pPr>
+              <w:pStyle w:val="Compact"/>
+            </w:pPr>
+            <w:r>
+              <w:t xml:space="preserve">IEC 60364 (tj. 60364-4-41), BAS EN 60529</w:t>
+            </w:r>
+          </w:p>
+        </w:tc>
+      </w:tr>
+      <w:tr>
+        <w:tc>
+          <w:tcPr/>
+          <w:p>
+            <w:pPr>
+              <w:pStyle w:val="Compact"/>
+            </w:pPr>
+            <w:r>
+              <w:t xml:space="preserve">Gromobranska zaštita</w:t>
+            </w:r>
+          </w:p>
+        </w:tc>
+        <w:tc>
+          <w:tcPr/>
+          <w:p>
+            <w:pPr>
+              <w:pStyle w:val="Compact"/>
+            </w:pPr>
+            <w:r>
+              <w:t xml:space="preserve">EN 62305-1 do -4</w:t>
+            </w:r>
+          </w:p>
+        </w:tc>
+      </w:tr>
+      <w:tr>
+        <w:tc>
+          <w:tcPr/>
+          <w:p>
+            <w:pPr>
+              <w:pStyle w:val="Compact"/>
+            </w:pPr>
+            <w:r>
+              <w:t xml:space="preserve">Prenaponska zaštita</w:t>
+            </w:r>
+          </w:p>
+        </w:tc>
+        <w:tc>
+          <w:tcPr/>
+          <w:p>
+            <w:pPr>
+              <w:pStyle w:val="Compact"/>
+            </w:pPr>
+            <w:r>
+              <w:t xml:space="preserve">EN 61643-11, EN 61643-21</w:t>
+            </w:r>
+          </w:p>
+        </w:tc>
+      </w:tr>
+      <w:tr>
+        <w:tc>
+          <w:tcPr/>
+          <w:p>
+            <w:pPr>
+              <w:pStyle w:val="Compact"/>
+            </w:pPr>
+            <w:r>
+              <w:t xml:space="preserve">Fotonaponski sistemi</w:t>
+            </w:r>
+          </w:p>
+        </w:tc>
+        <w:tc>
+          <w:tcPr/>
+          <w:p>
+            <w:pPr>
+              <w:pStyle w:val="Compact"/>
+            </w:pPr>
+            <w:r>
+              <w:t xml:space="preserve">IEC 62548, IEC 62852</w:t>
+            </w:r>
+          </w:p>
+        </w:tc>
+      </w:tr>
+      <w:tr>
+        <w:tc>
+          <w:tcPr/>
+          <w:p>
+            <w:pPr>
+              <w:pStyle w:val="Compact"/>
+            </w:pPr>
+            <w:r>
+              <w:t xml:space="preserve">Agregati</w:t>
+            </w:r>
+          </w:p>
+        </w:tc>
+        <w:tc>
+          <w:tcPr/>
+          <w:p>
+            <w:pPr>
+              <w:pStyle w:val="Compact"/>
+            </w:pPr>
+            <w:r>
+              <w:t xml:space="preserve">ISO 8528-1, ISO 8528-3, ISO 3046-1</w:t>
+            </w:r>
+          </w:p>
+        </w:tc>
+      </w:tr>
+      <w:tr>
+        <w:tc>
+          <w:tcPr/>
+          <w:p>
+            <w:pPr>
+              <w:pStyle w:val="Compact"/>
+            </w:pPr>
+            <w:r>
+              <w:t xml:space="preserve">Zaštita od požara</w:t>
+            </w:r>
+          </w:p>
+        </w:tc>
+        <w:tc>
+          <w:tcPr/>
+          <w:p>
+            <w:pPr>
+              <w:pStyle w:val="Compact"/>
+            </w:pPr>
+            <w:r>
+              <w:t xml:space="preserve">važeći propisi RS / FBiH / BiH; elaborat zaštite od požara za svaku lokaciju</w:t>
+            </w:r>
+          </w:p>
+        </w:tc>
+      </w:tr>
+    </w:tbl>
+    <w:p>
+      <w:pPr>
+        <w:pStyle w:val="BodyText"/>
+      </w:pPr>
+      <w:r>
+        <w:rPr>
+          <w:b/>
+          <w:bCs/>
+        </w:rPr>
+        <w:t xml:space="preserve">Dokumentacija proizvođača opreme:</w:t>
+      </w:r>
+      <w:r>
+        <w:t xml:space="preserve"> </w:t>
+      </w:r>
+      <w:r>
+        <w:t xml:space="preserve">FG Wilson P18-6 (Skid) TDS 2019-08-14; Huawei</w:t>
+      </w:r>
+      <w:r>
+        <w:t xml:space="preserve"> </w:t>
+      </w:r>
+      <w:r>
+        <w:t xml:space="preserve">PV Module Solution User Manual; Huawei MTS9300A Telecom Power Installation Guide;</w:t>
+      </w:r>
+      <w:r>
+        <w:t xml:space="preserve"> </w:t>
+      </w:r>
+      <w:r>
+        <w:t xml:space="preserve">Huawei ICC360-HA1-C1 (PowerCube 1000) Installation Guide.</w:t>
+      </w:r>
+    </w:p>
+    <w:p>
+      <w:r>
+        <w:pict>
+          <v:rect style="width:0;height:1.5pt" o:hralign="center" o:hrstd="t" o:hr="t"/>
+        </w:pict>
+      </w:r>
+    </w:p>
+    <w:bookmarkEnd w:id="11"/>
+    <w:bookmarkStart w:id="19" w:name="Xa0dc91b7ca1638c80d87278ee8640aa2944331c"/>
+    <w:p>
+      <w:pPr>
+        <w:pStyle w:val="Heading2"/>
+      </w:pPr>
+      <w:r>
+        <w:t xml:space="preserve">3. LOT 1 — Infrastruktura fotonaponskih panela (obje lokacije)</w:t>
+      </w:r>
+    </w:p>
+    <w:p>
+      <w:pPr>
+        <w:pStyle w:val="FirstParagraph"/>
+      </w:pPr>
+      <w:r>
+        <w:t xml:space="preserve">Nosači, temelji i uzemljenje su</w:t>
+      </w:r>
+      <w:r>
+        <w:t xml:space="preserve"> </w:t>
+      </w:r>
+      <w:r>
+        <w:rPr>
+          <w:b/>
+          <w:bCs/>
+        </w:rPr>
+        <w:t xml:space="preserve">isti na obje lokacije</w:t>
+      </w:r>
+      <w:r>
+        <w:t xml:space="preserve">. Tačke 3.1–3.6 vrijede za obje;</w:t>
+      </w:r>
+      <w:r>
+        <w:t xml:space="preserve"> </w:t>
+      </w:r>
+      <w:r>
+        <w:t xml:space="preserve">razlike su u Tački 3.7.</w:t>
+      </w:r>
+    </w:p>
+    <w:bookmarkStart w:id="12" w:name="konfiguracija"/>
+    <w:p>
+      <w:pPr>
+        <w:pStyle w:val="Heading3"/>
+      </w:pPr>
+      <w:r>
+        <w:t xml:space="preserve">3.1 Konfiguracija</w:t>
+      </w:r>
+    </w:p>
+    <w:tbl>
+      <w:tblPr>
+        <w:tblStyle w:val="Table"/>
+        <w:tblW w:type="dxa" w:w="9638"/>
+        <w:tblLook w:firstRow="1" w:lastRow="0" w:firstColumn="0" w:lastColumn="0" w:noHBand="0" w:noVBand="0" w:val="0020"/>
+      </w:tblPr>
+      <w:tblGrid>
+        <w:gridCol w:w="3276"/>
+        <w:gridCol w:w="6362"/>
+      </w:tblGrid>
+      <w:tr>
+        <w:trPr>
+          <w:tblHeader w:val="on"/>
+        </w:trPr>
+        <w:tc>
+          <w:tcPr/>
+          <w:p>
+            <w:pPr>
+              <w:pStyle w:val="Compact"/>
+            </w:pPr>
+            <w:r>
               <w:t xml:space="preserve">Parametar</w:t>
             </w:r>
           </w:p>
@@ -3650,180 +1403,239 @@
               <w:pStyle w:val="Compact"/>
             </w:pPr>
             <w:r>
-              <w:t xml:space="preserve">Zahtjev / referentna vrijednost</w:t>
-            </w:r>
-          </w:p>
-        </w:tc>
-      </w:tr>
-      <w:tr>
-        <w:tc>
-          <w:tcPr/>
-          <w:p>
-            <w:pPr>
-              <w:pStyle w:val="Compact"/>
-            </w:pPr>
-            <w:r>
-              <w:t xml:space="preserve">Snaga</w:t>
-            </w:r>
-          </w:p>
-        </w:tc>
-        <w:tc>
-          <w:tcPr/>
-          <w:p>
-            <w:pPr>
-              <w:pStyle w:val="Compact"/>
-            </w:pPr>
-            <w:r>
-              <w:t xml:space="preserve">18 kVA / 14,4 kW standby, 400/230 V, 50 Hz</w:t>
-            </w:r>
-          </w:p>
-        </w:tc>
-      </w:tr>
-      <w:tr>
-        <w:tc>
-          <w:tcPr/>
-          <w:p>
-            <w:pPr>
-              <w:pStyle w:val="Compact"/>
-            </w:pPr>
-            <w:r>
-              <w:t xml:space="preserve">Referentni tip</w:t>
-            </w:r>
-          </w:p>
-        </w:tc>
-        <w:tc>
-          <w:tcPr/>
-          <w:p>
-            <w:pPr>
-              <w:pStyle w:val="Compact"/>
-            </w:pPr>
-            <w:r>
-              <w:t xml:space="preserve">FG Wilson P18-6 ili ekvivalent</w:t>
-            </w:r>
-          </w:p>
-        </w:tc>
-      </w:tr>
-      <w:tr>
-        <w:tc>
-          <w:tcPr/>
-          <w:p>
-            <w:pPr>
-              <w:pStyle w:val="Compact"/>
-            </w:pPr>
-            <w:r>
-              <w:t xml:space="preserve">Motor</w:t>
-            </w:r>
-          </w:p>
-        </w:tc>
-        <w:tc>
-          <w:tcPr/>
-          <w:p>
-            <w:pPr>
-              <w:pStyle w:val="Compact"/>
-            </w:pPr>
-            <w:r>
-              <w:t xml:space="preserve">Perkins 404D-22G1 ili ekvivalent, 4-cilindarski, 2,2 l, 1500 o/min</w:t>
-            </w:r>
-          </w:p>
-        </w:tc>
-      </w:tr>
-      <w:tr>
-        <w:tc>
-          <w:tcPr/>
-          <w:p>
-            <w:pPr>
-              <w:pStyle w:val="Compact"/>
-            </w:pPr>
-            <w:r>
-              <w:t xml:space="preserve">Izvedba</w:t>
-            </w:r>
-          </w:p>
-        </w:tc>
-        <w:tc>
-          <w:tcPr/>
-          <w:p>
-            <w:pPr>
-              <w:pStyle w:val="Compact"/>
-            </w:pPr>
-            <w:r>
-              <w:t xml:space="preserve">za montažu u prostor (skid, bez vlastitog kućišta)</w:t>
-            </w:r>
-          </w:p>
-        </w:tc>
-      </w:tr>
-      <w:tr>
-        <w:tc>
-          <w:tcPr/>
-          <w:p>
-            <w:pPr>
-              <w:pStyle w:val="Compact"/>
-            </w:pPr>
-            <w:r>
-              <w:t xml:space="preserve">Dimenzije</w:t>
-            </w:r>
-          </w:p>
-        </w:tc>
-        <w:tc>
-          <w:tcPr/>
-          <w:p>
-            <w:pPr>
-              <w:pStyle w:val="Compact"/>
-            </w:pPr>
-            <w:r>
-              <w:t xml:space="preserve">1550 × 620 × 1020 mm (referentno ±5 %)</w:t>
-            </w:r>
-          </w:p>
-        </w:tc>
-      </w:tr>
-      <w:tr>
-        <w:tc>
-          <w:tcPr/>
-          <w:p>
-            <w:pPr>
-              <w:pStyle w:val="Compact"/>
-            </w:pPr>
-            <w:r>
-              <w:t xml:space="preserve">Masa</w:t>
-            </w:r>
-          </w:p>
-        </w:tc>
-        <w:tc>
-          <w:tcPr/>
-          <w:p>
-            <w:pPr>
-              <w:pStyle w:val="Compact"/>
-            </w:pPr>
-            <w:r>
-              <w:t xml:space="preserve">365 kg suho / 372 kg mokro (referentno)</w:t>
-            </w:r>
-          </w:p>
-        </w:tc>
-      </w:tr>
-      <w:tr>
-        <w:tc>
-          <w:tcPr/>
-          <w:p>
-            <w:pPr>
-              <w:pStyle w:val="Compact"/>
-            </w:pPr>
-            <w:r>
-              <w:t xml:space="preserve">Derating</w:t>
-            </w:r>
-          </w:p>
-        </w:tc>
-        <w:tc>
-          <w:tcPr/>
-          <w:p>
-            <w:pPr>
-              <w:pStyle w:val="Compact"/>
-            </w:pPr>
-            <w:r>
-              <w:t xml:space="preserve">Sjednica: 1076 m n.v., Hamzići: 493 m n.v., temperatura okoline do +40 °C (ISO 3046-1); Ponuđač dostavlja derating proizvođača za obje lokacije</w:t>
-            </w:r>
-          </w:p>
-        </w:tc>
-      </w:tr>
-      <w:tr>
+              <w:t xml:space="preserve">Zahtjev</w:t>
+            </w:r>
+          </w:p>
+        </w:tc>
+      </w:tr>
+      <w:tr>
+        <w:tc>
+          <w:tcPr/>
+          <w:p>
+            <w:pPr>
+              <w:pStyle w:val="Compact"/>
+            </w:pPr>
+            <w:r>
+              <w:t xml:space="preserve">Broj PV nosača</w:t>
+            </w:r>
+          </w:p>
+        </w:tc>
+        <w:tc>
+          <w:tcPr/>
+          <w:p>
+            <w:pPr>
+              <w:pStyle w:val="Compact"/>
+            </w:pPr>
+            <w:r>
+              <w:t xml:space="preserve">4 odvojena nosača × 3 modula po lokaciji (ukupno 8 kom), u jednom nizu sa razmakom 400 mm, dužina niza 10 312 mm — odvojeni nosači umjesto jednog kontinuiranog polja, radi manjeg opterećenja vjetrom po nosaču (Naručilac 11.09.2026)</w:t>
+            </w:r>
+          </w:p>
+        </w:tc>
+      </w:tr>
+      <w:tr>
+        <w:tc>
+          <w:tcPr/>
+          <w:p>
+            <w:pPr>
+              <w:pStyle w:val="Compact"/>
+            </w:pPr>
+            <w:r>
+              <w:t xml:space="preserve">Broj PV stringova</w:t>
+            </w:r>
+          </w:p>
+        </w:tc>
+        <w:tc>
+          <w:tcPr/>
+          <w:p>
+            <w:pPr>
+              <w:pStyle w:val="Compact"/>
+            </w:pPr>
+            <w:r>
+              <w:t xml:space="preserve">2 stringa × 6 modula (Voc ≈309 V, Imp 13,67 A) po lokaciji — po jedan string na svaku od dvije rute PVDB ormara; string se prostire preko dva nosača (PV-1 + PV-2, PV-3 + PV-4)</w:t>
+            </w:r>
+          </w:p>
+        </w:tc>
+      </w:tr>
+      <w:tr>
+        <w:tc>
+          <w:tcPr/>
+          <w:p>
+            <w:pPr>
+              <w:pStyle w:val="Compact"/>
+            </w:pPr>
+            <w:r>
+              <w:t xml:space="preserve">Broj PV modula</w:t>
+            </w:r>
+          </w:p>
+        </w:tc>
+        <w:tc>
+          <w:tcPr/>
+          <w:p>
+            <w:pPr>
+              <w:pStyle w:val="Compact"/>
+            </w:pPr>
+            <w:r>
+              <w:t xml:space="preserve">12 × 585 Wp = 7,02 kWp po lokaciji; 3 modula po nosaču, 3 reda × 1 stupac, položeno (landscape)</w:t>
+            </w:r>
+          </w:p>
+        </w:tc>
+      </w:tr>
+      <w:tr>
+        <w:tc>
+          <w:tcPr/>
+          <w:p>
+            <w:pPr>
+              <w:pStyle w:val="Compact"/>
+            </w:pPr>
+            <w:r>
+              <w:t xml:space="preserve">Tip PV modula</w:t>
+            </w:r>
+          </w:p>
+        </w:tc>
+        <w:tc>
+          <w:tcPr/>
+          <w:p>
+            <w:pPr>
+              <w:pStyle w:val="Compact"/>
+            </w:pPr>
+            <w:r>
+              <w:t xml:space="preserve">Huawei iPV585-M2A (2278 × 1134 × 30 mm)</w:t>
+            </w:r>
+          </w:p>
+        </w:tc>
+      </w:tr>
+      <w:tr>
+        <w:tc>
+          <w:tcPr/>
+          <w:p>
+            <w:pPr>
+              <w:pStyle w:val="Compact"/>
+            </w:pPr>
+            <w:r>
+              <w:t xml:space="preserve">Nagib</w:t>
+            </w:r>
+          </w:p>
+        </w:tc>
+        <w:tc>
+          <w:tcPr/>
+          <w:p>
+            <w:pPr>
+              <w:pStyle w:val="Compact"/>
+            </w:pPr>
+            <w:r>
+              <w:t xml:space="preserve">fiksno 45°</w:t>
+            </w:r>
+          </w:p>
+        </w:tc>
+      </w:tr>
+      <w:tr>
+        <w:tc>
+          <w:tcPr/>
+          <w:p>
+            <w:pPr>
+              <w:pStyle w:val="Compact"/>
+            </w:pPr>
+            <w:r>
+              <w:t xml:space="preserve">Azimut</w:t>
+            </w:r>
+          </w:p>
+        </w:tc>
+        <w:tc>
+          <w:tcPr/>
+          <w:p>
+            <w:pPr>
+              <w:pStyle w:val="Compact"/>
+            </w:pPr>
+            <w:r>
+              <w:t xml:space="preserve">225° (pravi JUGOZAPAD); niz paralelan sa JZ ogradom (Naručilac 11.09.2026)</w:t>
+            </w:r>
+          </w:p>
+        </w:tc>
+      </w:tr>
+      <w:tr>
+        <w:tc>
+          <w:tcPr/>
+          <w:p>
+            <w:pPr>
+              <w:pStyle w:val="Compact"/>
+            </w:pPr>
+            <w:r>
+              <w:t xml:space="preserve">Širina PV polja</w:t>
+            </w:r>
+          </w:p>
+        </w:tc>
+        <w:tc>
+          <w:tcPr/>
+          <w:p>
+            <w:pPr>
+              <w:pStyle w:val="Compact"/>
+            </w:pPr>
+            <w:r>
+              <w:t xml:space="preserve">2278 mm (poprečna greda 2891 mm, bočni prepust 306,5 mm)</w:t>
+            </w:r>
+          </w:p>
+        </w:tc>
+      </w:tr>
+      <w:tr>
+        <w:tc>
+          <w:tcPr/>
+          <w:p>
+            <w:pPr>
+              <w:pStyle w:val="Compact"/>
+            </w:pPr>
+            <w:r>
+              <w:t xml:space="preserve">Dužina PV polja po nagibu</w:t>
+            </w:r>
+          </w:p>
+        </w:tc>
+        <w:tc>
+          <w:tcPr/>
+          <w:p>
+            <w:pPr>
+              <w:pStyle w:val="Compact"/>
+            </w:pPr>
+            <w:r>
+              <w:t xml:space="preserve">3442 mm (3 × 1134 mm + 2 × 20 mm)</w:t>
+            </w:r>
+          </w:p>
+        </w:tc>
+      </w:tr>
+      <w:tr>
+        <w:tc>
+          <w:tcPr/>
+          <w:p>
+            <w:pPr>
+              <w:pStyle w:val="Compact"/>
+            </w:pPr>
+            <w:r>
+              <w:t xml:space="preserve">Horizontalna projekcija</w:t>
+            </w:r>
+          </w:p>
+        </w:tc>
+        <w:tc>
+          <w:tcPr/>
+          <w:p>
+            <w:pPr>
+              <w:pStyle w:val="Compact"/>
+            </w:pPr>
+            <w:r>
+              <w:t xml:space="preserve">2434 mm pri 45°</w:t>
+            </w:r>
+          </w:p>
+        </w:tc>
+      </w:tr>
+      <w:tr>
+        <w:tc>
+          <w:tcPr/>
+          <w:p>
+            <w:pPr>
+              <w:pStyle w:val="Compact"/>
+            </w:pPr>
+            <w:r>
+              <w:t xml:space="preserve">Donja / gornja ivica</w:t>
+            </w:r>
+          </w:p>
+        </w:tc>
         <w:tc>
           <w:tcPr/>
           <w:p>
@@ -3835,7 +1647,1764 @@
                 <w:b/>
                 <w:bCs/>
               </w:rPr>
-              <w:t xml:space="preserve">Uzbuda (OBAVEZNO)</w:t>
+              <w:t xml:space="preserve">+0,50 m / +2,93 m</w:t>
+            </w:r>
+          </w:p>
+        </w:tc>
+      </w:tr>
+      <w:tr>
+        <w:tc>
+          <w:tcPr/>
+          <w:p>
+            <w:pPr>
+              <w:pStyle w:val="Compact"/>
+            </w:pPr>
+            <w:r>
+              <w:t xml:space="preserve">Površina izloženosti vjetru</w:t>
+            </w:r>
+          </w:p>
+        </w:tc>
+        <w:tc>
+          <w:tcPr/>
+          <w:p>
+            <w:pPr>
+              <w:pStyle w:val="Compact"/>
+            </w:pPr>
+            <w:r>
+              <w:t xml:space="preserve">7,84 m² po nosaču</w:t>
+            </w:r>
+          </w:p>
+        </w:tc>
+      </w:tr>
+    </w:tbl>
+    <w:bookmarkEnd w:id="12"/>
+    <w:bookmarkStart w:id="13" w:name="tehničko-rješenje-nosive-konstrukcije"/>
+    <w:p>
+      <w:pPr>
+        <w:pStyle w:val="Heading3"/>
+      </w:pPr>
+      <w:r>
+        <w:t xml:space="preserve">3.2 Tehničko rješenje nosive konstrukcije</w:t>
+      </w:r>
+    </w:p>
+    <w:p>
+      <w:pPr>
+        <w:pStyle w:val="FirstParagraph"/>
+      </w:pPr>
+      <w:r>
+        <w:t xml:space="preserve">Konstrukcija se ovom specifikacijom</w:t>
+      </w:r>
+      <w:r>
+        <w:t xml:space="preserve"> </w:t>
+      </w:r>
+      <w:r>
+        <w:rPr>
+          <w:b/>
+          <w:bCs/>
+        </w:rPr>
+        <w:t xml:space="preserve">ne zadaje</w:t>
+      </w:r>
+      <w:r>
+        <w:t xml:space="preserve">. Ponuđač je obavezan da</w:t>
+      </w:r>
+      <w:r>
+        <w:t xml:space="preserve"> </w:t>
+      </w:r>
+      <w:r>
+        <w:rPr>
+          <w:b/>
+          <w:bCs/>
+        </w:rPr>
+        <w:t xml:space="preserve">uz ponudu</w:t>
+      </w:r>
+      <w:r>
+        <w:t xml:space="preserve"> </w:t>
+      </w:r>
+      <w:r>
+        <w:t xml:space="preserve">dostavi tehničko rješenje konstrukcije za prihvat fotonaponskih panela, za obje lokacije,</w:t>
+      </w:r>
+      <w:r>
+        <w:t xml:space="preserve"> </w:t>
+      </w:r>
+      <w:r>
+        <w:t xml:space="preserve">sa statičkim proračunom ovjerenim i potpisanim od ovlaštenog inženjera i sa specifikacijom</w:t>
+      </w:r>
+      <w:r>
+        <w:t xml:space="preserve"> </w:t>
+      </w:r>
+      <w:r>
+        <w:t xml:space="preserve">materijala (Tačka 5, dokaz 2).</w:t>
+      </w:r>
+    </w:p>
+    <w:p>
+      <w:pPr>
+        <w:pStyle w:val="BodyText"/>
+      </w:pPr>
+      <w:r>
+        <w:t xml:space="preserve">Dejstva (vjetar, snijeg, led) i sve projektne sile — podizanje, horizontalna sila, moment</w:t>
+      </w:r>
+      <w:r>
+        <w:t xml:space="preserve"> </w:t>
+      </w:r>
+      <w:r>
+        <w:t xml:space="preserve">prevrtanja i spreg po temeljnoj traci — usvaja i dokazuje Ponuđač za koncept konstrukcije</w:t>
+      </w:r>
+      <w:r>
+        <w:t xml:space="preserve"> </w:t>
+      </w:r>
+      <w:r>
+        <w:t xml:space="preserve">koji nudi.</w:t>
+      </w:r>
+      <w:r>
+        <w:t xml:space="preserve"> </w:t>
+      </w:r>
+      <w:r>
+        <w:rPr>
+          <w:b/>
+          <w:bCs/>
+        </w:rPr>
+        <w:t xml:space="preserve">Projektne vrijednosti se ne zadaju ovom specifikacijom.</w:t>
+      </w:r>
+    </w:p>
+    <w:p>
+      <w:pPr>
+        <w:pStyle w:val="BodyText"/>
+      </w:pPr>
+      <w:r>
+        <w:t xml:space="preserve">Statički proračun se dostavlja u sklopu tehničkog rješenja i uslov je za počinjanje radova.</w:t>
+      </w:r>
+      <w:r>
+        <w:t xml:space="preserve"> </w:t>
+      </w:r>
+      <w:r>
+        <w:t xml:space="preserve">Prije početka izvođenja radova tehničko rješenje mora biti pregledano i odobreno.</w:t>
+      </w:r>
+    </w:p>
+    <w:p>
+      <w:pPr>
+        <w:pStyle w:val="BodyText"/>
+      </w:pPr>
+      <w:r>
+        <w:t xml:space="preserve">Proračun se radi prema standardima iz Tačke 2, najmanje:</w:t>
+      </w:r>
+    </w:p>
+    <w:p>
+      <w:pPr>
+        <w:pStyle w:val="Compact"/>
+        <w:numPr>
+          <w:ilvl w:val="0"/>
+          <w:numId w:val="1001"/>
+        </w:numPr>
+      </w:pPr>
+      <w:r>
+        <w:t xml:space="preserve">BAS EN 1990 — osnove proračuna, uključujući dokaz na podizanje i prevrtanje</w:t>
+      </w:r>
+    </w:p>
+    <w:p>
+      <w:pPr>
+        <w:pStyle w:val="Compact"/>
+        <w:numPr>
+          <w:ilvl w:val="0"/>
+          <w:numId w:val="1001"/>
+        </w:numPr>
+      </w:pPr>
+      <w:r>
+        <w:t xml:space="preserve">BAS EN 1991-1-4 sa BiH nacionalnim aneksom — vjetar, uključujući faktor orografije</w:t>
+      </w:r>
+    </w:p>
+    <w:p>
+      <w:pPr>
+        <w:pStyle w:val="Compact"/>
+        <w:numPr>
+          <w:ilvl w:val="0"/>
+          <w:numId w:val="1001"/>
+        </w:numPr>
+      </w:pPr>
+      <w:r>
+        <w:t xml:space="preserve">BAS EN 1991-1-3 sa BiH nacionalnim aneksom — snijeg; radijalni led prema ovjerenoj</w:t>
+      </w:r>
+      <w:r>
+        <w:t xml:space="preserve"> </w:t>
+      </w:r>
+      <w:r>
+        <w:t xml:space="preserve">projektnoj dokumentaciji lokacije</w:t>
+      </w:r>
+    </w:p>
+    <w:p>
+      <w:pPr>
+        <w:pStyle w:val="Compact"/>
+        <w:numPr>
+          <w:ilvl w:val="0"/>
+          <w:numId w:val="1001"/>
+        </w:numPr>
+      </w:pPr>
+      <w:r>
+        <w:t xml:space="preserve">BAS EN 1993-1-1 — dimenzionisanje čelične konstrukcije; izvedba prema BAS EN 1090-2 (EXC2)</w:t>
+      </w:r>
+    </w:p>
+    <w:p>
+      <w:pPr>
+        <w:pStyle w:val="Compact"/>
+        <w:numPr>
+          <w:ilvl w:val="0"/>
+          <w:numId w:val="1001"/>
+        </w:numPr>
+      </w:pPr>
+      <w:r>
+        <w:t xml:space="preserve">BAS EN 1992-1-1 i BAS EN 1997-1 — temelji i geotehnički uslovi, uz dubinu smrzavanja</w:t>
+      </w:r>
+    </w:p>
+    <w:p>
+      <w:pPr>
+        <w:pStyle w:val="FirstParagraph"/>
+      </w:pPr>
+      <w:r>
+        <w:t xml:space="preserve">Napomena: za ovakvu konstrukciju mjerodavne su provjere na podizanje (uplift) i</w:t>
+      </w:r>
+      <w:r>
+        <w:t xml:space="preserve"> </w:t>
+      </w:r>
+      <w:r>
+        <w:t xml:space="preserve">prevrtanje, a ne nosivost tla.</w:t>
+      </w:r>
+    </w:p>
+    <w:bookmarkEnd w:id="13"/>
+    <w:bookmarkStart w:id="14" w:name="materijal-i-izrada-konstrukcije"/>
+    <w:p>
+      <w:pPr>
+        <w:pStyle w:val="Heading3"/>
+      </w:pPr>
+      <w:r>
+        <w:t xml:space="preserve">3.3 Materijal i izrada konstrukcije</w:t>
+      </w:r>
+    </w:p>
+    <w:tbl>
+      <w:tblPr>
+        <w:tblStyle w:val="Table"/>
+        <w:tblW w:type="dxa" w:w="9638"/>
+        <w:tblLook w:firstRow="1" w:lastRow="0" w:firstColumn="0" w:lastColumn="0" w:noHBand="0" w:noVBand="0" w:val="0020"/>
+      </w:tblPr>
+      <w:tblGrid>
+        <w:gridCol w:w="3276"/>
+        <w:gridCol w:w="6362"/>
+      </w:tblGrid>
+      <w:tr>
+        <w:trPr>
+          <w:tblHeader w:val="on"/>
+        </w:trPr>
+        <w:tc>
+          <w:tcPr/>
+          <w:p>
+            <w:pPr>
+              <w:pStyle w:val="Compact"/>
+            </w:pPr>
+            <w:r>
+              <w:t xml:space="preserve">Element</w:t>
+            </w:r>
+          </w:p>
+        </w:tc>
+        <w:tc>
+          <w:tcPr/>
+          <w:p>
+            <w:pPr>
+              <w:pStyle w:val="Compact"/>
+            </w:pPr>
+            <w:r>
+              <w:t xml:space="preserve">Zahtjev</w:t>
+            </w:r>
+          </w:p>
+        </w:tc>
+      </w:tr>
+      <w:tr>
+        <w:tc>
+          <w:tcPr/>
+          <w:p>
+            <w:pPr>
+              <w:pStyle w:val="Compact"/>
+            </w:pPr>
+            <w:r>
+              <w:t xml:space="preserve">Konstrukcijski čelik</w:t>
+            </w:r>
+          </w:p>
+        </w:tc>
+        <w:tc>
+          <w:tcPr/>
+          <w:p>
+            <w:pPr>
+              <w:pStyle w:val="Compact"/>
+            </w:pPr>
+            <w:r>
+              <w:t xml:space="preserve">S275JR (S355JR za stubove) prema EN 10025-2</w:t>
+            </w:r>
+          </w:p>
+        </w:tc>
+      </w:tr>
+      <w:tr>
+        <w:tc>
+          <w:tcPr/>
+          <w:p>
+            <w:pPr>
+              <w:pStyle w:val="Compact"/>
+            </w:pPr>
+            <w:r>
+              <w:t xml:space="preserve">Profili</w:t>
+            </w:r>
+          </w:p>
+        </w:tc>
+        <w:tc>
+          <w:tcPr/>
+          <w:p>
+            <w:pPr>
+              <w:pStyle w:val="Compact"/>
+            </w:pPr>
+            <w:r>
+              <w:t xml:space="preserve">šuplji profili prema EN 10219; stubovi min. RHS 80 × 80 × 4, rigle min. RHS 60 × 40 × 3, ili presjek sa dokazano najmanje jednakim otpornim momentom</w:t>
+            </w:r>
+          </w:p>
+        </w:tc>
+      </w:tr>
+      <w:tr>
+        <w:tc>
+          <w:tcPr/>
+          <w:p>
+            <w:pPr>
+              <w:pStyle w:val="Compact"/>
+            </w:pPr>
+            <w:r>
+              <w:t xml:space="preserve">Antikorozivna zaštita</w:t>
+            </w:r>
+          </w:p>
+        </w:tc>
+        <w:tc>
+          <w:tcPr/>
+          <w:p>
+            <w:pPr>
+              <w:pStyle w:val="Compact"/>
+            </w:pPr>
+            <w:r>
+              <w:t xml:space="preserve">vruće cinčanje prema EN ISO 1461, min. 70 µm lokalno / 85 µm srednje (C4)</w:t>
+            </w:r>
+          </w:p>
+        </w:tc>
+      </w:tr>
+      <w:tr>
+        <w:tc>
+          <w:tcPr/>
+          <w:p>
+            <w:pPr>
+              <w:pStyle w:val="Compact"/>
+            </w:pPr>
+            <w:r>
+              <w:t xml:space="preserve">Zavarivanje</w:t>
+            </w:r>
+          </w:p>
+        </w:tc>
+        <w:tc>
+          <w:tcPr/>
+          <w:p>
+            <w:pPr>
+              <w:pStyle w:val="Compact"/>
+            </w:pPr>
+            <w:r>
+              <w:t xml:space="preserve">EN 1090-2, klasa izvedbe EXC2; zavarivači prema EN ISO 9606-1</w:t>
+            </w:r>
+          </w:p>
+        </w:tc>
+      </w:tr>
+      <w:tr>
+        <w:tc>
+          <w:tcPr/>
+          <w:p>
+            <w:pPr>
+              <w:pStyle w:val="Compact"/>
+            </w:pPr>
+            <w:r>
+              <w:t xml:space="preserve">Označavanje</w:t>
+            </w:r>
+          </w:p>
+        </w:tc>
+        <w:tc>
+          <w:tcPr/>
+          <w:p>
+            <w:pPr>
+              <w:pStyle w:val="Compact"/>
+            </w:pPr>
+            <w:r>
+              <w:t xml:space="preserve">CE i izjava o svojstvima prema EN 1090-1</w:t>
+            </w:r>
+          </w:p>
+        </w:tc>
+      </w:tr>
+      <w:tr>
+        <w:tc>
+          <w:tcPr/>
+          <w:p>
+            <w:pPr>
+              <w:pStyle w:val="Compact"/>
+            </w:pPr>
+            <w:r>
+              <w:t xml:space="preserve">Konstrukcijski vijci</w:t>
+            </w:r>
+          </w:p>
+        </w:tc>
+        <w:tc>
+          <w:tcPr/>
+          <w:p>
+            <w:pPr>
+              <w:pStyle w:val="Compact"/>
+            </w:pPr>
+            <w:r>
+              <w:t xml:space="preserve">M16 klase 8.8, cinčani, prema EN 15048</w:t>
+            </w:r>
+          </w:p>
+        </w:tc>
+      </w:tr>
+      <w:tr>
+        <w:tc>
+          <w:tcPr/>
+          <w:p>
+            <w:pPr>
+              <w:pStyle w:val="Compact"/>
+            </w:pPr>
+            <w:r>
+              <w:t xml:space="preserve">Pričvršćenje modula</w:t>
+            </w:r>
+          </w:p>
+        </w:tc>
+        <w:tc>
+          <w:tcPr/>
+          <w:p>
+            <w:pPr>
+              <w:pStyle w:val="Compact"/>
+            </w:pPr>
+            <w:r>
+              <w:t xml:space="preserve">nehrđajući A2/A4; stezaljke za debljinu modula 30 mm</w:t>
+            </w:r>
+          </w:p>
+        </w:tc>
+      </w:tr>
+      <w:tr>
+        <w:tc>
+          <w:tcPr/>
+          <w:p>
+            <w:pPr>
+              <w:pStyle w:val="Compact"/>
+            </w:pPr>
+            <w:r>
+              <w:t xml:space="preserve">Zaštita od krađe</w:t>
+            </w:r>
+          </w:p>
+        </w:tc>
+        <w:tc>
+          <w:tcPr/>
+          <w:p>
+            <w:pPr>
+              <w:pStyle w:val="Compact"/>
+            </w:pPr>
+            <w:r>
+              <w:t xml:space="preserve">antitheft matice na stezaljkama modula</w:t>
+            </w:r>
+          </w:p>
+        </w:tc>
+      </w:tr>
+      <w:tr>
+        <w:tc>
+          <w:tcPr/>
+          <w:p>
+            <w:pPr>
+              <w:pStyle w:val="Compact"/>
+            </w:pPr>
+            <w:r>
+              <w:t xml:space="preserve">Moment pritezanja</w:t>
+            </w:r>
+          </w:p>
+        </w:tc>
+        <w:tc>
+          <w:tcPr/>
+          <w:p>
+            <w:pPr>
+              <w:pStyle w:val="Compact"/>
+            </w:pPr>
+            <w:r>
+              <w:t xml:space="preserve">prema uputstvu proizvođača (45 N·m za Huawei)</w:t>
+            </w:r>
+          </w:p>
+        </w:tc>
+      </w:tr>
+    </w:tbl>
+    <w:bookmarkEnd w:id="14"/>
+    <w:bookmarkStart w:id="15" w:name="sidrenje"/>
+    <w:p>
+      <w:pPr>
+        <w:pStyle w:val="Heading3"/>
+      </w:pPr>
+      <w:r>
+        <w:t xml:space="preserve">3.4 Sidrenje</w:t>
+      </w:r>
+    </w:p>
+    <w:tbl>
+      <w:tblPr>
+        <w:tblStyle w:val="Table"/>
+        <w:tblW w:type="dxa" w:w="9638"/>
+        <w:tblLook w:firstRow="1" w:lastRow="0" w:firstColumn="0" w:lastColumn="0" w:noHBand="0" w:noVBand="0" w:val="0020"/>
+      </w:tblPr>
+      <w:tblGrid>
+        <w:gridCol w:w="3276"/>
+        <w:gridCol w:w="6362"/>
+      </w:tblGrid>
+      <w:tr>
+        <w:trPr>
+          <w:tblHeader w:val="on"/>
+        </w:trPr>
+        <w:tc>
+          <w:tcPr/>
+          <w:p>
+            <w:pPr>
+              <w:pStyle w:val="Compact"/>
+            </w:pPr>
+            <w:r>
+              <w:t xml:space="preserve">Element</w:t>
+            </w:r>
+          </w:p>
+        </w:tc>
+        <w:tc>
+          <w:tcPr/>
+          <w:p>
+            <w:pPr>
+              <w:pStyle w:val="Compact"/>
+            </w:pPr>
+            <w:r>
+              <w:t xml:space="preserve">Zahtjev</w:t>
+            </w:r>
+          </w:p>
+        </w:tc>
+      </w:tr>
+      <w:tr>
+        <w:tc>
+          <w:tcPr/>
+          <w:p>
+            <w:pPr>
+              <w:pStyle w:val="Compact"/>
+            </w:pPr>
+            <w:r>
+              <w:t xml:space="preserve">Tip</w:t>
+            </w:r>
+          </w:p>
+        </w:tc>
+        <w:tc>
+          <w:tcPr/>
+          <w:p>
+            <w:pPr>
+              <w:pStyle w:val="Compact"/>
+            </w:pPr>
+            <w:r>
+              <w:t xml:space="preserve">hemijski (epoksidni/vinilesterski) anker M16 ili M20, sa ETA odobrenjem</w:t>
+            </w:r>
+          </w:p>
+        </w:tc>
+      </w:tr>
+      <w:tr>
+        <w:tc>
+          <w:tcPr/>
+          <w:p>
+            <w:pPr>
+              <w:pStyle w:val="Compact"/>
+            </w:pPr>
+            <w:r>
+              <w:t xml:space="preserve">Materijal</w:t>
+            </w:r>
+          </w:p>
+        </w:tc>
+        <w:tc>
+          <w:tcPr/>
+          <w:p>
+            <w:pPr>
+              <w:pStyle w:val="Compact"/>
+            </w:pPr>
+            <w:r>
+              <w:t xml:space="preserve">vruće cinčan ili nehrđajući A4</w:t>
+            </w:r>
+          </w:p>
+        </w:tc>
+      </w:tr>
+      <w:tr>
+        <w:tc>
+          <w:tcPr/>
+          <w:p>
+            <w:pPr>
+              <w:pStyle w:val="Compact"/>
+            </w:pPr>
+            <w:r>
+              <w:t xml:space="preserve">Broj</w:t>
+            </w:r>
+          </w:p>
+        </w:tc>
+        <w:tc>
+          <w:tcPr/>
+          <w:p>
+            <w:pPr>
+              <w:pStyle w:val="Compact"/>
+            </w:pPr>
+            <w:r>
+              <w:t xml:space="preserve">min. 2 ankera po temeljnoj traci, odnosno 4 po nosaču</w:t>
+            </w:r>
+          </w:p>
+        </w:tc>
+      </w:tr>
+      <w:tr>
+        <w:tc>
+          <w:tcPr/>
+          <w:p>
+            <w:pPr>
+              <w:pStyle w:val="Compact"/>
+            </w:pPr>
+            <w:r>
+              <w:t xml:space="preserve">Nosivost i dubina ugradnje</w:t>
+            </w:r>
+          </w:p>
+        </w:tc>
+        <w:tc>
+          <w:tcPr/>
+          <w:p>
+            <w:pPr>
+              <w:pStyle w:val="Compact"/>
+            </w:pPr>
+            <w:r>
+              <w:t xml:space="preserve">prema ETA za konkretnu podlogu (beton / stijena) i prema statičkom proračunu iz tehničkog rješenja Ponuđača</w:t>
+            </w:r>
+          </w:p>
+        </w:tc>
+      </w:tr>
+      <w:tr>
+        <w:tc>
+          <w:tcPr/>
+          <w:p>
+            <w:pPr>
+              <w:pStyle w:val="Compact"/>
+            </w:pPr>
+            <w:r>
+              <w:rPr>
+                <w:b/>
+                <w:bCs/>
+              </w:rPr>
+              <w:t xml:space="preserve">Projektne sile ankerisanja</w:t>
+            </w:r>
+          </w:p>
+        </w:tc>
+        <w:tc>
+          <w:tcPr/>
+          <w:p>
+            <w:pPr>
+              <w:pStyle w:val="Compact"/>
+            </w:pPr>
+            <w:r>
+              <w:t xml:space="preserve">proizlaze iz koncepta konstrukcije koji Ponuđač nudi i iskazuju se i dokazuju u njegovom tehničkom rješenju i statičkom proračunu (Tačka 3.2)</w:t>
+            </w:r>
+          </w:p>
+        </w:tc>
+      </w:tr>
+      <w:tr>
+        <w:tc>
+          <w:tcPr/>
+          <w:p>
+            <w:pPr>
+              <w:pStyle w:val="Compact"/>
+            </w:pPr>
+            <w:r>
+              <w:t xml:space="preserve">Dokazivanje</w:t>
+            </w:r>
+          </w:p>
+        </w:tc>
+        <w:tc>
+          <w:tcPr/>
+          <w:p>
+            <w:pPr>
+              <w:pStyle w:val="Compact"/>
+            </w:pPr>
+            <w:r>
+              <w:t xml:space="preserve">ispitivanje čupanjem (pull-out) na</w:t>
+            </w:r>
+            <w:r>
+              <w:t xml:space="preserve"> </w:t>
+            </w:r>
+            <w:r>
+              <w:rPr>
+                <w:b/>
+                <w:bCs/>
+              </w:rPr>
+              <w:t xml:space="preserve">min. 2 ankera po lokaciji</w:t>
+            </w:r>
+            <w:r>
+              <w:t xml:space="preserve">, do 1,5 × projektne sile iz odobrenog tehničkog rješenja, uz zapisnik ovjeren od nadzornog organa</w:t>
+            </w:r>
+          </w:p>
+        </w:tc>
+      </w:tr>
+    </w:tbl>
+    <w:bookmarkEnd w:id="15"/>
+    <w:bookmarkStart w:id="16" w:name="temelji-nosača"/>
+    <w:p>
+      <w:pPr>
+        <w:pStyle w:val="Heading3"/>
+      </w:pPr>
+      <w:r>
+        <w:t xml:space="preserve">3.5 Temelji nosača</w:t>
+      </w:r>
+    </w:p>
+    <w:tbl>
+      <w:tblPr>
+        <w:tblStyle w:val="Table"/>
+        <w:tblW w:type="dxa" w:w="9638"/>
+        <w:tblLook w:firstRow="1" w:lastRow="0" w:firstColumn="0" w:lastColumn="0" w:noHBand="0" w:noVBand="0" w:val="0020"/>
+      </w:tblPr>
+      <w:tblGrid>
+        <w:gridCol w:w="3276"/>
+        <w:gridCol w:w="6362"/>
+      </w:tblGrid>
+      <w:tr>
+        <w:trPr>
+          <w:tblHeader w:val="on"/>
+        </w:trPr>
+        <w:tc>
+          <w:tcPr/>
+          <w:p>
+            <w:pPr>
+              <w:pStyle w:val="Compact"/>
+            </w:pPr>
+            <w:r>
+              <w:t xml:space="preserve">Element</w:t>
+            </w:r>
+          </w:p>
+        </w:tc>
+        <w:tc>
+          <w:tcPr/>
+          <w:p>
+            <w:pPr>
+              <w:pStyle w:val="Compact"/>
+            </w:pPr>
+            <w:r>
+              <w:t xml:space="preserve">Zahtjev</w:t>
+            </w:r>
+          </w:p>
+        </w:tc>
+      </w:tr>
+      <w:tr>
+        <w:tc>
+          <w:tcPr/>
+          <w:p>
+            <w:pPr>
+              <w:pStyle w:val="Compact"/>
+            </w:pPr>
+            <w:r>
+              <w:t xml:space="preserve">Beton</w:t>
+            </w:r>
+          </w:p>
+        </w:tc>
+        <w:tc>
+          <w:tcPr/>
+          <w:p>
+            <w:pPr>
+              <w:pStyle w:val="Compact"/>
+            </w:pPr>
+            <w:r>
+              <w:t xml:space="preserve">C30/37, klasa izloženosti XC4 + XF3, aerant 4–6 %, Dmax 16, S3</w:t>
+            </w:r>
+          </w:p>
+        </w:tc>
+      </w:tr>
+      <w:tr>
+        <w:tc>
+          <w:tcPr/>
+          <w:p>
+            <w:pPr>
+              <w:pStyle w:val="Compact"/>
+            </w:pPr>
+            <w:r>
+              <w:t xml:space="preserve">Podložni beton</w:t>
+            </w:r>
+          </w:p>
+        </w:tc>
+        <w:tc>
+          <w:tcPr/>
+          <w:p>
+            <w:pPr>
+              <w:pStyle w:val="Compact"/>
+            </w:pPr>
+            <w:r>
+              <w:t xml:space="preserve">C12/15, d = 50 mm</w:t>
+            </w:r>
+          </w:p>
+        </w:tc>
+      </w:tr>
+      <w:tr>
+        <w:tc>
+          <w:tcPr/>
+          <w:p>
+            <w:pPr>
+              <w:pStyle w:val="Compact"/>
+            </w:pPr>
+            <w:r>
+              <w:t xml:space="preserve">Armatura</w:t>
+            </w:r>
+          </w:p>
+        </w:tc>
+        <w:tc>
+          <w:tcPr/>
+          <w:p>
+            <w:pPr>
+              <w:pStyle w:val="Compact"/>
+            </w:pPr>
+            <w:r>
+              <w:t xml:space="preserve">B500B, zaštitni sloj ≥50 mm</w:t>
+            </w:r>
+          </w:p>
+        </w:tc>
+      </w:tr>
+      <w:tr>
+        <w:tc>
+          <w:tcPr/>
+          <w:p>
+            <w:pPr>
+              <w:pStyle w:val="Compact"/>
+            </w:pPr>
+            <w:r>
+              <w:t xml:space="preserve">Geometrija</w:t>
+            </w:r>
+          </w:p>
+        </w:tc>
+        <w:tc>
+          <w:tcPr/>
+          <w:p>
+            <w:pPr>
+              <w:pStyle w:val="Compact"/>
+            </w:pPr>
+            <w:r>
+              <w:t xml:space="preserve">2 trake po nosaču (×4 nosača =</w:t>
+            </w:r>
+            <w:r>
+              <w:t xml:space="preserve"> </w:t>
+            </w:r>
+            <w:r>
+              <w:rPr>
+                <w:b/>
+                <w:bCs/>
+              </w:rPr>
+              <w:t xml:space="preserve">8 traka po lokaciji</w:t>
+            </w:r>
+            <w:r>
+              <w:t xml:space="preserve">),</w:t>
+            </w:r>
+            <w:r>
+              <w:t xml:space="preserve"> </w:t>
+            </w:r>
+            <w:r>
+              <w:rPr>
+                <w:b/>
+                <w:bCs/>
+              </w:rPr>
+              <w:t xml:space="preserve">500 × 2600 mm, jedinstvene širine po cijeloj dubini</w:t>
+            </w:r>
+            <w:r>
+              <w:t xml:space="preserve"> </w:t>
+            </w:r>
+            <w:r>
+              <w:t xml:space="preserve">(bez proširenja u dnu),</w:t>
+            </w:r>
+            <w:r>
+              <w:t xml:space="preserve"> </w:t>
+            </w:r>
+            <w:r>
+              <w:rPr>
+                <w:b/>
+                <w:bCs/>
+              </w:rPr>
+              <w:t xml:space="preserve">pune dubine 900 mm</w:t>
+            </w:r>
+            <w:r>
+              <w:t xml:space="preserve">, razmak 1600 mm, upravno na niz (pravac JZ–SI)</w:t>
+            </w:r>
+          </w:p>
+        </w:tc>
+      </w:tr>
+      <w:tr>
+        <w:tc>
+          <w:tcPr/>
+          <w:p>
+            <w:pPr>
+              <w:pStyle w:val="Compact"/>
+            </w:pPr>
+            <w:r>
+              <w:rPr>
+                <w:b/>
+                <w:bCs/>
+              </w:rPr>
+              <w:t xml:space="preserve">Zapremina</w:t>
+            </w:r>
+          </w:p>
+        </w:tc>
+        <w:tc>
+          <w:tcPr/>
+          <w:p>
+            <w:pPr>
+              <w:pStyle w:val="Compact"/>
+            </w:pPr>
+            <w:r>
+              <w:rPr>
+                <w:b/>
+                <w:bCs/>
+              </w:rPr>
+              <w:t xml:space="preserve">1,170 m³ po traci → 9,36 m³ po lokaciji</w:t>
+            </w:r>
+          </w:p>
+        </w:tc>
+      </w:tr>
+      <w:tr>
+        <w:tc>
+          <w:tcPr/>
+          <w:p>
+            <w:pPr>
+              <w:pStyle w:val="Compact"/>
+            </w:pPr>
+            <w:r>
+              <w:t xml:space="preserve">Smještaj</w:t>
+            </w:r>
+          </w:p>
+        </w:tc>
+        <w:tc>
+          <w:tcPr/>
+          <w:p>
+            <w:pPr>
+              <w:pStyle w:val="Compact"/>
+            </w:pPr>
+            <w:r>
+              <w:rPr>
+                <w:b/>
+                <w:bCs/>
+              </w:rPr>
+              <w:t xml:space="preserve">IZVAN ograđenog platoa</w:t>
+            </w:r>
+            <w:r>
+              <w:t xml:space="preserve">, na JZ strani ograde (Tačka 3.7)</w:t>
+            </w:r>
+          </w:p>
+        </w:tc>
+      </w:tr>
+      <w:tr>
+        <w:tc>
+          <w:tcPr/>
+          <w:p>
+            <w:pPr>
+              <w:pStyle w:val="Compact"/>
+            </w:pPr>
+            <w:r>
+              <w:t xml:space="preserve">Dubina smrzavanja</w:t>
+            </w:r>
+          </w:p>
+        </w:tc>
+        <w:tc>
+          <w:tcPr/>
+          <w:p>
+            <w:pPr>
+              <w:pStyle w:val="Compact"/>
+            </w:pPr>
+            <w:r>
+              <w:t xml:space="preserve">temeljna spojnica ispod dubine smrzavanja; Ponuđač navodi vrijednost</w:t>
+            </w:r>
+          </w:p>
+        </w:tc>
+      </w:tr>
+    </w:tbl>
+    <w:p>
+      <w:pPr>
+        <w:pStyle w:val="BodyText"/>
+      </w:pPr>
+      <w:r>
+        <w:rPr>
+          <w:b/>
+          <w:bCs/>
+        </w:rPr>
+        <w:t xml:space="preserve">Traka se betonira punom dubinom rova, jedinstvene širine.</w:t>
+      </w:r>
+      <w:r>
+        <w:t xml:space="preserve"> </w:t>
+      </w:r>
+      <w:r>
+        <w:t xml:space="preserve">Rov u stijeni siječe se</w:t>
+      </w:r>
+      <w:r>
+        <w:t xml:space="preserve"> </w:t>
+      </w:r>
+      <w:r>
+        <w:t xml:space="preserve">jednom širinom po cijeloj dubini — temelj širi u dnu nego u vrhu tražio bi potkopavanje i</w:t>
+      </w:r>
+      <w:r>
+        <w:t xml:space="preserve"> </w:t>
+      </w:r>
+      <w:r>
+        <w:t xml:space="preserve">na kršu nije izvodiv. Vlastita težina trake je dio dokaza sigurnosti na podizanje, koji</w:t>
+      </w:r>
+      <w:r>
+        <w:t xml:space="preserve"> </w:t>
+      </w:r>
+      <w:r>
+        <w:t xml:space="preserve">Ponuđač daje u svom statičkom proračunu. Pošto traka ispunjava rov,</w:t>
+      </w:r>
+      <w:r>
+        <w:t xml:space="preserve"> </w:t>
+      </w:r>
+      <w:r>
+        <w:rPr>
+          <w:b/>
+          <w:bCs/>
+        </w:rPr>
+        <w:t xml:space="preserve">zatrpavanja nema</w:t>
+      </w:r>
+      <w:r>
+        <w:t xml:space="preserve"> </w:t>
+      </w:r>
+      <w:r>
+        <w:t xml:space="preserve">i sav iskopani materijal se odvozi.</w:t>
+      </w:r>
+    </w:p>
+    <w:bookmarkEnd w:id="16"/>
+    <w:bookmarkStart w:id="17" w:name="uzemljenje-lot-1"/>
+    <w:p>
+      <w:pPr>
+        <w:pStyle w:val="Heading3"/>
+      </w:pPr>
+      <w:r>
+        <w:t xml:space="preserve">3.6 Uzemljenje (LOT 1)</w:t>
+      </w:r>
+    </w:p>
+    <w:p>
+      <w:pPr>
+        <w:pStyle w:val="Compact"/>
+        <w:numPr>
+          <w:ilvl w:val="0"/>
+          <w:numId w:val="1002"/>
+        </w:numPr>
+      </w:pPr>
+      <w:r>
+        <w:t xml:space="preserve">povezivanje</w:t>
+      </w:r>
+      <w:r>
+        <w:t xml:space="preserve"> </w:t>
+      </w:r>
+      <w:r>
+        <w:rPr>
+          <w:b/>
+          <w:bCs/>
+        </w:rPr>
+        <w:t xml:space="preserve">sva četiri nosača</w:t>
+      </w:r>
+      <w:r>
+        <w:t xml:space="preserve"> </w:t>
+      </w:r>
+      <w:r>
+        <w:t xml:space="preserve">na svakoj lokaciji na postojeći uzemljivač Fe/Zn 25 × 4 mm</w:t>
+      </w:r>
+    </w:p>
+    <w:p>
+      <w:pPr>
+        <w:pStyle w:val="Compact"/>
+        <w:numPr>
+          <w:ilvl w:val="0"/>
+          <w:numId w:val="1002"/>
+        </w:numPr>
+      </w:pPr>
+      <w:r>
+        <w:t xml:space="preserve">vodič: bakarno uže ≥50 mm² prema EN 62305-3, Tabela 7, otporno na UV i ukopavanje</w:t>
+      </w:r>
+    </w:p>
+    <w:p>
+      <w:pPr>
+        <w:pStyle w:val="Compact"/>
+        <w:numPr>
+          <w:ilvl w:val="0"/>
+          <w:numId w:val="1002"/>
+        </w:numPr>
+      </w:pPr>
+      <w:r>
+        <w:rPr>
+          <w:b/>
+          <w:bCs/>
+        </w:rPr>
+        <w:t xml:space="preserve">NIJE dozvoljen</w:t>
+      </w:r>
+      <w:r>
+        <w:t xml:space="preserve"> </w:t>
+      </w:r>
+      <w:r>
+        <w:t xml:space="preserve">H07V-K 25 mm² (unutrašnji instalacioni vodič)</w:t>
+      </w:r>
+    </w:p>
+    <w:p>
+      <w:pPr>
+        <w:pStyle w:val="Compact"/>
+        <w:numPr>
+          <w:ilvl w:val="0"/>
+          <w:numId w:val="1002"/>
+        </w:numPr>
+      </w:pPr>
+      <w:r>
+        <w:t xml:space="preserve">bimetalni (Cu/Fe-Zn) ukrsni komadi otporni na galvansku koroziju</w:t>
+      </w:r>
+    </w:p>
+    <w:p>
+      <w:pPr>
+        <w:pStyle w:val="Compact"/>
+        <w:numPr>
+          <w:ilvl w:val="0"/>
+          <w:numId w:val="1002"/>
+        </w:numPr>
+      </w:pPr>
+      <w:r>
+        <w:t xml:space="preserve">kontinuitet spojeva ≤0,1 Ω; ukupni otpor uzemljenja ≤10 Ω</w:t>
+      </w:r>
+    </w:p>
+    <w:p>
+      <w:pPr>
+        <w:pStyle w:val="Compact"/>
+        <w:numPr>
+          <w:ilvl w:val="0"/>
+          <w:numId w:val="1002"/>
+        </w:numPr>
+      </w:pPr>
+      <w:r>
+        <w:t xml:space="preserve">DC kablovi na razmaku ≥0,5 m od odvoda gromobranske instalacije</w:t>
+      </w:r>
+    </w:p>
+    <w:p>
+      <w:pPr>
+        <w:pStyle w:val="Compact"/>
+        <w:numPr>
+          <w:ilvl w:val="0"/>
+          <w:numId w:val="1002"/>
+        </w:numPr>
+      </w:pPr>
+      <w:r>
+        <w:t xml:space="preserve">FN polja su na obje lokacije unutar zone zaštite antenskog stuba (metoda kotrljajuće</w:t>
+      </w:r>
+      <w:r>
+        <w:t xml:space="preserve"> </w:t>
+      </w:r>
+      <w:r>
+        <w:t xml:space="preserve">sfere, LPL I) — dodatne hvataljke nisu potrebne</w:t>
+      </w:r>
+    </w:p>
+    <w:p>
+      <w:pPr>
+        <w:pStyle w:val="Compact"/>
+        <w:numPr>
+          <w:ilvl w:val="0"/>
+          <w:numId w:val="1002"/>
+        </w:numPr>
+      </w:pPr>
+      <w:r>
+        <w:rPr>
+          <w:b/>
+          <w:bCs/>
+        </w:rPr>
+        <w:t xml:space="preserve">Hamzići:</w:t>
+      </w:r>
+      <w:r>
+        <w:t xml:space="preserve"> </w:t>
+      </w:r>
+      <w:r>
+        <w:t xml:space="preserve">svih 8 temeljnih traka u JZ pojasu presijeca dva postojeća prstena uzemljivača Fe/Zn 25 × 4 mm</w:t>
+      </w:r>
+      <w:r>
+        <w:t xml:space="preserve"> </w:t>
+      </w:r>
+      <w:r>
+        <w:t xml:space="preserve">na dubini 0,8 m (1,05 m i 2,30 m od ivice ploče, ovjereni</w:t>
+      </w:r>
+      <w:r>
+        <w:t xml:space="preserve"> </w:t>
+      </w:r>
+      <w:r>
+        <w:rPr>
+          <w:rStyle w:val="VerbatimChar"/>
+        </w:rPr>
+        <w:t xml:space="preserve">3.6.9 Plan uzemljivača</w:t>
+      </w:r>
+      <w:r>
+        <w:t xml:space="preserve">).</w:t>
+      </w:r>
+      <w:r>
+        <w:t xml:space="preserve"> </w:t>
+      </w:r>
+      <w:r>
+        <w:t xml:space="preserve">Ponuđač ih locira i otkopava, pa ih premješta ispod ili oko trake ili premošćuje istim</w:t>
+      </w:r>
+      <w:r>
+        <w:t xml:space="preserve"> </w:t>
+      </w:r>
+      <w:r>
+        <w:t xml:space="preserve">materijalom — prsten se ne prekida trajno; otpor uzemljenja mjeri prije i poslije radova</w:t>
+      </w:r>
+    </w:p>
+    <w:bookmarkEnd w:id="17"/>
+    <w:bookmarkStart w:id="18" w:name="posebno-po-lokaciji"/>
+    <w:p>
+      <w:pPr>
+        <w:pStyle w:val="Heading3"/>
+      </w:pPr>
+      <w:r>
+        <w:t xml:space="preserve">3.7 Posebno po lokaciji</w:t>
+      </w:r>
+    </w:p>
+    <w:tbl>
+      <w:tblPr>
+        <w:tblStyle w:val="Table"/>
+        <w:tblW w:type="dxa" w:w="9638"/>
+        <w:tblLook w:firstRow="1" w:lastRow="0" w:firstColumn="0" w:lastColumn="0" w:noHBand="0" w:noVBand="0" w:val="0020"/>
+      </w:tblPr>
+      <w:tblGrid>
+        <w:gridCol w:w="2505"/>
+        <w:gridCol w:w="2891"/>
+        <w:gridCol w:w="4242"/>
+      </w:tblGrid>
+      <w:tr>
+        <w:trPr>
+          <w:tblHeader w:val="on"/>
+        </w:trPr>
+        <w:tc>
+          <w:tcPr/>
+          <w:p>
+            <w:pPr>
+              <w:pStyle w:val="Compact"/>
+            </w:pPr>
+            <w:r>
+              <w:t xml:space="preserve">Parametar</w:t>
+            </w:r>
+          </w:p>
+        </w:tc>
+        <w:tc>
+          <w:tcPr/>
+          <w:p>
+            <w:pPr>
+              <w:pStyle w:val="Compact"/>
+            </w:pPr>
+            <w:r>
+              <w:t xml:space="preserve">BS Sjednica</w:t>
+            </w:r>
+          </w:p>
+        </w:tc>
+        <w:tc>
+          <w:tcPr/>
+          <w:p>
+            <w:pPr>
+              <w:pStyle w:val="Compact"/>
+            </w:pPr>
+            <w:r>
+              <w:t xml:space="preserve">BS Hamzići</w:t>
+            </w:r>
+          </w:p>
+        </w:tc>
+      </w:tr>
+      <w:tr>
+        <w:tc>
+          <w:tcPr/>
+          <w:p>
+            <w:pPr>
+              <w:pStyle w:val="Compact"/>
+            </w:pPr>
+            <w:r>
+              <w:t xml:space="preserve">Kota ograde</w:t>
+            </w:r>
+          </w:p>
+        </w:tc>
+        <w:tc>
+          <w:tcPr/>
+          <w:p>
+            <w:pPr>
+              <w:pStyle w:val="Compact"/>
+            </w:pPr>
+            <w:r>
+              <w:t xml:space="preserve">h = 2,10 m (ovjereni</w:t>
+            </w:r>
+            <w:r>
+              <w:t xml:space="preserve"> </w:t>
+            </w:r>
+            <w:r>
+              <w:rPr>
+                <w:rStyle w:val="VerbatimChar"/>
+              </w:rPr>
+              <w:t xml:space="preserve">04 Ograda</w:t>
+            </w:r>
+            <w:r>
+              <w:t xml:space="preserve">)</w:t>
+            </w:r>
+          </w:p>
+        </w:tc>
+        <w:tc>
+          <w:tcPr/>
+          <w:p>
+            <w:pPr>
+              <w:pStyle w:val="Compact"/>
+            </w:pPr>
+            <w:r>
+              <w:t xml:space="preserve">h = 1,80 m od ploče (ovjereni</w:t>
+            </w:r>
+            <w:r>
+              <w:t xml:space="preserve"> </w:t>
+            </w:r>
+            <w:r>
+              <w:rPr>
+                <w:rStyle w:val="VerbatimChar"/>
+              </w:rPr>
+              <w:t xml:space="preserve">04_Ograda</w:t>
+            </w:r>
+            <w:r>
+              <w:t xml:space="preserve">); teren oko ploče je na −0,20 m, pa je ograda 2,00 m iznad terena</w:t>
+            </w:r>
+          </w:p>
+        </w:tc>
+      </w:tr>
+      <w:tr>
+        <w:tc>
+          <w:tcPr/>
+          <w:p>
+            <w:pPr>
+              <w:pStyle w:val="Compact"/>
+            </w:pPr>
+            <w:r>
+              <w:t xml:space="preserve">Nadvišenje ograde</w:t>
+            </w:r>
+          </w:p>
+        </w:tc>
+        <w:tc>
+          <w:tcPr/>
+          <w:p>
+            <w:pPr>
+              <w:pStyle w:val="Compact"/>
+            </w:pPr>
+            <w:r>
+              <w:t xml:space="preserve">0,83 m</w:t>
+            </w:r>
+          </w:p>
+        </w:tc>
+        <w:tc>
+          <w:tcPr/>
+          <w:p>
+            <w:pPr>
+              <w:pStyle w:val="Compact"/>
+            </w:pPr>
+            <w:r>
+              <w:t xml:space="preserve">0,93 m</w:t>
+            </w:r>
+          </w:p>
+        </w:tc>
+      </w:tr>
+      <w:tr>
+        <w:tc>
+          <w:tcPr/>
+          <w:p>
+            <w:pPr>
+              <w:pStyle w:val="Compact"/>
+            </w:pPr>
+            <w:r>
+              <w:t xml:space="preserve">Raspoloživi prostor</w:t>
+            </w:r>
+          </w:p>
+        </w:tc>
+        <w:tc>
+          <w:tcPr/>
+          <w:p>
+            <w:pPr>
+              <w:pStyle w:val="Compact"/>
+            </w:pPr>
+            <w:r>
+              <w:t xml:space="preserve">na JZ strani ograde, unutar zakupljene parcele 16,00 × 9,40 m; niz 10 312 mm</w:t>
+            </w:r>
+          </w:p>
+        </w:tc>
+        <w:tc>
+          <w:tcPr/>
+          <w:p>
+            <w:pPr>
+              <w:pStyle w:val="Compact"/>
+            </w:pPr>
+            <w:r>
+              <w:t xml:space="preserve">pojas na JZ strani ploče dubine 3300 mm i dužine 12,50 m, unutar zakupa 12,00 × 12,50 m — projekcija polja 2434 mm i trake 2600 mm staju sa po 350 mm od granice zakupa i od ploče; niz 10 312 mm centriran na ploču</w:t>
+            </w:r>
+          </w:p>
+        </w:tc>
+      </w:tr>
+      <w:tr>
+        <w:tc>
+          <w:tcPr/>
+          <w:p>
+            <w:pPr>
+              <w:pStyle w:val="Compact"/>
+            </w:pPr>
+            <w:r>
+              <w:t xml:space="preserve">Položaj nosača</w:t>
+            </w:r>
+          </w:p>
+        </w:tc>
+        <w:tc>
+          <w:tcPr/>
+          <w:p>
+            <w:pPr>
+              <w:pStyle w:val="Compact"/>
+            </w:pPr>
+            <w:r>
+              <w:t xml:space="preserve">niz paralelan sa JZ ogradom; Ponuđač utvrđuje odmak od ograde tako da ravan panela nigdje ne dodiruje ogradu, a konstrukcija ostane unutar parcele</w:t>
+            </w:r>
+          </w:p>
+        </w:tc>
+        <w:tc>
+          <w:tcPr/>
+          <w:p>
+            <w:pPr>
+              <w:pStyle w:val="Compact"/>
+            </w:pPr>
+            <w:r>
+              <w:t xml:space="preserve">nosači okrenuti na JZ (azimut 225°), niz paralelan sa granicom zakupa; iza niza, na ploči sa JZ strane, stoje vanjski ormari ICC360-HA1-C1 i MTS (0,85 m slobodno ispred njih); položaj potvrđuje Ponuđač geodetskim snimanjem</w:t>
+            </w:r>
+          </w:p>
+        </w:tc>
+      </w:tr>
+      <w:tr>
+        <w:tc>
+          <w:tcPr/>
+          <w:p>
+            <w:pPr>
+              <w:pStyle w:val="Compact"/>
+            </w:pPr>
+            <w:r>
+              <w:t xml:space="preserve">Prepreke</w:t>
+            </w:r>
+          </w:p>
+        </w:tc>
+        <w:tc>
+          <w:tcPr/>
+          <w:p>
+            <w:pPr>
+              <w:pStyle w:val="Compact"/>
+            </w:pPr>
+            <w:r>
+              <w:t xml:space="preserve">nema</w:t>
+            </w:r>
+          </w:p>
+        </w:tc>
+        <w:tc>
+          <w:tcPr/>
+          <w:p>
+            <w:pPr>
+              <w:pStyle w:val="Compact"/>
+            </w:pPr>
+            <w:r>
+              <w:t xml:space="preserve">listopadno stablo JJI–JI od stuba (≈7–9 m, 15–20 m, izvan zakupa) zasjenjuje polje samo u zimskim jutrima (do ≈2 % decembarske proizvodnje; polje okrenuto na JZ ga uglavnom izbjegava); stablo se ne uklanja</w:t>
+            </w:r>
+          </w:p>
+        </w:tc>
+      </w:tr>
+      <w:tr>
+        <w:tc>
+          <w:tcPr/>
+          <w:p>
+            <w:pPr>
+              <w:pStyle w:val="Compact"/>
+            </w:pPr>
+            <w:r>
+              <w:t xml:space="preserve">Grafički prilozi</w:t>
+            </w:r>
+          </w:p>
+        </w:tc>
+        <w:tc>
+          <w:tcPr/>
+          <w:p>
+            <w:pPr>
+              <w:pStyle w:val="Compact"/>
+            </w:pPr>
+            <w:r>
+              <w:t xml:space="preserve">S-01, S-02, S-03</w:t>
+            </w:r>
+          </w:p>
+        </w:tc>
+        <w:tc>
+          <w:tcPr/>
+          <w:p>
+            <w:pPr>
+              <w:pStyle w:val="Compact"/>
+            </w:pPr>
+            <w:r>
+              <w:t xml:space="preserve">H-01, H-02, H-03</w:t>
+            </w:r>
+          </w:p>
+        </w:tc>
+      </w:tr>
+    </w:tbl>
+    <w:p>
+      <w:r>
+        <w:pict>
+          <v:rect style="width:0;height:1.5pt" o:hralign="center" o:hrstd="t" o:hr="t"/>
+        </w:pict>
+      </w:r>
+    </w:p>
+    <w:bookmarkEnd w:id="18"/>
+    <w:bookmarkEnd w:id="19"/>
+    <w:bookmarkStart w:id="49" w:name="Xa623a428715cd96038377c7061703278bc74d49"/>
+    <w:p>
+      <w:pPr>
+        <w:pStyle w:val="Heading2"/>
+      </w:pPr>
+      <w:r>
+        <w:t xml:space="preserve">4. LOT 2 — Dizel električni agregat i instalacije (obje lokacije)</w:t>
+      </w:r>
+    </w:p>
+    <w:p>
+      <w:pPr>
+        <w:pStyle w:val="FirstParagraph"/>
+      </w:pPr>
+      <w:r>
+        <w:t xml:space="preserve">Na svakoj lokaciji se u postojeći kontejner ugrađuje po jedan agregat sa spremnikom</w:t>
+      </w:r>
+      <w:r>
+        <w:t xml:space="preserve"> </w:t>
+      </w:r>
+      <w:r>
+        <w:t xml:space="preserve">goriva. Tačke 4.1–4.7 i 4.9 vrijede za obje lokacije; raspored otvora, izduv i</w:t>
+      </w:r>
+      <w:r>
+        <w:t xml:space="preserve"> </w:t>
+      </w:r>
+      <w:r>
+        <w:t xml:space="preserve">instalacije razlikuju se po lokaciji i dati su u Tačkama 4.3–4.5; Tačka 4.8 je samo za</w:t>
+      </w:r>
+      <w:r>
+        <w:t xml:space="preserve"> </w:t>
+      </w:r>
+      <w:r>
+        <w:t xml:space="preserve">Hamziće.</w:t>
+      </w:r>
+    </w:p>
+    <w:bookmarkStart w:id="26" w:name="agregat"/>
+    <w:p>
+      <w:pPr>
+        <w:pStyle w:val="Heading3"/>
+      </w:pPr>
+      <w:r>
+        <w:t xml:space="preserve">4.1 Agregat</w:t>
+      </w:r>
+    </w:p>
+    <w:tbl>
+      <w:tblPr>
+        <w:tblStyle w:val="Table"/>
+        <w:tblW w:type="dxa" w:w="9638"/>
+        <w:tblLook w:firstRow="1" w:lastRow="0" w:firstColumn="0" w:lastColumn="0" w:noHBand="0" w:noVBand="0" w:val="0020"/>
+      </w:tblPr>
+      <w:tblGrid>
+        <w:gridCol w:w="3276"/>
+        <w:gridCol w:w="6362"/>
+      </w:tblGrid>
+      <w:tr>
+        <w:trPr>
+          <w:tblHeader w:val="on"/>
+        </w:trPr>
+        <w:tc>
+          <w:tcPr/>
+          <w:p>
+            <w:pPr>
+              <w:pStyle w:val="Compact"/>
+            </w:pPr>
+            <w:r>
+              <w:t xml:space="preserve">Parametar</w:t>
+            </w:r>
+          </w:p>
+        </w:tc>
+        <w:tc>
+          <w:tcPr/>
+          <w:p>
+            <w:pPr>
+              <w:pStyle w:val="Compact"/>
+            </w:pPr>
+            <w:r>
+              <w:t xml:space="preserve">Zahtjev / referentna vrijednost</w:t>
+            </w:r>
+          </w:p>
+        </w:tc>
+      </w:tr>
+      <w:tr>
+        <w:tc>
+          <w:tcPr/>
+          <w:p>
+            <w:pPr>
+              <w:pStyle w:val="Compact"/>
+            </w:pPr>
+            <w:r>
+              <w:t xml:space="preserve">Snaga</w:t>
+            </w:r>
+          </w:p>
+        </w:tc>
+        <w:tc>
+          <w:tcPr/>
+          <w:p>
+            <w:pPr>
+              <w:pStyle w:val="Compact"/>
+            </w:pPr>
+            <w:r>
+              <w:t xml:space="preserve">18 kVA / 14,4 kW standby, 400/230 V, 50 Hz</w:t>
+            </w:r>
+          </w:p>
+        </w:tc>
+      </w:tr>
+      <w:tr>
+        <w:tc>
+          <w:tcPr/>
+          <w:p>
+            <w:pPr>
+              <w:pStyle w:val="Compact"/>
+            </w:pPr>
+            <w:r>
+              <w:t xml:space="preserve">Referentni tip</w:t>
+            </w:r>
+          </w:p>
+        </w:tc>
+        <w:tc>
+          <w:tcPr/>
+          <w:p>
+            <w:pPr>
+              <w:pStyle w:val="Compact"/>
+            </w:pPr>
+            <w:r>
+              <w:t xml:space="preserve">FG Wilson P18-6 ili ekvivalent</w:t>
+            </w:r>
+          </w:p>
+        </w:tc>
+      </w:tr>
+      <w:tr>
+        <w:tc>
+          <w:tcPr/>
+          <w:p>
+            <w:pPr>
+              <w:pStyle w:val="Compact"/>
+            </w:pPr>
+            <w:r>
+              <w:t xml:space="preserve">Motor</w:t>
+            </w:r>
+          </w:p>
+        </w:tc>
+        <w:tc>
+          <w:tcPr/>
+          <w:p>
+            <w:pPr>
+              <w:pStyle w:val="Compact"/>
+            </w:pPr>
+            <w:r>
+              <w:t xml:space="preserve">Perkins 404D-22G1 ili ekvivalent, 4-cilindarski, 2,2 l, 1500 o/min</w:t>
+            </w:r>
+          </w:p>
+        </w:tc>
+      </w:tr>
+      <w:tr>
+        <w:tc>
+          <w:tcPr/>
+          <w:p>
+            <w:pPr>
+              <w:pStyle w:val="Compact"/>
+            </w:pPr>
+            <w:r>
+              <w:t xml:space="preserve">Izvedba</w:t>
+            </w:r>
+          </w:p>
+        </w:tc>
+        <w:tc>
+          <w:tcPr/>
+          <w:p>
+            <w:pPr>
+              <w:pStyle w:val="Compact"/>
+            </w:pPr>
+            <w:r>
+              <w:t xml:space="preserve">za montažu u prostor (skid, bez vlastitog kućišta)</w:t>
+            </w:r>
+          </w:p>
+        </w:tc>
+      </w:tr>
+      <w:tr>
+        <w:tc>
+          <w:tcPr/>
+          <w:p>
+            <w:pPr>
+              <w:pStyle w:val="Compact"/>
+            </w:pPr>
+            <w:r>
+              <w:t xml:space="preserve">Dimenzije</w:t>
+            </w:r>
+          </w:p>
+        </w:tc>
+        <w:tc>
+          <w:tcPr/>
+          <w:p>
+            <w:pPr>
+              <w:pStyle w:val="Compact"/>
+            </w:pPr>
+            <w:r>
+              <w:t xml:space="preserve">1550 × 620 × 1020 mm (referentno ±5 %)</w:t>
+            </w:r>
+          </w:p>
+        </w:tc>
+      </w:tr>
+      <w:tr>
+        <w:tc>
+          <w:tcPr/>
+          <w:p>
+            <w:pPr>
+              <w:pStyle w:val="Compact"/>
+            </w:pPr>
+            <w:r>
+              <w:t xml:space="preserve">Masa</w:t>
+            </w:r>
+          </w:p>
+        </w:tc>
+        <w:tc>
+          <w:tcPr/>
+          <w:p>
+            <w:pPr>
+              <w:pStyle w:val="Compact"/>
+            </w:pPr>
+            <w:r>
+              <w:t xml:space="preserve">365 kg suho / 372 kg mokro (referentno)</w:t>
+            </w:r>
+          </w:p>
+        </w:tc>
+      </w:tr>
+      <w:tr>
+        <w:tc>
+          <w:tcPr/>
+          <w:p>
+            <w:pPr>
+              <w:pStyle w:val="Compact"/>
+            </w:pPr>
+            <w:r>
+              <w:t xml:space="preserve">Derating</w:t>
+            </w:r>
+          </w:p>
+        </w:tc>
+        <w:tc>
+          <w:tcPr/>
+          <w:p>
+            <w:pPr>
+              <w:pStyle w:val="Compact"/>
+            </w:pPr>
+            <w:r>
+              <w:t xml:space="preserve">snaga prema ISO 3046-1 za nadmorsku visinu lokacije (Sjednica 1076 m n.v., Hamzići 493 m n.v.) i temperaturu okoline do +40 °C</w:t>
+            </w:r>
+          </w:p>
+        </w:tc>
+      </w:tr>
+      <w:tr>
+        <w:tc>
+          <w:tcPr/>
+          <w:p>
+            <w:pPr>
+              <w:pStyle w:val="Compact"/>
+            </w:pPr>
+            <w:r>
+              <w:t xml:space="preserve">Uzbuda</w:t>
             </w:r>
           </w:p>
         </w:tc>
@@ -3878,17 +3447,7 @@
               <w:t xml:space="preserve"> </w:t>
             </w:r>
             <w:r>
-              <w:t xml:space="preserve">u trajanju ≥10 s prema ISO 8528-3. Standardna SHUNT pobuda</w:t>
-            </w:r>
-            <w:r>
-              <w:t xml:space="preserve"> </w:t>
-            </w:r>
-            <w:r>
-              <w:rPr>
-                <w:b/>
-                <w:bCs/>
-              </w:rPr>
-              <w:t xml:space="preserve">NIJE prihvatljiva</w:t>
+              <w:t xml:space="preserve">u trajanju ≥10 s prema ISO 8528-3</w:t>
             </w:r>
           </w:p>
         </w:tc>
@@ -3962,7 +3521,7 @@
               <w:pStyle w:val="Compact"/>
             </w:pPr>
             <w:r>
-              <w:t xml:space="preserve">predgrijač rashladne tečnosti na DC, napojen iz DC razvoda −48 V (Tačka 4.5); uključuje ga kontroler agregata samo za kratko predgrijavanje prije starta pri niskoj temperaturi; uz to pomoćna sredstva za hladni start prema proizvođaču i zimsko dizel gorivo prema EN 590. Grijač prostora se ne predviđa — agregat je jedini izvor izmjeničnog napona</w:t>
+              <w:t xml:space="preserve">predgrijač rashladne tečnosti na DC, napojen iz DC razvoda −48 V (Tačka 4.5), koji uključuje kontroler agregata prije starta pri niskoj temperaturi; pomoćna sredstva za hladni start prema proizvođaču; zimsko dizel gorivo prema EN 590</w:t>
             </w:r>
           </w:p>
         </w:tc>
@@ -4093,7 +3652,7 @@
         <w:pStyle w:val="Compact"/>
         <w:numPr>
           <w:ilvl w:val="0"/>
-          <w:numId w:val="1002"/>
+          <w:numId w:val="1003"/>
         </w:numPr>
       </w:pPr>
       <w:r>
@@ -4137,17 +3696,11 @@
         <w:pStyle w:val="Compact"/>
         <w:numPr>
           <w:ilvl w:val="0"/>
-          <w:numId w:val="1002"/>
+          <w:numId w:val="1003"/>
         </w:numPr>
       </w:pPr>
       <w:r>
-        <w:t xml:space="preserve">referentne dimenzije 1050 × 600 × 1310 mm, masa cca 170 kg — pun ≈590 kg na</w:t>
-      </w:r>
-      <w:r>
-        <w:t xml:space="preserve"> </w:t>
-      </w:r>
-      <w:r>
-        <w:t xml:space="preserve">0,63 m² = 9,2 kN/m²; unutar projektnih 10,00 kN/m²</w:t>
+        <w:t xml:space="preserve">referentne dimenzije 1050 × 600 × 1310 mm, masa prazan cca 170 kg (pun ≈590 kg)</w:t>
       </w:r>
     </w:p>
     <w:p>
@@ -4155,7 +3708,7 @@
         <w:pStyle w:val="Compact"/>
         <w:numPr>
           <w:ilvl w:val="0"/>
-          <w:numId w:val="1002"/>
+          <w:numId w:val="1003"/>
         </w:numPr>
       </w:pPr>
       <w:r>
@@ -4175,19 +3728,7 @@
         <w:t xml:space="preserve"> </w:t>
       </w:r>
       <w:r>
-        <w:t xml:space="preserve">spremnikom, sa prenosom na primarne nosače podne konstrukcije. Opterećenja su</w:t>
-      </w:r>
-      <w:r>
-        <w:t xml:space="preserve"> </w:t>
-      </w:r>
-      <w:r>
-        <w:t xml:space="preserve">koncentrisana na mali broj sekundarnih nosača (HOP 100 × 50 × 3 na 0,51 m), dok se</w:t>
-      </w:r>
-      <w:r>
-        <w:t xml:space="preserve"> </w:t>
-      </w:r>
-      <w:r>
-        <w:t xml:space="preserve">10,00 kN/m² odnosi na ravnomjerno raspodijeljeno opterećenje</w:t>
+        <w:t xml:space="preserve">spremnikom, sa prenosom opterećenja na primarne nosače podne konstrukcije</w:t>
       </w:r>
     </w:p>
     <w:p>
@@ -4195,48 +3736,27 @@
         <w:pStyle w:val="Compact"/>
         <w:numPr>
           <w:ilvl w:val="0"/>
-          <w:numId w:val="1002"/>
+          <w:numId w:val="1003"/>
         </w:numPr>
       </w:pPr>
+      <w:r>
+        <w:t xml:space="preserve">ispod spremnika se izvodi</w:t>
+      </w:r>
+      <w:r>
+        <w:t xml:space="preserve"> </w:t>
+      </w:r>
       <w:r>
         <w:rPr>
           <w:b/>
           <w:bCs/>
         </w:rPr>
-        <w:t xml:space="preserve">sekundarnu zaštitu čini međuplašt</w:t>
-      </w:r>
-      <w:r>
-        <w:t xml:space="preserve"> </w:t>
-      </w:r>
-      <w:r>
-        <w:t xml:space="preserve">dvoplašnog spremnika sa sondom za detekciju</w:t>
-      </w:r>
-      <w:r>
-        <w:t xml:space="preserve"> </w:t>
-      </w:r>
-      <w:r>
-        <w:t xml:space="preserve">curenja, pa tankvana zapremine ≥110 %</w:t>
-      </w:r>
-      <w:r>
-        <w:t xml:space="preserve"> </w:t>
+        <w:t xml:space="preserve">prihvatno korito (kada) 1150 × 640 mm, visina ruba</w:t>
       </w:r>
       <w:r>
         <w:rPr>
           <w:b/>
           <w:bCs/>
         </w:rPr>
-        <w:t xml:space="preserve">NIJE zahtijevana</w:t>
-      </w:r>
-      <w:r>
-        <w:t xml:space="preserve">. Ispod spremnika se</w:t>
-      </w:r>
-      <w:r>
-        <w:t xml:space="preserve"> </w:t>
-      </w:r>
-      <w:r>
-        <w:t xml:space="preserve">izvodi</w:t>
-      </w:r>
-      <w:r>
         <w:t xml:space="preserve"> </w:t>
       </w:r>
       <w:r>
@@ -4244,16 +3764,16 @@
           <w:b/>
           <w:bCs/>
         </w:rPr>
-        <w:t xml:space="preserve">prihvatno korito (kada) 1150 × 640 mm, visina ruba 200 mm</w:t>
-      </w:r>
-      <w:r>
-        <w:t xml:space="preserve">, za prihvat</w:t>
-      </w:r>
-      <w:r>
-        <w:t xml:space="preserve"> </w:t>
-      </w:r>
-      <w:r>
-        <w:t xml:space="preserve">kapanja i prosipanja, sa vidljivim najnižim mjestom za kontrolu i pražnjenje</w:t>
+        <w:t xml:space="preserve">200 mm</w:t>
+      </w:r>
+      <w:r>
+        <w:t xml:space="preserve">, za prihvat kapanja i prosipanja, sa vidljivim najnižim mjestom za kontrolu</w:t>
+      </w:r>
+      <w:r>
+        <w:t xml:space="preserve"> </w:t>
+      </w:r>
+      <w:r>
+        <w:t xml:space="preserve">i pražnjenje</w:t>
       </w:r>
     </w:p>
     <w:p>
@@ -4261,7 +3781,7 @@
         <w:pStyle w:val="Compact"/>
         <w:numPr>
           <w:ilvl w:val="0"/>
-          <w:numId w:val="1002"/>
+          <w:numId w:val="1003"/>
         </w:numPr>
       </w:pPr>
       <w:r>
@@ -4279,7 +3799,7 @@
         <w:pStyle w:val="Compact"/>
         <w:numPr>
           <w:ilvl w:val="0"/>
-          <w:numId w:val="1002"/>
+          <w:numId w:val="1003"/>
         </w:numPr>
       </w:pPr>
       <w:r>
@@ -4297,7 +3817,7 @@
         <w:pStyle w:val="Compact"/>
         <w:numPr>
           <w:ilvl w:val="0"/>
-          <w:numId w:val="1002"/>
+          <w:numId w:val="1003"/>
         </w:numPr>
       </w:pPr>
       <w:r>
@@ -4315,7 +3835,7 @@
         <w:pStyle w:val="Compact"/>
         <w:numPr>
           <w:ilvl w:val="0"/>
-          <w:numId w:val="1002"/>
+          <w:numId w:val="1003"/>
         </w:numPr>
       </w:pPr>
       <w:r>
@@ -4337,7 +3857,7 @@
         <w:pStyle w:val="Compact"/>
         <w:numPr>
           <w:ilvl w:val="0"/>
-          <w:numId w:val="1002"/>
+          <w:numId w:val="1003"/>
         </w:numPr>
       </w:pPr>
       <w:r>
@@ -6294,56 +5814,6 @@
               <w:pStyle w:val="Compact"/>
             </w:pPr>
             <w:r>
-              <w:t xml:space="preserve">Struja kvara (SHUNT)</w:t>
-            </w:r>
-          </w:p>
-        </w:tc>
-        <w:tc>
-          <w:tcPr/>
-          <w:p>
-            <w:pPr>
-              <w:pStyle w:val="Compact"/>
-            </w:pPr>
-            <w:r>
-              <w:t xml:space="preserve">prva poluperioda ≈333 A (12,8 × In) → prelazna ≈169 A (6,5 × In) →</w:t>
-            </w:r>
-            <w:r>
-              <w:t xml:space="preserve"> </w:t>
-            </w:r>
-            <w:r>
-              <w:rPr>
-                <w:b/>
-                <w:bCs/>
-              </w:rPr>
-              <w:t xml:space="preserve">TRAJNA ≈13 A (0,5 × In)</w:t>
-            </w:r>
-            <w:r>
-              <w:t xml:space="preserve"> </w:t>
-            </w:r>
-            <w:r>
-              <w:t xml:space="preserve">— ne aktivira zaštitu (</w:t>
-            </w:r>
-            <w:r>
-              <w:rPr>
-                <w:b/>
-                <w:bCs/>
-              </w:rPr>
-              <w:t xml:space="preserve">ne zadovoljava</w:t>
-            </w:r>
-            <w:r>
-              <w:t xml:space="preserve">)</w:t>
-            </w:r>
-          </w:p>
-        </w:tc>
-      </w:tr>
-      <w:tr>
-        <w:tc>
-          <w:tcPr/>
-          <w:p>
-            <w:pPr>
-              <w:pStyle w:val="Compact"/>
-            </w:pPr>
-            <w:r>
               <w:rPr>
                 <w:b/>
                 <w:bCs/>
@@ -6688,17 +6158,6 @@
               <w:pStyle w:val="Compact"/>
             </w:pPr>
             <w:r>
-              <w:t xml:space="preserve">snimiti stanje i prevezati postojeće krugove u novi GRO; signalna rasvjeta antenskog stuba (K7) prelazi na DC razvod −48 V</w:t>
-            </w:r>
-          </w:p>
-        </w:tc>
-        <w:tc>
-          <w:tcPr/>
-          <w:p>
-            <w:pPr>
-              <w:pStyle w:val="Compact"/>
-            </w:pPr>
-            <w:r>
               <w:t xml:space="preserve">kontejner je</w:t>
             </w:r>
             <w:r>
@@ -6712,7 +6171,31 @@
               <w:t xml:space="preserve">prazan — nema GRO ni krugova</w:t>
             </w:r>
             <w:r>
-              <w:t xml:space="preserve">: nova rasvjeta (2 LED svjetiljke IP65 ≥1500 lm; jedna je za 48 V DC na DC razvodu, pa je svjetlo dostupno i kad agregat ne radi), 2 utičnice 230 V/16 A IP44, kablovi u kanalicama; postojeća svjetiljka za obilježavanje stuba prelazi na DC razvod −48 V</w:t>
+              <w:t xml:space="preserve">: nova rasvjeta (2 LED svjetiljke IP65 ≥1500 lm; jedna je za 48 V DC na DC razvodu, pa je svjetlo dostupno i kad agregat ne radi), 2 utičnice 230 V/16 A IP44, kablovi u kanalicama; postojeća rasvjeta stuba prelazi na DC razvod −48 V</w:t>
+            </w:r>
+          </w:p>
+        </w:tc>
+        <w:tc>
+          <w:tcPr/>
+          <w:p>
+            <w:pPr>
+              <w:pStyle w:val="Compact"/>
+            </w:pPr>
+            <w:r>
+              <w:t xml:space="preserve">kontejner je</w:t>
+            </w:r>
+            <w:r>
+              <w:t xml:space="preserve"> </w:t>
+            </w:r>
+            <w:r>
+              <w:rPr>
+                <w:b/>
+                <w:bCs/>
+              </w:rPr>
+              <w:t xml:space="preserve">prazan — nema GRO ni krugova</w:t>
+            </w:r>
+            <w:r>
+              <w:t xml:space="preserve">: nova rasvjeta (2 LED svjetiljke IP65 ≥1500 lm; jedna je za 48 V DC na DC razvodu, pa je svjetlo dostupno i kad agregat ne radi), 2 utičnice 230 V/16 A IP44, kablovi u kanalicama; postojeća rasvjeta stuba prelazi na DC razvod −48 V</w:t>
             </w:r>
           </w:p>
         </w:tc>
@@ -6952,7 +6435,7 @@
               <w:pStyle w:val="Compact"/>
             </w:pPr>
             <w:r>
-              <w:t xml:space="preserve">Svjetiljka za obilježavanje antenskog stuba</w:t>
+              <w:t xml:space="preserve">Rasvjeta stuba</w:t>
             </w:r>
           </w:p>
         </w:tc>
@@ -7142,7 +6625,7 @@
         <w:pStyle w:val="Compact"/>
         <w:numPr>
           <w:ilvl w:val="0"/>
-          <w:numId w:val="1003"/>
+          <w:numId w:val="1004"/>
         </w:numPr>
       </w:pPr>
       <w:r>
@@ -7173,7 +6656,7 @@
         <w:pStyle w:val="Compact"/>
         <w:numPr>
           <w:ilvl w:val="0"/>
-          <w:numId w:val="1003"/>
+          <w:numId w:val="1004"/>
         </w:numPr>
       </w:pPr>
       <w:r>
@@ -7181,25 +6664,16 @@
           <w:b/>
           <w:bCs/>
         </w:rPr>
-        <w:t xml:space="preserve">ograničenje ulazne snage ispravljačkog sistema na maks. 9,5 kW dok agregat radi.</w:t>
-      </w:r>
-      <w:r>
-        <w:t xml:space="preserve"> </w:t>
-      </w:r>
-      <w:r>
-        <w:t xml:space="preserve">Derativana prime snaga agregata je 11,6 kW na Sjednici i 12,3 kW na Hamzićima, a</w:t>
-      </w:r>
-      <w:r>
-        <w:t xml:space="preserve"> </w:t>
-      </w:r>
-      <w:r>
-        <w:t xml:space="preserve">neograničen ispravljački sistem vuče ≈12,5 kW. Granica ujedno drži agregat iznad 30 %</w:t>
-      </w:r>
-      <w:r>
-        <w:t xml:space="preserve"> </w:t>
-      </w:r>
-      <w:r>
-        <w:t xml:space="preserve">opterećenja i sprječava mokri rad motora</w:t>
+        <w:t xml:space="preserve">ograničenje ulazne snage ispravljačkog sistema na maks. 9,5 kW dok agregat radi</w:t>
+      </w:r>
+      <w:r>
+        <w:t xml:space="preserve">,</w:t>
+      </w:r>
+      <w:r>
+        <w:t xml:space="preserve"> </w:t>
+      </w:r>
+      <w:r>
+        <w:t xml:space="preserve">uz zadržavanje opterećenja agregata iznad 30 %</w:t>
       </w:r>
     </w:p>
     <w:p>
@@ -7207,7 +6681,7 @@
         <w:pStyle w:val="Compact"/>
         <w:numPr>
           <w:ilvl w:val="0"/>
-          <w:numId w:val="1003"/>
+          <w:numId w:val="1004"/>
         </w:numPr>
       </w:pPr>
       <w:r>
@@ -7215,7 +6689,7 @@
           <w:b/>
           <w:bCs/>
         </w:rPr>
-        <w:t xml:space="preserve">parametriranje SMU za minimalan rad agregata (OBAVEZNO)</w:t>
+        <w:t xml:space="preserve">parametriranje SMU za minimalan rad agregata</w:t>
       </w:r>
       <w:r>
         <w:t xml:space="preserve"> </w:t>
@@ -7235,7 +6709,7 @@
         <w:pStyle w:val="Compact"/>
         <w:numPr>
           <w:ilvl w:val="1"/>
-          <w:numId w:val="1004"/>
+          <w:numId w:val="1005"/>
         </w:numPr>
       </w:pPr>
       <w:r>
@@ -7263,7 +6737,7 @@
         <w:pStyle w:val="Compact"/>
         <w:numPr>
           <w:ilvl w:val="1"/>
-          <w:numId w:val="1004"/>
+          <w:numId w:val="1005"/>
         </w:numPr>
       </w:pPr>
       <w:r>
@@ -7289,7 +6763,7 @@
         <w:t xml:space="preserve"> </w:t>
       </w:r>
       <w:r>
-        <w:t xml:space="preserve">polje; punjenje baterija agregatom do vrha povećava rad agregata za 10–16 %</w:t>
+        <w:t xml:space="preserve">polje</w:t>
       </w:r>
     </w:p>
     <w:p>
@@ -7297,7 +6771,7 @@
         <w:pStyle w:val="Compact"/>
         <w:numPr>
           <w:ilvl w:val="1"/>
-          <w:numId w:val="1004"/>
+          <w:numId w:val="1005"/>
         </w:numPr>
       </w:pPr>
       <w:r>
@@ -7321,7 +6795,7 @@
         <w:pStyle w:val="Compact"/>
         <w:numPr>
           <w:ilvl w:val="1"/>
-          <w:numId w:val="1004"/>
+          <w:numId w:val="1005"/>
         </w:numPr>
       </w:pPr>
       <w:r>
@@ -7343,7 +6817,7 @@
         <w:pStyle w:val="Compact"/>
         <w:numPr>
           <w:ilvl w:val="0"/>
-          <w:numId w:val="1003"/>
+          <w:numId w:val="1004"/>
         </w:numPr>
       </w:pPr>
       <w:r>
@@ -7361,7 +6835,7 @@
         <w:pStyle w:val="Compact"/>
         <w:numPr>
           <w:ilvl w:val="0"/>
-          <w:numId w:val="1003"/>
+          <w:numId w:val="1004"/>
         </w:numPr>
       </w:pPr>
       <w:r>
@@ -7389,7 +6863,7 @@
         <w:pStyle w:val="Compact"/>
         <w:numPr>
           <w:ilvl w:val="0"/>
-          <w:numId w:val="1005"/>
+          <w:numId w:val="1006"/>
         </w:numPr>
       </w:pPr>
       <w:r>
@@ -7407,7 +6881,7 @@
         <w:pStyle w:val="Compact"/>
         <w:numPr>
           <w:ilvl w:val="0"/>
-          <w:numId w:val="1005"/>
+          <w:numId w:val="1006"/>
         </w:numPr>
       </w:pPr>
       <w:r>
@@ -7419,7 +6893,7 @@
         <w:pStyle w:val="Compact"/>
         <w:numPr>
           <w:ilvl w:val="0"/>
-          <w:numId w:val="1005"/>
+          <w:numId w:val="1006"/>
         </w:numPr>
       </w:pPr>
       <w:r>
@@ -7441,7 +6915,7 @@
         <w:pStyle w:val="Compact"/>
         <w:numPr>
           <w:ilvl w:val="0"/>
-          <w:numId w:val="1005"/>
+          <w:numId w:val="1006"/>
         </w:numPr>
       </w:pPr>
       <w:r>
@@ -7453,7 +6927,7 @@
         <w:pStyle w:val="Compact"/>
         <w:numPr>
           <w:ilvl w:val="0"/>
-          <w:numId w:val="1005"/>
+          <w:numId w:val="1006"/>
         </w:numPr>
       </w:pPr>
       <w:r>
@@ -7465,7 +6939,7 @@
         <w:pStyle w:val="Compact"/>
         <w:numPr>
           <w:ilvl w:val="0"/>
-          <w:numId w:val="1005"/>
+          <w:numId w:val="1006"/>
         </w:numPr>
       </w:pPr>
       <w:r>
@@ -7477,7 +6951,7 @@
         <w:pStyle w:val="Compact"/>
         <w:numPr>
           <w:ilvl w:val="0"/>
-          <w:numId w:val="1005"/>
+          <w:numId w:val="1006"/>
         </w:numPr>
       </w:pPr>
       <w:r>
@@ -7526,7 +7000,7 @@
         <w:pStyle w:val="Compact"/>
         <w:numPr>
           <w:ilvl w:val="0"/>
-          <w:numId w:val="1006"/>
+          <w:numId w:val="1007"/>
         </w:numPr>
       </w:pPr>
       <w:r>
@@ -7570,7 +7044,7 @@
         <w:pStyle w:val="Compact"/>
         <w:numPr>
           <w:ilvl w:val="0"/>
-          <w:numId w:val="1006"/>
+          <w:numId w:val="1007"/>
         </w:numPr>
       </w:pPr>
       <w:r>
@@ -7631,7 +7105,7 @@
         <w:pStyle w:val="Compact"/>
         <w:numPr>
           <w:ilvl w:val="0"/>
-          <w:numId w:val="1006"/>
+          <w:numId w:val="1007"/>
         </w:numPr>
       </w:pPr>
       <w:r>
@@ -8451,7 +7925,7 @@
               <w:pStyle w:val="Compact"/>
             </w:pPr>
             <w:r>
-              <w:t xml:space="preserve">Zapisnik o ispitivanju ankera na čupanje (min. 10 %), po lokaciji</w:t>
+              <w:t xml:space="preserve">Zapisnik o ispitivanju ankera na čupanje (min. 2 ankera po lokaciji)</w:t>
             </w:r>
           </w:p>
         </w:tc>
@@ -8842,6 +8316,52 @@
             </w:pPr>
             <w:r>
               <w:t xml:space="preserve">REALIZACIJA</w:t>
+            </w:r>
+          </w:p>
+        </w:tc>
+      </w:tr>
+      <w:tr>
+        <w:tc>
+          <w:tcPr/>
+          <w:p>
+            <w:pPr>
+              <w:pStyle w:val="Compact"/>
+            </w:pPr>
+            <w:r>
+              <w:t xml:space="preserve">15</w:t>
+            </w:r>
+          </w:p>
+        </w:tc>
+        <w:tc>
+          <w:tcPr/>
+          <w:p>
+            <w:pPr>
+              <w:pStyle w:val="Compact"/>
+            </w:pPr>
+            <w:r>
+              <w:t xml:space="preserve">Derating snage agregata prema ISO 3046-1, od proizvođača, za nadmorsku visinu i projektnu temperaturu obje lokacije</w:t>
+            </w:r>
+          </w:p>
+        </w:tc>
+        <w:tc>
+          <w:tcPr/>
+          <w:p>
+            <w:pPr>
+              <w:pStyle w:val="Compact"/>
+            </w:pPr>
+            <w:r>
+              <w:t xml:space="preserve">2</w:t>
+            </w:r>
+          </w:p>
+        </w:tc>
+        <w:tc>
+          <w:tcPr/>
+          <w:p>
+            <w:pPr>
+              <w:pStyle w:val="Compact"/>
+            </w:pPr>
+            <w:r>
+              <w:t xml:space="preserve">PONUDA</w:t>
             </w:r>
           </w:p>
         </w:tc>
@@ -8982,7 +8502,7 @@
               <w:pStyle w:val="Compact"/>
             </w:pPr>
             <w:r>
-              <w:t xml:space="preserve">≥10 % ankera, do 1,5 × projektne sile</w:t>
+              <w:t xml:space="preserve">min. 2 ankera po lokaciji, do 1,5 × projektne sile iz odobrenog tehničkog rješenja</w:t>
             </w:r>
           </w:p>
         </w:tc>
@@ -9123,7 +8643,7 @@
         <w:pStyle w:val="Compact"/>
         <w:numPr>
           <w:ilvl w:val="0"/>
-          <w:numId w:val="1007"/>
+          <w:numId w:val="1008"/>
         </w:numPr>
       </w:pPr>
       <w:r>
@@ -9151,7 +8671,7 @@
         <w:pStyle w:val="Compact"/>
         <w:numPr>
           <w:ilvl w:val="0"/>
-          <w:numId w:val="1007"/>
+          <w:numId w:val="1008"/>
         </w:numPr>
       </w:pPr>
       <w:r>
@@ -9173,7 +8693,7 @@
         <w:pStyle w:val="Compact"/>
         <w:numPr>
           <w:ilvl w:val="0"/>
-          <w:numId w:val="1007"/>
+          <w:numId w:val="1008"/>
         </w:numPr>
       </w:pPr>
       <w:r>
@@ -9185,7 +8705,7 @@
         <w:pStyle w:val="Compact"/>
         <w:numPr>
           <w:ilvl w:val="0"/>
-          <w:numId w:val="1007"/>
+          <w:numId w:val="1008"/>
         </w:numPr>
       </w:pPr>
       <w:r>
@@ -10101,6 +9621,9 @@
     <w:abstractNumId w:val="991"/>
   </w:num>
   <w:num w:numId="1007">
+    <w:abstractNumId w:val="991"/>
+  </w:num>
+  <w:num w:numId="1008">
     <w:abstractNumId w:val="991"/>
   </w:num>
 </w:numbering>
